--- a/Science Books/QED Course/Lesson 54 Electron-Electron Scattering.docx
+++ b/Science Books/QED Course/Lesson 54 Electron-Electron Scattering.docx
@@ -58,7 +58,7 @@
     </w:p>
     <w:p>
       <w:pPr>
-        <w:pStyle w:val="Heading1"/>
+        <w:pStyle w:val="Heading2"/>
       </w:pPr>
       <w:r>
         <w:t>How to use this lesson</w:t>
@@ -71,7 +71,7 @@
     </w:p>
     <w:p>
       <w:pPr>
-        <w:pStyle w:val="Heading2"/>
+        <w:pStyle w:val="Heading3"/>
       </w:pPr>
       <w:r>
         <w:t>Learning objectives</w:t>
@@ -135,7 +135,7 @@
     </w:p>
     <w:p>
       <w:pPr>
-        <w:pStyle w:val="Heading2"/>
+        <w:pStyle w:val="Heading3"/>
       </w:pPr>
       <w:r>
         <w:t>Notation and conventions</w:t>
@@ -351,7 +351,7 @@
     </w:tbl>
     <w:p>
       <w:pPr>
-        <w:pStyle w:val="Heading1"/>
+        <w:pStyle w:val="Heading2"/>
       </w:pPr>
       <w:r>
         <w:t>1 Two diagrams, one relative sign</w:t>
@@ -359,7 +359,44 @@
     </w:p>
     <w:p>
       <w:pPr>
-        <w:pStyle w:val="Heading2"/>
+        <w:spacing w:before="160" w:after="160"/>
+        <w:jc w:val="center"/>
+      </w:pPr>
+      <w:r>
+        <w:rPr>
+          <w:rFonts w:ascii="Consolas" w:hAnsi="Consolas" w:cs="Consolas" w:eastAsia="Consolas"/>
+          <w:sz w:val="20"/>
+        </w:rPr>
+        <w:t>e^{-}(p1) ----*~~~~γ~~~~*---- e^{-}(p3)      e^{-}(p1) ----*~~~~γ~~~~*---- e^{-}(p4)</w:t>
+      </w:r>
+      <w:r>
+        <w:rPr>
+          <w:rFonts w:ascii="Consolas" w:hAnsi="Consolas" w:cs="Consolas" w:eastAsia="Consolas"/>
+          <w:sz w:val="20"/>
+        </w:rPr>
+        <w:br/>
+        <w:t xml:space="preserve">              |         |                                  |         |</w:t>
+      </w:r>
+      <w:r>
+        <w:rPr>
+          <w:rFonts w:ascii="Consolas" w:hAnsi="Consolas" w:cs="Consolas" w:eastAsia="Consolas"/>
+          <w:sz w:val="20"/>
+        </w:rPr>
+        <w:br/>
+        <w:t>e^{-}(p2) ----*         *---- e^{-}(p4)      e^{-}(p2) ----*         *---- e^{-}(p3)</w:t>
+      </w:r>
+      <w:r>
+        <w:rPr>
+          <w:rFonts w:ascii="Consolas" w:hAnsi="Consolas" w:cs="Consolas" w:eastAsia="Consolas"/>
+          <w:sz w:val="20"/>
+        </w:rPr>
+        <w:br/>
+        <w:t xml:space="preserve">           ℳ_t, photon in t                     ℳ_u, photon in u, relative minus</w:t>
+      </w:r>
+    </w:p>
+    <w:p>
+      <w:pPr>
+        <w:pStyle w:val="Heading3"/>
       </w:pPr>
       <w:r>
         <w:t>1.1 A second Wick contraction</w:t>
@@ -372,7 +409,7 @@
     </w:p>
     <w:p>
       <w:pPr>
-        <w:pStyle w:val="Heading2"/>
+        <w:pStyle w:val="Heading3"/>
       </w:pPr>
       <w:r>
         <w:t>1.2 The relative minus sign</w:t>
@@ -385,7 +422,7 @@
     </w:p>
     <w:p>
       <w:pPr>
-        <w:pStyle w:val="Heading2"/>
+        <w:pStyle w:val="Heading3"/>
       </w:pPr>
       <w:r>
         <w:t>1.3 The two amplitudes</w:t>
@@ -393,13 +430,278 @@
     </w:p>
     <w:p>
       <w:pPr>
-        <w:spacing w:before="100" w:after="160"/>
+        <w:spacing w:before="100" w:after="40"/>
         <w:jc w:val="center"/>
       </w:pPr>
       <m:oMathPara>
         <m:oMath>
           <m:r>
-            <m:t xml:space="preserve">i ℳ_t = (ie²/t) [ū(p₃)γ^μu(p₁)][ū(p₄)γ_μu(p₂)] , qquad i ℳ_u = (ie²/u) [ū(p₄)γ^μu(p₁)][ū(p₃)γ_μu(p₂)]</m:t>
+            <m:t xml:space="preserve">i</m:t>
+          </m:r>
+          <m:sSub>
+            <m:e>
+              <m:r>
+                <m:t xml:space="preserve">ℳ</m:t>
+              </m:r>
+            </m:e>
+            <m:sub>
+              <m:r>
+                <m:t xml:space="preserve">t</m:t>
+              </m:r>
+            </m:sub>
+          </m:sSub>
+          <m:r>
+            <m:t xml:space="preserve">=</m:t>
+          </m:r>
+          <m:f>
+            <m:num>
+              <m:sSup>
+                <m:e>
+                  <m:r>
+                    <m:t xml:space="preserve">ie</m:t>
+                  </m:r>
+                </m:e>
+                <m:sup>
+                  <m:r>
+                    <m:t xml:space="preserve">2</m:t>
+                  </m:r>
+                </m:sup>
+              </m:sSup>
+            </m:num>
+            <m:den>
+              <m:r>
+                <m:t xml:space="preserve">t</m:t>
+              </m:r>
+            </m:den>
+          </m:f>
+          <m:r>
+            <m:t xml:space="preserve">[</m:t>
+          </m:r>
+          <m:r>
+            <m:t xml:space="preserve">ū</m:t>
+          </m:r>
+          <m:sSub>
+            <m:e>
+              <m:r>
+                <m:t xml:space="preserve">p</m:t>
+              </m:r>
+            </m:e>
+            <m:sub>
+              <m:r>
+                <m:t xml:space="preserve">3</m:t>
+              </m:r>
+            </m:sub>
+          </m:sSub>
+          <m:sSup>
+            <m:e>
+              <m:r>
+                <m:t xml:space="preserve">γ</m:t>
+              </m:r>
+            </m:e>
+            <m:sup>
+              <m:r>
+                <m:t xml:space="preserve">μu</m:t>
+              </m:r>
+            </m:sup>
+          </m:sSup>
+          <m:sSub>
+            <m:e>
+              <m:r>
+                <m:t xml:space="preserve">p</m:t>
+              </m:r>
+            </m:e>
+            <m:sub>
+              <m:r>
+                <m:t xml:space="preserve">1</m:t>
+              </m:r>
+            </m:sub>
+          </m:sSub>
+          <m:r>
+            <m:t xml:space="preserve">]</m:t>
+          </m:r>
+          <m:r>
+            <m:t xml:space="preserve">[</m:t>
+          </m:r>
+          <m:r>
+            <m:t xml:space="preserve">ū</m:t>
+          </m:r>
+          <m:sSub>
+            <m:e>
+              <m:r>
+                <m:t xml:space="preserve">p</m:t>
+              </m:r>
+            </m:e>
+            <m:sub>
+              <m:r>
+                <m:t xml:space="preserve">4</m:t>
+              </m:r>
+            </m:sub>
+          </m:sSub>
+          <m:sSub>
+            <m:e>
+              <m:r>
+                <m:t xml:space="preserve">γ</m:t>
+              </m:r>
+            </m:e>
+            <m:sub>
+              <m:r>
+                <m:t xml:space="preserve">μu</m:t>
+              </m:r>
+            </m:sub>
+          </m:sSub>
+          <m:sSub>
+            <m:e>
+              <m:r>
+                <m:t xml:space="preserve">p</m:t>
+              </m:r>
+            </m:e>
+            <m:sub>
+              <m:r>
+                <m:t xml:space="preserve">2</m:t>
+              </m:r>
+            </m:sub>
+          </m:sSub>
+          <m:r>
+            <m:t xml:space="preserve">]</m:t>
+          </m:r>
+        </m:oMath>
+      </m:oMathPara>
+    </w:p>
+    <w:p>
+      <w:pPr>
+        <w:spacing w:before="40" w:after="160"/>
+        <w:jc w:val="center"/>
+      </w:pPr>
+      <m:oMathPara>
+        <m:oMath>
+          <m:r>
+            <m:t xml:space="preserve">i</m:t>
+          </m:r>
+          <m:sSub>
+            <m:e>
+              <m:r>
+                <m:t xml:space="preserve">ℳ</m:t>
+              </m:r>
+            </m:e>
+            <m:sub>
+              <m:r>
+                <m:t xml:space="preserve">u</m:t>
+              </m:r>
+            </m:sub>
+          </m:sSub>
+          <m:r>
+            <m:t xml:space="preserve">=</m:t>
+          </m:r>
+          <m:f>
+            <m:num>
+              <m:sSup>
+                <m:e>
+                  <m:r>
+                    <m:t xml:space="preserve">ie</m:t>
+                  </m:r>
+                </m:e>
+                <m:sup>
+                  <m:r>
+                    <m:t xml:space="preserve">2</m:t>
+                  </m:r>
+                </m:sup>
+              </m:sSup>
+            </m:num>
+            <m:den>
+              <m:r>
+                <m:t xml:space="preserve">u</m:t>
+              </m:r>
+            </m:den>
+          </m:f>
+          <m:r>
+            <m:t xml:space="preserve">[</m:t>
+          </m:r>
+          <m:r>
+            <m:t xml:space="preserve">ū</m:t>
+          </m:r>
+          <m:sSub>
+            <m:e>
+              <m:r>
+                <m:t xml:space="preserve">p</m:t>
+              </m:r>
+            </m:e>
+            <m:sub>
+              <m:r>
+                <m:t xml:space="preserve">4</m:t>
+              </m:r>
+            </m:sub>
+          </m:sSub>
+          <m:sSup>
+            <m:e>
+              <m:r>
+                <m:t xml:space="preserve">γ</m:t>
+              </m:r>
+            </m:e>
+            <m:sup>
+              <m:r>
+                <m:t xml:space="preserve">μu</m:t>
+              </m:r>
+            </m:sup>
+          </m:sSup>
+          <m:sSub>
+            <m:e>
+              <m:r>
+                <m:t xml:space="preserve">p</m:t>
+              </m:r>
+            </m:e>
+            <m:sub>
+              <m:r>
+                <m:t xml:space="preserve">1</m:t>
+              </m:r>
+            </m:sub>
+          </m:sSub>
+          <m:r>
+            <m:t xml:space="preserve">]</m:t>
+          </m:r>
+          <m:r>
+            <m:t xml:space="preserve">[</m:t>
+          </m:r>
+          <m:r>
+            <m:t xml:space="preserve">ū</m:t>
+          </m:r>
+          <m:sSub>
+            <m:e>
+              <m:r>
+                <m:t xml:space="preserve">p</m:t>
+              </m:r>
+            </m:e>
+            <m:sub>
+              <m:r>
+                <m:t xml:space="preserve">3</m:t>
+              </m:r>
+            </m:sub>
+          </m:sSub>
+          <m:sSub>
+            <m:e>
+              <m:r>
+                <m:t xml:space="preserve">γ</m:t>
+              </m:r>
+            </m:e>
+            <m:sub>
+              <m:r>
+                <m:t xml:space="preserve">μu</m:t>
+              </m:r>
+            </m:sub>
+          </m:sSub>
+          <m:sSub>
+            <m:e>
+              <m:r>
+                <m:t xml:space="preserve">p</m:t>
+              </m:r>
+            </m:e>
+            <m:sub>
+              <m:r>
+                <m:t xml:space="preserve">2</m:t>
+              </m:r>
+            </m:sub>
+          </m:sSub>
+          <m:r>
+            <m:t xml:space="preserve">]</m:t>
           </m:r>
         </m:oMath>
       </m:oMathPara>
@@ -417,16 +719,47 @@
       <m:oMathPara>
         <m:oMath>
           <m:r>
-            <m:t xml:space="preserve">ℳ = ℳ_t − ℳ_u</m:t>
+            <m:t xml:space="preserve">ℳ</m:t>
           </m:r>
+          <m:r>
+            <m:t xml:space="preserve">=</m:t>
+          </m:r>
+          <m:sSub>
+            <m:e>
+              <m:r>
+                <m:t xml:space="preserve">ℳ</m:t>
+              </m:r>
+            </m:e>
+            <m:sub>
+              <m:r>
+                <m:t xml:space="preserve">t</m:t>
+              </m:r>
+            </m:sub>
+          </m:sSub>
+          <m:r>
+            <m:t xml:space="preserve">−</m:t>
+          </m:r>
+          <m:sSub>
+            <m:e>
+              <m:r>
+                <m:t xml:space="preserve">ℳ</m:t>
+              </m:r>
+            </m:e>
+            <m:sub>
+              <m:r>
+                <m:t xml:space="preserve">u</m:t>
+              </m:r>
+            </m:sub>
+          </m:sSub>
         </m:oMath>
       </m:oMathPara>
     </w:p>
     <w:p>
-      <w:pPr>
-        <w:pStyle w:val="Heading3"/>
-      </w:pPr>
       <w:r>
+        <w:rPr>
+          <w:b/>
+          <w:i/>
+        </w:rPr>
         <w:t>Worked example 1</w:t>
       </w:r>
     </w:p>
@@ -437,7 +770,7 @@
     </w:p>
     <w:p>
       <w:pPr>
-        <w:pStyle w:val="Heading1"/>
+        <w:pStyle w:val="Heading2"/>
       </w:pPr>
       <w:r>
         <w:t>2 Squaring: three pieces</w:t>
@@ -445,7 +778,7 @@
     </w:p>
     <w:p>
       <w:pPr>
-        <w:pStyle w:val="Heading2"/>
+        <w:pStyle w:val="Heading3"/>
       </w:pPr>
       <w:r>
         <w:t>2.1 Direct and exchange squared</w:t>
@@ -459,8 +792,118 @@
       <m:oMathPara>
         <m:oMath>
           <m:r>
-            <m:t xml:space="preserve">|ℳ|² = |ℳ_t|² + |ℳ_u|² − 2 Re(ℳ_t ℳ_u^*)</m:t>
+            <m:t xml:space="preserve">|</m:t>
           </m:r>
+          <m:r>
+            <m:t xml:space="preserve">ℳ</m:t>
+          </m:r>
+          <m:r>
+            <m:t xml:space="preserve">|</m:t>
+          </m:r>
+          <m:sSup>
+            <m:e/>
+            <m:sup>
+              <m:r>
+                <m:t xml:space="preserve">2</m:t>
+              </m:r>
+            </m:sup>
+          </m:sSup>
+          <m:r>
+            <m:t xml:space="preserve">=</m:t>
+          </m:r>
+          <m:r>
+            <m:t xml:space="preserve">|</m:t>
+          </m:r>
+          <m:sSub>
+            <m:e>
+              <m:r>
+                <m:t xml:space="preserve">ℳ</m:t>
+              </m:r>
+            </m:e>
+            <m:sub>
+              <m:r>
+                <m:t xml:space="preserve">t</m:t>
+              </m:r>
+            </m:sub>
+          </m:sSub>
+          <m:r>
+            <m:t xml:space="preserve">|</m:t>
+          </m:r>
+          <m:sSup>
+            <m:e/>
+            <m:sup>
+              <m:r>
+                <m:t xml:space="preserve">2</m:t>
+              </m:r>
+            </m:sup>
+          </m:sSup>
+          <m:r>
+            <m:t xml:space="preserve">+</m:t>
+          </m:r>
+          <m:r>
+            <m:t xml:space="preserve">|</m:t>
+          </m:r>
+          <m:sSub>
+            <m:e>
+              <m:r>
+                <m:t xml:space="preserve">ℳ</m:t>
+              </m:r>
+            </m:e>
+            <m:sub>
+              <m:r>
+                <m:t xml:space="preserve">u</m:t>
+              </m:r>
+            </m:sub>
+          </m:sSub>
+          <m:r>
+            <m:t xml:space="preserve">|</m:t>
+          </m:r>
+          <m:sSup>
+            <m:e/>
+            <m:sup>
+              <m:r>
+                <m:t xml:space="preserve">2</m:t>
+              </m:r>
+            </m:sup>
+          </m:sSup>
+          <m:r>
+            <m:t xml:space="preserve">−</m:t>
+          </m:r>
+          <m:r>
+            <m:t xml:space="preserve">2</m:t>
+          </m:r>
+          <m:r>
+            <m:t xml:space="preserve">Re</m:t>
+          </m:r>
+          <m:sSub>
+            <m:e>
+              <m:r>
+                <m:t xml:space="preserve">ℳ</m:t>
+              </m:r>
+            </m:e>
+            <m:sub>
+              <m:r>
+                <m:t xml:space="preserve">t</m:t>
+              </m:r>
+            </m:sub>
+          </m:sSub>
+          <m:sSubSup>
+            <m:e>
+              <m:r>
+                <m:t xml:space="preserve">ℳ</m:t>
+              </m:r>
+            </m:e>
+            <m:sub>
+              <m:r>
+                <m:t xml:space="preserve">u</m:t>
+              </m:r>
+            </m:sub>
+            <m:sup>
+              <m:r>
+                <m:t xml:space="preserve">*</m:t>
+              </m:r>
+            </m:sup>
+          </m:sSubSup>
         </m:oMath>
       </m:oMathPara>
     </w:p>
@@ -471,7 +914,7 @@
     </w:p>
     <w:p>
       <w:pPr>
-        <w:pStyle w:val="Heading2"/>
+        <w:pStyle w:val="Heading3"/>
       </w:pPr>
       <w:r>
         <w:t>2.2 The interference term</w:t>
@@ -498,8 +941,238 @@
       </w:pPr>
       <m:oMathPara>
         <m:oMath>
+          <m:sSub>
+            <m:e>
+              <m:r>
+                <m:t xml:space="preserve">ℳ</m:t>
+              </m:r>
+            </m:e>
+            <m:sub>
+              <m:r>
+                <m:t xml:space="preserve">t</m:t>
+              </m:r>
+            </m:sub>
+          </m:sSub>
+          <m:sSubSup>
+            <m:e>
+              <m:r>
+                <m:t xml:space="preserve">ℳ</m:t>
+              </m:r>
+            </m:e>
+            <m:sub>
+              <m:r>
+                <m:t xml:space="preserve">u</m:t>
+              </m:r>
+            </m:sub>
+            <m:sup>
+              <m:r>
+                <m:t xml:space="preserve">*</m:t>
+              </m:r>
+            </m:sup>
+          </m:sSubSup>
           <m:r>
-            <m:t xml:space="preserve">ℳ_t ℳ_u^* = (e⁴/(tu)) [ū(p₃)γ^μu(p₁)][ū(p₄)γ_μu(p₂)] [ū(p₁)γ^νu(p₄)][ū(p₂)γ_νu(p₃)]</m:t>
+            <m:t xml:space="preserve">=</m:t>
+          </m:r>
+          <m:f>
+            <m:num>
+              <m:sSup>
+                <m:e>
+                  <m:r>
+                    <m:t xml:space="preserve">e</m:t>
+                  </m:r>
+                </m:e>
+                <m:sup>
+                  <m:r>
+                    <m:t xml:space="preserve">4</m:t>
+                  </m:r>
+                </m:sup>
+              </m:sSup>
+            </m:num>
+            <m:den>
+              <m:r>
+                <m:t xml:space="preserve">tu</m:t>
+              </m:r>
+            </m:den>
+          </m:f>
+          <m:r>
+            <m:t xml:space="preserve">[</m:t>
+          </m:r>
+          <m:r>
+            <m:t xml:space="preserve">ū</m:t>
+          </m:r>
+          <m:sSub>
+            <m:e>
+              <m:r>
+                <m:t xml:space="preserve">p</m:t>
+              </m:r>
+            </m:e>
+            <m:sub>
+              <m:r>
+                <m:t xml:space="preserve">3</m:t>
+              </m:r>
+            </m:sub>
+          </m:sSub>
+          <m:sSup>
+            <m:e>
+              <m:r>
+                <m:t xml:space="preserve">γ</m:t>
+              </m:r>
+            </m:e>
+            <m:sup>
+              <m:r>
+                <m:t xml:space="preserve">μu</m:t>
+              </m:r>
+            </m:sup>
+          </m:sSup>
+          <m:sSub>
+            <m:e>
+              <m:r>
+                <m:t xml:space="preserve">p</m:t>
+              </m:r>
+            </m:e>
+            <m:sub>
+              <m:r>
+                <m:t xml:space="preserve">1</m:t>
+              </m:r>
+            </m:sub>
+          </m:sSub>
+          <m:r>
+            <m:t xml:space="preserve">]</m:t>
+          </m:r>
+          <m:r>
+            <m:t xml:space="preserve">[</m:t>
+          </m:r>
+          <m:r>
+            <m:t xml:space="preserve">ū</m:t>
+          </m:r>
+          <m:sSub>
+            <m:e>
+              <m:r>
+                <m:t xml:space="preserve">p</m:t>
+              </m:r>
+            </m:e>
+            <m:sub>
+              <m:r>
+                <m:t xml:space="preserve">4</m:t>
+              </m:r>
+            </m:sub>
+          </m:sSub>
+          <m:sSub>
+            <m:e>
+              <m:r>
+                <m:t xml:space="preserve">γ</m:t>
+              </m:r>
+            </m:e>
+            <m:sub>
+              <m:r>
+                <m:t xml:space="preserve">μu</m:t>
+              </m:r>
+            </m:sub>
+          </m:sSub>
+          <m:sSub>
+            <m:e>
+              <m:r>
+                <m:t xml:space="preserve">p</m:t>
+              </m:r>
+            </m:e>
+            <m:sub>
+              <m:r>
+                <m:t xml:space="preserve">2</m:t>
+              </m:r>
+            </m:sub>
+          </m:sSub>
+          <m:r>
+            <m:t xml:space="preserve">]</m:t>
+          </m:r>
+          <m:r>
+            <m:t xml:space="preserve">[</m:t>
+          </m:r>
+          <m:r>
+            <m:t xml:space="preserve">ū</m:t>
+          </m:r>
+          <m:sSub>
+            <m:e>
+              <m:r>
+                <m:t xml:space="preserve">p</m:t>
+              </m:r>
+            </m:e>
+            <m:sub>
+              <m:r>
+                <m:t xml:space="preserve">1</m:t>
+              </m:r>
+            </m:sub>
+          </m:sSub>
+          <m:sSup>
+            <m:e>
+              <m:r>
+                <m:t xml:space="preserve">γ</m:t>
+              </m:r>
+            </m:e>
+            <m:sup>
+              <m:r>
+                <m:t xml:space="preserve">νu</m:t>
+              </m:r>
+            </m:sup>
+          </m:sSup>
+          <m:sSub>
+            <m:e>
+              <m:r>
+                <m:t xml:space="preserve">p</m:t>
+              </m:r>
+            </m:e>
+            <m:sub>
+              <m:r>
+                <m:t xml:space="preserve">4</m:t>
+              </m:r>
+            </m:sub>
+          </m:sSub>
+          <m:r>
+            <m:t xml:space="preserve">]</m:t>
+          </m:r>
+          <m:r>
+            <m:t xml:space="preserve">[</m:t>
+          </m:r>
+          <m:r>
+            <m:t xml:space="preserve">ū</m:t>
+          </m:r>
+          <m:sSub>
+            <m:e>
+              <m:r>
+                <m:t xml:space="preserve">p</m:t>
+              </m:r>
+            </m:e>
+            <m:sub>
+              <m:r>
+                <m:t xml:space="preserve">2</m:t>
+              </m:r>
+            </m:sub>
+          </m:sSub>
+          <m:sSub>
+            <m:e>
+              <m:r>
+                <m:t xml:space="preserve">γ</m:t>
+              </m:r>
+            </m:e>
+            <m:sub>
+              <m:r>
+                <m:t xml:space="preserve">νu</m:t>
+              </m:r>
+            </m:sub>
+          </m:sSub>
+          <m:sSub>
+            <m:e>
+              <m:r>
+                <m:t xml:space="preserve">p</m:t>
+              </m:r>
+            </m:e>
+            <m:sub>
+              <m:r>
+                <m:t xml:space="preserve">3</m:t>
+              </m:r>
+            </m:sub>
+          </m:sSub>
+          <m:r>
+            <m:t xml:space="preserve">]</m:t>
           </m:r>
         </m:oMath>
       </m:oMathPara>
@@ -516,17 +1189,240 @@
       </w:pPr>
       <m:oMathPara>
         <m:oMath>
+          <m:sSub>
+            <m:e>
+              <m:r>
+                <m:t xml:space="preserve">Σ</m:t>
+              </m:r>
+            </m:e>
+            <m:sub>
+              <m:r>
+                <m:t xml:space="preserve">spins</m:t>
+              </m:r>
+            </m:sub>
+          </m:sSub>
+          <m:sSub>
+            <m:e>
+              <m:r>
+                <m:t xml:space="preserve">ℳ</m:t>
+              </m:r>
+            </m:e>
+            <m:sub>
+              <m:r>
+                <m:t xml:space="preserve">t</m:t>
+              </m:r>
+            </m:sub>
+          </m:sSub>
+          <m:sSubSup>
+            <m:e>
+              <m:r>
+                <m:t xml:space="preserve">ℳ</m:t>
+              </m:r>
+            </m:e>
+            <m:sub>
+              <m:r>
+                <m:t xml:space="preserve">u</m:t>
+              </m:r>
+            </m:sub>
+            <m:sup>
+              <m:r>
+                <m:t xml:space="preserve">*</m:t>
+              </m:r>
+            </m:sup>
+          </m:sSubSup>
           <m:r>
-            <m:t xml:space="preserve">Σ_(spins) ℳ_t ℳ_u^* = (e⁴/(tu)) , Tr [ γ^μ (p̸₁+m) γ^ν (p̸₄+m) γ_μ (p̸₂+m) γ_ν (p̸₃+m) ]</m:t>
+            <m:t xml:space="preserve">=</m:t>
+          </m:r>
+          <m:f>
+            <m:num>
+              <m:sSup>
+                <m:e>
+                  <m:r>
+                    <m:t xml:space="preserve">e</m:t>
+                  </m:r>
+                </m:e>
+                <m:sup>
+                  <m:r>
+                    <m:t xml:space="preserve">4</m:t>
+                  </m:r>
+                </m:sup>
+              </m:sSup>
+            </m:num>
+            <m:den>
+              <m:r>
+                <m:t xml:space="preserve">tu</m:t>
+              </m:r>
+            </m:den>
+          </m:f>
+          <m:r>
+            <m:t xml:space="preserve">,</m:t>
+          </m:r>
+          <m:r>
+            <m:t xml:space="preserve">Tr</m:t>
+          </m:r>
+          <m:r>
+            <m:t xml:space="preserve">[</m:t>
+          </m:r>
+          <m:sSup>
+            <m:e>
+              <m:r>
+                <m:t xml:space="preserve">γ</m:t>
+              </m:r>
+            </m:e>
+            <m:sup>
+              <m:r>
+                <m:t xml:space="preserve">μ</m:t>
+              </m:r>
+            </m:sup>
+          </m:sSup>
+          <m:sSub>
+            <m:e>
+              <m:acc>
+                <m:accPr>
+                  <m:chr m:val="/"/>
+                </m:accPr>
+                <m:e>
+                  <m:r>
+                    <m:t xml:space="preserve">p</m:t>
+                  </m:r>
+                </m:e>
+              </m:acc>
+            </m:e>
+            <m:sub>
+              <m:r>
+                <m:t xml:space="preserve">1</m:t>
+              </m:r>
+            </m:sub>
+          </m:sSub>
+          <m:r>
+            <m:t xml:space="preserve">+</m:t>
+          </m:r>
+          <m:r>
+            <m:t xml:space="preserve">m</m:t>
+          </m:r>
+          <m:sSup>
+            <m:e>
+              <m:r>
+                <m:t xml:space="preserve">γ</m:t>
+              </m:r>
+            </m:e>
+            <m:sup>
+              <m:r>
+                <m:t xml:space="preserve">ν</m:t>
+              </m:r>
+            </m:sup>
+          </m:sSup>
+          <m:sSub>
+            <m:e>
+              <m:acc>
+                <m:accPr>
+                  <m:chr m:val="/"/>
+                </m:accPr>
+                <m:e>
+                  <m:r>
+                    <m:t xml:space="preserve">p</m:t>
+                  </m:r>
+                </m:e>
+              </m:acc>
+            </m:e>
+            <m:sub>
+              <m:r>
+                <m:t xml:space="preserve">4</m:t>
+              </m:r>
+            </m:sub>
+          </m:sSub>
+          <m:r>
+            <m:t xml:space="preserve">+</m:t>
+          </m:r>
+          <m:r>
+            <m:t xml:space="preserve">m</m:t>
+          </m:r>
+          <m:sSub>
+            <m:e>
+              <m:r>
+                <m:t xml:space="preserve">γ</m:t>
+              </m:r>
+            </m:e>
+            <m:sub>
+              <m:r>
+                <m:t xml:space="preserve">μ</m:t>
+              </m:r>
+            </m:sub>
+          </m:sSub>
+          <m:sSub>
+            <m:e>
+              <m:acc>
+                <m:accPr>
+                  <m:chr m:val="/"/>
+                </m:accPr>
+                <m:e>
+                  <m:r>
+                    <m:t xml:space="preserve">p</m:t>
+                  </m:r>
+                </m:e>
+              </m:acc>
+            </m:e>
+            <m:sub>
+              <m:r>
+                <m:t xml:space="preserve">2</m:t>
+              </m:r>
+            </m:sub>
+          </m:sSub>
+          <m:r>
+            <m:t xml:space="preserve">+</m:t>
+          </m:r>
+          <m:r>
+            <m:t xml:space="preserve">m</m:t>
+          </m:r>
+          <m:sSub>
+            <m:e>
+              <m:r>
+                <m:t xml:space="preserve">γ</m:t>
+              </m:r>
+            </m:e>
+            <m:sub>
+              <m:r>
+                <m:t xml:space="preserve">ν</m:t>
+              </m:r>
+            </m:sub>
+          </m:sSub>
+          <m:sSub>
+            <m:e>
+              <m:acc>
+                <m:accPr>
+                  <m:chr m:val="/"/>
+                </m:accPr>
+                <m:e>
+                  <m:r>
+                    <m:t xml:space="preserve">p</m:t>
+                  </m:r>
+                </m:e>
+              </m:acc>
+            </m:e>
+            <m:sub>
+              <m:r>
+                <m:t xml:space="preserve">3</m:t>
+              </m:r>
+            </m:sub>
+          </m:sSub>
+          <m:r>
+            <m:t xml:space="preserve">+</m:t>
+          </m:r>
+          <m:r>
+            <m:t xml:space="preserve">m</m:t>
+          </m:r>
+          <m:r>
+            <m:t xml:space="preserve">]</m:t>
           </m:r>
         </m:oMath>
       </m:oMathPara>
     </w:p>
     <w:p>
-      <w:pPr>
-        <w:pStyle w:val="Heading3"/>
-      </w:pPr>
       <w:r>
+        <w:rPr>
+          <w:b/>
+          <w:i/>
+        </w:rPr>
         <w:t>Worked example 2</w:t>
       </w:r>
     </w:p>
@@ -537,7 +1433,7 @@
     </w:p>
     <w:p>
       <w:pPr>
-        <w:pStyle w:val="Heading1"/>
+        <w:pStyle w:val="Heading2"/>
       </w:pPr>
       <w:r>
         <w:t>3 A key gamma-matrix identity</w:t>
@@ -545,7 +1441,7 @@
     </w:p>
     <w:p>
       <w:pPr>
-        <w:pStyle w:val="Heading2"/>
+        <w:pStyle w:val="Heading3"/>
       </w:pPr>
       <w:r>
         <w:t>3.1 Statement</w:t>
@@ -558,15 +1454,117 @@
       </w:pPr>
       <m:oMathPara>
         <m:oMath>
+          <m:sSup>
+            <m:e>
+              <m:r>
+                <m:t xml:space="preserve">γ</m:t>
+              </m:r>
+            </m:e>
+            <m:sup>
+              <m:r>
+                <m:t xml:space="preserve">μ</m:t>
+              </m:r>
+            </m:sup>
+          </m:sSup>
+          <m:sSup>
+            <m:e>
+              <m:r>
+                <m:t xml:space="preserve">γ</m:t>
+              </m:r>
+            </m:e>
+            <m:sup>
+              <m:r>
+                <m:t xml:space="preserve">a</m:t>
+              </m:r>
+            </m:sup>
+          </m:sSup>
+          <m:sSup>
+            <m:e>
+              <m:r>
+                <m:t xml:space="preserve">γ</m:t>
+              </m:r>
+            </m:e>
+            <m:sup>
+              <m:r>
+                <m:t xml:space="preserve">b</m:t>
+              </m:r>
+            </m:sup>
+          </m:sSup>
+          <m:sSup>
+            <m:e>
+              <m:r>
+                <m:t xml:space="preserve">γ</m:t>
+              </m:r>
+            </m:e>
+            <m:sup>
+              <m:r>
+                <m:t xml:space="preserve">c</m:t>
+              </m:r>
+            </m:sup>
+          </m:sSup>
+          <m:sSub>
+            <m:e>
+              <m:r>
+                <m:t xml:space="preserve">γ</m:t>
+              </m:r>
+            </m:e>
+            <m:sub>
+              <m:r>
+                <m:t xml:space="preserve">μ</m:t>
+              </m:r>
+            </m:sub>
+          </m:sSub>
           <m:r>
-            <m:t xml:space="preserve">γ^μ γ^a γ^b γ^c γ_μ = − 2 γ^c γ^b γ^a</m:t>
+            <m:t xml:space="preserve">=</m:t>
           </m:r>
+          <m:r>
+            <m:t xml:space="preserve">−</m:t>
+          </m:r>
+          <m:r>
+            <m:t xml:space="preserve">2</m:t>
+          </m:r>
+          <m:sSup>
+            <m:e>
+              <m:r>
+                <m:t xml:space="preserve">γ</m:t>
+              </m:r>
+            </m:e>
+            <m:sup>
+              <m:r>
+                <m:t xml:space="preserve">c</m:t>
+              </m:r>
+            </m:sup>
+          </m:sSup>
+          <m:sSup>
+            <m:e>
+              <m:r>
+                <m:t xml:space="preserve">γ</m:t>
+              </m:r>
+            </m:e>
+            <m:sup>
+              <m:r>
+                <m:t xml:space="preserve">b</m:t>
+              </m:r>
+            </m:sup>
+          </m:sSup>
+          <m:sSup>
+            <m:e>
+              <m:r>
+                <m:t xml:space="preserve">γ</m:t>
+              </m:r>
+            </m:e>
+            <m:sup>
+              <m:r>
+                <m:t xml:space="preserve">a</m:t>
+              </m:r>
+            </m:sup>
+          </m:sSup>
         </m:oMath>
       </m:oMathPara>
     </w:p>
     <w:p>
       <w:pPr>
-        <w:pStyle w:val="Heading2"/>
+        <w:pStyle w:val="Heading3"/>
       </w:pPr>
       <w:r>
         <w:t>3.2 Derivation</w:t>
@@ -584,9 +1582,263 @@
       </w:pPr>
       <m:oMathPara>
         <m:oMath>
+          <m:sSubSup>
+            <m:e>
+              <m:sSup>
+                <m:e>
+                  <m:sSup>
+                    <m:e>
+                      <m:sSup>
+                        <m:e>
+                          <m:r>
+                            <m:t xml:space="preserve">γ</m:t>
+                          </m:r>
+                        </m:e>
+                        <m:sup>
+                          <m:r>
+                            <m:t xml:space="preserve">μγ</m:t>
+                          </m:r>
+                        </m:sup>
+                      </m:sSup>
+                    </m:e>
+                    <m:sup>
+                      <m:r>
+                        <m:t xml:space="preserve">aγ</m:t>
+                      </m:r>
+                    </m:sup>
+                  </m:sSup>
+                </m:e>
+                <m:sup>
+                  <m:r>
+                    <m:t xml:space="preserve">bγ</m:t>
+                  </m:r>
+                </m:sup>
+              </m:sSup>
+            </m:e>
+            <m:sub>
+              <m:r>
+                <m:t xml:space="preserve">μ</m:t>
+              </m:r>
+            </m:sub>
+            <m:sup>
+              <m:r>
+                <m:t xml:space="preserve">cγ</m:t>
+              </m:r>
+            </m:sup>
+          </m:sSubSup>
           <m:r>
-            <m:t xml:space="preserve">γ^μγ^aγ^bγ^cγ_μ = γ^μγ^aγ^b(2δ^c_μ − γ_μγ^c) = 2γ^cγ^aγ^b − (γ^μγ^aγ^bγ_μ)γ^c = 2γ^cγ^aγ^b − 4g^(ab)γ^c</m:t>
+            <m:t xml:space="preserve">=</m:t>
           </m:r>
+          <m:sSup>
+            <m:e>
+              <m:sSup>
+                <m:e>
+                  <m:sSup>
+                    <m:e>
+                      <m:r>
+                        <m:t xml:space="preserve">γ</m:t>
+                      </m:r>
+                    </m:e>
+                    <m:sup>
+                      <m:r>
+                        <m:t xml:space="preserve">μγ</m:t>
+                      </m:r>
+                    </m:sup>
+                  </m:sSup>
+                </m:e>
+                <m:sup>
+                  <m:r>
+                    <m:t xml:space="preserve">aγ</m:t>
+                  </m:r>
+                </m:sup>
+              </m:sSup>
+            </m:e>
+            <m:sup>
+              <m:r>
+                <m:t xml:space="preserve">b</m:t>
+              </m:r>
+            </m:sup>
+          </m:sSup>
+          <m:sSubSup>
+            <m:e>
+              <m:r>
+                <m:t xml:space="preserve">2δ</m:t>
+              </m:r>
+            </m:e>
+            <m:sub>
+              <m:r>
+                <m:t xml:space="preserve">μ</m:t>
+              </m:r>
+            </m:sub>
+            <m:sup>
+              <m:r>
+                <m:t xml:space="preserve">c</m:t>
+              </m:r>
+            </m:sup>
+          </m:sSubSup>
+          <m:r>
+            <m:t xml:space="preserve">−</m:t>
+          </m:r>
+          <m:sSubSup>
+            <m:e>
+              <m:r>
+                <m:t xml:space="preserve">γ</m:t>
+              </m:r>
+            </m:e>
+            <m:sub>
+              <m:r>
+                <m:t xml:space="preserve">μγ</m:t>
+              </m:r>
+            </m:sub>
+            <m:sup>
+              <m:r>
+                <m:t xml:space="preserve">c</m:t>
+              </m:r>
+            </m:sup>
+          </m:sSubSup>
+          <m:r>
+            <m:t xml:space="preserve">=</m:t>
+          </m:r>
+          <m:sSup>
+            <m:e>
+              <m:sSup>
+                <m:e>
+                  <m:sSup>
+                    <m:e>
+                      <m:r>
+                        <m:t xml:space="preserve">2γ</m:t>
+                      </m:r>
+                    </m:e>
+                    <m:sup>
+                      <m:r>
+                        <m:t xml:space="preserve">cγ</m:t>
+                      </m:r>
+                    </m:sup>
+                  </m:sSup>
+                </m:e>
+                <m:sup>
+                  <m:r>
+                    <m:t xml:space="preserve">aγ</m:t>
+                  </m:r>
+                </m:sup>
+              </m:sSup>
+            </m:e>
+            <m:sup>
+              <m:r>
+                <m:t xml:space="preserve">b</m:t>
+              </m:r>
+            </m:sup>
+          </m:sSup>
+          <m:r>
+            <m:t xml:space="preserve">−</m:t>
+          </m:r>
+          <m:sSubSup>
+            <m:e>
+              <m:sSup>
+                <m:e>
+                  <m:sSup>
+                    <m:e>
+                      <m:r>
+                        <m:t xml:space="preserve">γ</m:t>
+                      </m:r>
+                    </m:e>
+                    <m:sup>
+                      <m:r>
+                        <m:t xml:space="preserve">μγ</m:t>
+                      </m:r>
+                    </m:sup>
+                  </m:sSup>
+                </m:e>
+                <m:sup>
+                  <m:r>
+                    <m:t xml:space="preserve">aγ</m:t>
+                  </m:r>
+                </m:sup>
+              </m:sSup>
+            </m:e>
+            <m:sub>
+              <m:r>
+                <m:t xml:space="preserve">μ</m:t>
+              </m:r>
+            </m:sub>
+            <m:sup>
+              <m:r>
+                <m:t xml:space="preserve">bγ</m:t>
+              </m:r>
+            </m:sup>
+          </m:sSubSup>
+          <m:sSup>
+            <m:e>
+              <m:r>
+                <m:t xml:space="preserve">γ</m:t>
+              </m:r>
+            </m:e>
+            <m:sup>
+              <m:r>
+                <m:t xml:space="preserve">c</m:t>
+              </m:r>
+            </m:sup>
+          </m:sSup>
+          <m:r>
+            <m:t xml:space="preserve">=</m:t>
+          </m:r>
+          <m:sSup>
+            <m:e>
+              <m:sSup>
+                <m:e>
+                  <m:sSup>
+                    <m:e>
+                      <m:r>
+                        <m:t xml:space="preserve">2γ</m:t>
+                      </m:r>
+                    </m:e>
+                    <m:sup>
+                      <m:r>
+                        <m:t xml:space="preserve">cγ</m:t>
+                      </m:r>
+                    </m:sup>
+                  </m:sSup>
+                </m:e>
+                <m:sup>
+                  <m:r>
+                    <m:t xml:space="preserve">aγ</m:t>
+                  </m:r>
+                </m:sup>
+              </m:sSup>
+            </m:e>
+            <m:sup>
+              <m:r>
+                <m:t xml:space="preserve">b</m:t>
+              </m:r>
+            </m:sup>
+          </m:sSup>
+          <m:r>
+            <m:t xml:space="preserve">−</m:t>
+          </m:r>
+          <m:sSup>
+            <m:e>
+              <m:r>
+                <m:t xml:space="preserve">4g</m:t>
+              </m:r>
+            </m:e>
+            <m:sup>
+              <m:r>
+                <m:t xml:space="preserve">ab</m:t>
+              </m:r>
+            </m:sup>
+          </m:sSup>
+          <m:sSup>
+            <m:e>
+              <m:r>
+                <m:t xml:space="preserve">γ</m:t>
+              </m:r>
+            </m:e>
+            <m:sup>
+              <m:r>
+                <m:t xml:space="preserve">c</m:t>
+              </m:r>
+            </m:sup>
+          </m:sSup>
         </m:oMath>
       </m:oMathPara>
     </w:p>
@@ -602,9 +1854,147 @@
       </w:pPr>
       <m:oMathPara>
         <m:oMath>
+          <m:sSup>
+            <m:e>
+              <m:sSup>
+                <m:e>
+                  <m:sSup>
+                    <m:e>
+                      <m:r>
+                        <m:t xml:space="preserve">2γ</m:t>
+                      </m:r>
+                    </m:e>
+                    <m:sup>
+                      <m:r>
+                        <m:t xml:space="preserve">cγ</m:t>
+                      </m:r>
+                    </m:sup>
+                  </m:sSup>
+                </m:e>
+                <m:sup>
+                  <m:r>
+                    <m:t xml:space="preserve">aγ</m:t>
+                  </m:r>
+                </m:sup>
+              </m:sSup>
+            </m:e>
+            <m:sup>
+              <m:r>
+                <m:t xml:space="preserve">b</m:t>
+              </m:r>
+            </m:sup>
+          </m:sSup>
           <m:r>
-            <m:t xml:space="preserve">2γ^cγ^aγ^b = 2γ^c(2g^(ab) − γ^bγ^a) = 4g^(ab)γ^c − 2γ^cγ^bγ^a</m:t>
+            <m:t xml:space="preserve">=</m:t>
           </m:r>
+          <m:sSup>
+            <m:e>
+              <m:r>
+                <m:t xml:space="preserve">2γ</m:t>
+              </m:r>
+            </m:e>
+            <m:sup>
+              <m:r>
+                <m:t xml:space="preserve">c</m:t>
+              </m:r>
+            </m:sup>
+          </m:sSup>
+          <m:sSup>
+            <m:e>
+              <m:r>
+                <m:t xml:space="preserve">2g</m:t>
+              </m:r>
+            </m:e>
+            <m:sup>
+              <m:r>
+                <m:t xml:space="preserve">ab</m:t>
+              </m:r>
+            </m:sup>
+          </m:sSup>
+          <m:r>
+            <m:t xml:space="preserve">−</m:t>
+          </m:r>
+          <m:sSup>
+            <m:e>
+              <m:sSup>
+                <m:e>
+                  <m:r>
+                    <m:t xml:space="preserve">γ</m:t>
+                  </m:r>
+                </m:e>
+                <m:sup>
+                  <m:r>
+                    <m:t xml:space="preserve">bγ</m:t>
+                  </m:r>
+                </m:sup>
+              </m:sSup>
+            </m:e>
+            <m:sup>
+              <m:r>
+                <m:t xml:space="preserve">a</m:t>
+              </m:r>
+            </m:sup>
+          </m:sSup>
+          <m:r>
+            <m:t xml:space="preserve">=</m:t>
+          </m:r>
+          <m:sSup>
+            <m:e>
+              <m:r>
+                <m:t xml:space="preserve">4g</m:t>
+              </m:r>
+            </m:e>
+            <m:sup>
+              <m:r>
+                <m:t xml:space="preserve">ab</m:t>
+              </m:r>
+            </m:sup>
+          </m:sSup>
+          <m:sSup>
+            <m:e>
+              <m:r>
+                <m:t xml:space="preserve">γ</m:t>
+              </m:r>
+            </m:e>
+            <m:sup>
+              <m:r>
+                <m:t xml:space="preserve">c</m:t>
+              </m:r>
+            </m:sup>
+          </m:sSup>
+          <m:r>
+            <m:t xml:space="preserve">−</m:t>
+          </m:r>
+          <m:sSup>
+            <m:e>
+              <m:sSup>
+                <m:e>
+                  <m:sSup>
+                    <m:e>
+                      <m:r>
+                        <m:t xml:space="preserve">2γ</m:t>
+                      </m:r>
+                    </m:e>
+                    <m:sup>
+                      <m:r>
+                        <m:t xml:space="preserve">cγ</m:t>
+                      </m:r>
+                    </m:sup>
+                  </m:sSup>
+                </m:e>
+                <m:sup>
+                  <m:r>
+                    <m:t xml:space="preserve">bγ</m:t>
+                  </m:r>
+                </m:sup>
+              </m:sSup>
+            </m:e>
+            <m:sup>
+              <m:r>
+                <m:t xml:space="preserve">a</m:t>
+              </m:r>
+            </m:sup>
+          </m:sSup>
         </m:oMath>
       </m:oMathPara>
     </w:p>
@@ -620,9 +2010,182 @@
       </w:pPr>
       <m:oMathPara>
         <m:oMath>
+          <m:sSubSup>
+            <m:e>
+              <m:sSup>
+                <m:e>
+                  <m:sSup>
+                    <m:e>
+                      <m:sSup>
+                        <m:e>
+                          <m:r>
+                            <m:t xml:space="preserve">γ</m:t>
+                          </m:r>
+                        </m:e>
+                        <m:sup>
+                          <m:r>
+                            <m:t xml:space="preserve">μγ</m:t>
+                          </m:r>
+                        </m:sup>
+                      </m:sSup>
+                    </m:e>
+                    <m:sup>
+                      <m:r>
+                        <m:t xml:space="preserve">aγ</m:t>
+                      </m:r>
+                    </m:sup>
+                  </m:sSup>
+                </m:e>
+                <m:sup>
+                  <m:r>
+                    <m:t xml:space="preserve">bγ</m:t>
+                  </m:r>
+                </m:sup>
+              </m:sSup>
+            </m:e>
+            <m:sub>
+              <m:r>
+                <m:t xml:space="preserve">μ</m:t>
+              </m:r>
+            </m:sub>
+            <m:sup>
+              <m:r>
+                <m:t xml:space="preserve">cγ</m:t>
+              </m:r>
+            </m:sup>
+          </m:sSubSup>
           <m:r>
-            <m:t xml:space="preserve">γ^μγ^aγ^bγ^cγ_μ = [4g^(ab)γ^c − 2γ^cγ^bγ^a] − 4g^(ab)γ^c = − 2 γ^cγ^bγ^a</m:t>
+            <m:t xml:space="preserve">=</m:t>
           </m:r>
+          <m:r>
+            <m:t xml:space="preserve">[</m:t>
+          </m:r>
+          <m:sSup>
+            <m:e>
+              <m:r>
+                <m:t xml:space="preserve">4g</m:t>
+              </m:r>
+            </m:e>
+            <m:sup>
+              <m:r>
+                <m:t xml:space="preserve">ab</m:t>
+              </m:r>
+            </m:sup>
+          </m:sSup>
+          <m:sSup>
+            <m:e>
+              <m:r>
+                <m:t xml:space="preserve">γ</m:t>
+              </m:r>
+            </m:e>
+            <m:sup>
+              <m:r>
+                <m:t xml:space="preserve">c</m:t>
+              </m:r>
+            </m:sup>
+          </m:sSup>
+          <m:r>
+            <m:t xml:space="preserve">−</m:t>
+          </m:r>
+          <m:sSup>
+            <m:e>
+              <m:sSup>
+                <m:e>
+                  <m:sSup>
+                    <m:e>
+                      <m:r>
+                        <m:t xml:space="preserve">2γ</m:t>
+                      </m:r>
+                    </m:e>
+                    <m:sup>
+                      <m:r>
+                        <m:t xml:space="preserve">cγ</m:t>
+                      </m:r>
+                    </m:sup>
+                  </m:sSup>
+                </m:e>
+                <m:sup>
+                  <m:r>
+                    <m:t xml:space="preserve">bγ</m:t>
+                  </m:r>
+                </m:sup>
+              </m:sSup>
+            </m:e>
+            <m:sup>
+              <m:r>
+                <m:t xml:space="preserve">a</m:t>
+              </m:r>
+            </m:sup>
+          </m:sSup>
+          <m:r>
+            <m:t xml:space="preserve">]</m:t>
+          </m:r>
+          <m:r>
+            <m:t xml:space="preserve">−</m:t>
+          </m:r>
+          <m:sSup>
+            <m:e>
+              <m:r>
+                <m:t xml:space="preserve">4g</m:t>
+              </m:r>
+            </m:e>
+            <m:sup>
+              <m:r>
+                <m:t xml:space="preserve">ab</m:t>
+              </m:r>
+            </m:sup>
+          </m:sSup>
+          <m:sSup>
+            <m:e>
+              <m:r>
+                <m:t xml:space="preserve">γ</m:t>
+              </m:r>
+            </m:e>
+            <m:sup>
+              <m:r>
+                <m:t xml:space="preserve">c</m:t>
+              </m:r>
+            </m:sup>
+          </m:sSup>
+          <m:r>
+            <m:t xml:space="preserve">=</m:t>
+          </m:r>
+          <m:r>
+            <m:t xml:space="preserve">−</m:t>
+          </m:r>
+          <m:r>
+            <m:t xml:space="preserve">2</m:t>
+          </m:r>
+          <m:sSup>
+            <m:e>
+              <m:sSup>
+                <m:e>
+                  <m:sSup>
+                    <m:e>
+                      <m:r>
+                        <m:t xml:space="preserve">γ</m:t>
+                      </m:r>
+                    </m:e>
+                    <m:sup>
+                      <m:r>
+                        <m:t xml:space="preserve">cγ</m:t>
+                      </m:r>
+                    </m:sup>
+                  </m:sSup>
+                </m:e>
+                <m:sup>
+                  <m:r>
+                    <m:t xml:space="preserve">bγ</m:t>
+                  </m:r>
+                </m:sup>
+              </m:sSup>
+            </m:e>
+            <m:sup>
+              <m:r>
+                <m:t xml:space="preserve">a</m:t>
+              </m:r>
+            </m:sup>
+          </m:sSup>
         </m:oMath>
       </m:oMathPara>
     </w:p>
@@ -632,10 +2195,11 @@
       </w:r>
     </w:p>
     <w:p>
-      <w:pPr>
-        <w:pStyle w:val="Heading3"/>
-      </w:pPr>
       <w:r>
+        <w:rPr>
+          <w:b/>
+          <w:i/>
+        </w:rPr>
         <w:t>Worked example 3</w:t>
       </w:r>
     </w:p>
@@ -646,7 +2210,7 @@
     </w:p>
     <w:p>
       <w:pPr>
-        <w:pStyle w:val="Heading1"/>
+        <w:pStyle w:val="Heading2"/>
       </w:pPr>
       <w:r>
         <w:t>4 The interference trace, evaluated</w:t>
@@ -654,7 +2218,7 @@
     </w:p>
     <w:p>
       <w:pPr>
-        <w:pStyle w:val="Heading2"/>
+        <w:pStyle w:val="Heading3"/>
       </w:pPr>
       <w:r>
         <w:t>4.1 The massless case</w:t>
@@ -672,9 +2236,139 @@
       </w:pPr>
       <m:oMathPara>
         <m:oMath>
+          <m:sSup>
+            <m:e>
+              <m:r>
+                <m:t xml:space="preserve">γ</m:t>
+              </m:r>
+            </m:e>
+            <m:sup>
+              <m:r>
+                <m:t xml:space="preserve">μ</m:t>
+              </m:r>
+            </m:sup>
+          </m:sSup>
+          <m:sSub>
+            <m:e>
+              <m:acc>
+                <m:accPr>
+                  <m:chr m:val="/"/>
+                </m:accPr>
+                <m:e>
+                  <m:r>
+                    <m:t xml:space="preserve">p</m:t>
+                  </m:r>
+                </m:e>
+              </m:acc>
+            </m:e>
+            <m:sub>
+              <m:r>
+                <m:t xml:space="preserve">1</m:t>
+              </m:r>
+            </m:sub>
+          </m:sSub>
+          <m:sSup>
+            <m:e>
+              <m:r>
+                <m:t xml:space="preserve">γ</m:t>
+              </m:r>
+            </m:e>
+            <m:sup>
+              <m:r>
+                <m:t xml:space="preserve">ν</m:t>
+              </m:r>
+            </m:sup>
+          </m:sSup>
+          <m:sSub>
+            <m:e>
+              <m:acc>
+                <m:accPr>
+                  <m:chr m:val="/"/>
+                </m:accPr>
+                <m:e>
+                  <m:r>
+                    <m:t xml:space="preserve">p</m:t>
+                  </m:r>
+                </m:e>
+              </m:acc>
+            </m:e>
+            <m:sub>
+              <m:r>
+                <m:t xml:space="preserve">4</m:t>
+              </m:r>
+            </m:sub>
+          </m:sSub>
+          <m:sSub>
+            <m:e>
+              <m:r>
+                <m:t xml:space="preserve">γ</m:t>
+              </m:r>
+            </m:e>
+            <m:sub>
+              <m:r>
+                <m:t xml:space="preserve">μ</m:t>
+              </m:r>
+            </m:sub>
+          </m:sSub>
           <m:r>
-            <m:t xml:space="preserve">γ^μ p̸₁ γ^ν p̸₄ γ_μ = − 2 p̸₄ γ^ν p̸₁</m:t>
+            <m:t xml:space="preserve">=</m:t>
           </m:r>
+          <m:r>
+            <m:t xml:space="preserve">−</m:t>
+          </m:r>
+          <m:r>
+            <m:t xml:space="preserve">2</m:t>
+          </m:r>
+          <m:sSub>
+            <m:e>
+              <m:acc>
+                <m:accPr>
+                  <m:chr m:val="/"/>
+                </m:accPr>
+                <m:e>
+                  <m:r>
+                    <m:t xml:space="preserve">p</m:t>
+                  </m:r>
+                </m:e>
+              </m:acc>
+            </m:e>
+            <m:sub>
+              <m:r>
+                <m:t xml:space="preserve">4</m:t>
+              </m:r>
+            </m:sub>
+          </m:sSub>
+          <m:sSup>
+            <m:e>
+              <m:r>
+                <m:t xml:space="preserve">γ</m:t>
+              </m:r>
+            </m:e>
+            <m:sup>
+              <m:r>
+                <m:t xml:space="preserve">ν</m:t>
+              </m:r>
+            </m:sup>
+          </m:sSup>
+          <m:sSub>
+            <m:e>
+              <m:acc>
+                <m:accPr>
+                  <m:chr m:val="/"/>
+                </m:accPr>
+                <m:e>
+                  <m:r>
+                    <m:t xml:space="preserve">p</m:t>
+                  </m:r>
+                </m:e>
+              </m:acc>
+            </m:e>
+            <m:sub>
+              <m:r>
+                <m:t xml:space="preserve">1</m:t>
+              </m:r>
+            </m:sub>
+          </m:sSub>
         </m:oMath>
       </m:oMathPara>
     </w:p>
@@ -691,7 +2385,342 @@
       <m:oMathPara>
         <m:oMath>
           <m:r>
-            <m:t xml:space="preserve">Tr[γ^μp̸₁γ^νp̸₄γ_μp̸₂γ_νp̸₃] = − 2 , Tr[p̸₄γ^νp̸₁p̸₂γ_νp̸₃] = − 2 , Tr[p̸₃p̸₄γ^νp̸₁p̸₂γ_ν]</m:t>
+            <m:t xml:space="preserve">Tr</m:t>
+          </m:r>
+          <m:r>
+            <m:t xml:space="preserve">[</m:t>
+          </m:r>
+          <m:sSubSup>
+            <m:e>
+              <m:r>
+                <m:t xml:space="preserve">γ</m:t>
+              </m:r>
+            </m:e>
+            <m:sub>
+              <m:r>
+                <m:t xml:space="preserve">1</m:t>
+              </m:r>
+            </m:sub>
+            <m:sup>
+              <m:acc>
+                <m:accPr>
+                  <m:chr m:val="/"/>
+                </m:accPr>
+                <m:e>
+                  <m:r>
+                    <m:t xml:space="preserve">μp</m:t>
+                  </m:r>
+                </m:e>
+              </m:acc>
+            </m:sup>
+          </m:sSubSup>
+          <m:sSubSup>
+            <m:e>
+              <m:r>
+                <m:t xml:space="preserve">γ</m:t>
+              </m:r>
+            </m:e>
+            <m:sub>
+              <m:r>
+                <m:t xml:space="preserve">4</m:t>
+              </m:r>
+            </m:sub>
+            <m:sup>
+              <m:acc>
+                <m:accPr>
+                  <m:chr m:val="/"/>
+                </m:accPr>
+                <m:e>
+                  <m:r>
+                    <m:t xml:space="preserve">νp</m:t>
+                  </m:r>
+                </m:e>
+              </m:acc>
+            </m:sup>
+          </m:sSubSup>
+          <m:sSub>
+            <m:e>
+              <m:sSub>
+                <m:e>
+                  <m:r>
+                    <m:t xml:space="preserve">γ</m:t>
+                  </m:r>
+                </m:e>
+                <m:sub>
+                  <m:acc>
+                    <m:accPr>
+                      <m:chr m:val="/"/>
+                    </m:accPr>
+                    <m:e>
+                      <m:r>
+                        <m:t xml:space="preserve">μp</m:t>
+                      </m:r>
+                    </m:e>
+                  </m:acc>
+                </m:sub>
+              </m:sSub>
+            </m:e>
+            <m:sub>
+              <m:r>
+                <m:t xml:space="preserve">2</m:t>
+              </m:r>
+            </m:sub>
+          </m:sSub>
+          <m:sSub>
+            <m:e>
+              <m:sSub>
+                <m:e>
+                  <m:r>
+                    <m:t xml:space="preserve">γ</m:t>
+                  </m:r>
+                </m:e>
+                <m:sub>
+                  <m:acc>
+                    <m:accPr>
+                      <m:chr m:val="/"/>
+                    </m:accPr>
+                    <m:e>
+                      <m:r>
+                        <m:t xml:space="preserve">νp</m:t>
+                      </m:r>
+                    </m:e>
+                  </m:acc>
+                </m:sub>
+              </m:sSub>
+            </m:e>
+            <m:sub>
+              <m:r>
+                <m:t xml:space="preserve">3</m:t>
+              </m:r>
+            </m:sub>
+          </m:sSub>
+          <m:r>
+            <m:t xml:space="preserve">]</m:t>
+          </m:r>
+          <m:r>
+            <m:t xml:space="preserve">=</m:t>
+          </m:r>
+          <m:r>
+            <m:t xml:space="preserve">−</m:t>
+          </m:r>
+          <m:r>
+            <m:t xml:space="preserve">2</m:t>
+          </m:r>
+          <m:r>
+            <m:t xml:space="preserve">,</m:t>
+          </m:r>
+          <m:r>
+            <m:t xml:space="preserve">Tr</m:t>
+          </m:r>
+          <m:r>
+            <m:t xml:space="preserve">[</m:t>
+          </m:r>
+          <m:sSub>
+            <m:e>
+              <m:acc>
+                <m:accPr>
+                  <m:chr m:val="/"/>
+                </m:accPr>
+                <m:e>
+                  <m:r>
+                    <m:t xml:space="preserve">p</m:t>
+                  </m:r>
+                </m:e>
+              </m:acc>
+            </m:e>
+            <m:sub>
+              <m:r>
+                <m:t xml:space="preserve">4</m:t>
+              </m:r>
+            </m:sub>
+          </m:sSub>
+          <m:sSubSup>
+            <m:e>
+              <m:r>
+                <m:t xml:space="preserve">γ</m:t>
+              </m:r>
+            </m:e>
+            <m:sub>
+              <m:r>
+                <m:t xml:space="preserve">1</m:t>
+              </m:r>
+            </m:sub>
+            <m:sup>
+              <m:acc>
+                <m:accPr>
+                  <m:chr m:val="/"/>
+                </m:accPr>
+                <m:e>
+                  <m:r>
+                    <m:t xml:space="preserve">νp</m:t>
+                  </m:r>
+                </m:e>
+              </m:acc>
+            </m:sup>
+          </m:sSubSup>
+          <m:sSub>
+            <m:e>
+              <m:acc>
+                <m:accPr>
+                  <m:chr m:val="/"/>
+                </m:accPr>
+                <m:e>
+                  <m:r>
+                    <m:t xml:space="preserve">p</m:t>
+                  </m:r>
+                </m:e>
+              </m:acc>
+            </m:e>
+            <m:sub>
+              <m:r>
+                <m:t xml:space="preserve">2</m:t>
+              </m:r>
+            </m:sub>
+          </m:sSub>
+          <m:sSub>
+            <m:e>
+              <m:sSub>
+                <m:e>
+                  <m:r>
+                    <m:t xml:space="preserve">γ</m:t>
+                  </m:r>
+                </m:e>
+                <m:sub>
+                  <m:acc>
+                    <m:accPr>
+                      <m:chr m:val="/"/>
+                    </m:accPr>
+                    <m:e>
+                      <m:r>
+                        <m:t xml:space="preserve">νp</m:t>
+                      </m:r>
+                    </m:e>
+                  </m:acc>
+                </m:sub>
+              </m:sSub>
+            </m:e>
+            <m:sub>
+              <m:r>
+                <m:t xml:space="preserve">3</m:t>
+              </m:r>
+            </m:sub>
+          </m:sSub>
+          <m:r>
+            <m:t xml:space="preserve">]</m:t>
+          </m:r>
+          <m:r>
+            <m:t xml:space="preserve">=</m:t>
+          </m:r>
+          <m:r>
+            <m:t xml:space="preserve">−</m:t>
+          </m:r>
+          <m:r>
+            <m:t xml:space="preserve">2</m:t>
+          </m:r>
+          <m:r>
+            <m:t xml:space="preserve">,</m:t>
+          </m:r>
+          <m:r>
+            <m:t xml:space="preserve">Tr</m:t>
+          </m:r>
+          <m:r>
+            <m:t xml:space="preserve">[</m:t>
+          </m:r>
+          <m:sSub>
+            <m:e>
+              <m:acc>
+                <m:accPr>
+                  <m:chr m:val="/"/>
+                </m:accPr>
+                <m:e>
+                  <m:r>
+                    <m:t xml:space="preserve">p</m:t>
+                  </m:r>
+                </m:e>
+              </m:acc>
+            </m:e>
+            <m:sub>
+              <m:r>
+                <m:t xml:space="preserve">3</m:t>
+              </m:r>
+            </m:sub>
+          </m:sSub>
+          <m:sSub>
+            <m:e>
+              <m:acc>
+                <m:accPr>
+                  <m:chr m:val="/"/>
+                </m:accPr>
+                <m:e>
+                  <m:r>
+                    <m:t xml:space="preserve">p</m:t>
+                  </m:r>
+                </m:e>
+              </m:acc>
+            </m:e>
+            <m:sub>
+              <m:r>
+                <m:t xml:space="preserve">4</m:t>
+              </m:r>
+            </m:sub>
+          </m:sSub>
+          <m:sSubSup>
+            <m:e>
+              <m:r>
+                <m:t xml:space="preserve">γ</m:t>
+              </m:r>
+            </m:e>
+            <m:sub>
+              <m:r>
+                <m:t xml:space="preserve">1</m:t>
+              </m:r>
+            </m:sub>
+            <m:sup>
+              <m:acc>
+                <m:accPr>
+                  <m:chr m:val="/"/>
+                </m:accPr>
+                <m:e>
+                  <m:r>
+                    <m:t xml:space="preserve">νp</m:t>
+                  </m:r>
+                </m:e>
+              </m:acc>
+            </m:sup>
+          </m:sSubSup>
+          <m:sSub>
+            <m:e>
+              <m:acc>
+                <m:accPr>
+                  <m:chr m:val="/"/>
+                </m:accPr>
+                <m:e>
+                  <m:r>
+                    <m:t xml:space="preserve">p</m:t>
+                  </m:r>
+                </m:e>
+              </m:acc>
+            </m:e>
+            <m:sub>
+              <m:r>
+                <m:t xml:space="preserve">2</m:t>
+              </m:r>
+            </m:sub>
+          </m:sSub>
+          <m:sSub>
+            <m:e>
+              <m:r>
+                <m:t xml:space="preserve">γ</m:t>
+              </m:r>
+            </m:e>
+            <m:sub>
+              <m:r>
+                <m:t xml:space="preserve">ν</m:t>
+              </m:r>
+            </m:sub>
+          </m:sSub>
+          <m:r>
+            <m:t xml:space="preserve">]</m:t>
           </m:r>
         </m:oMath>
       </m:oMathPara>
@@ -708,8 +2737,103 @@
       </w:pPr>
       <m:oMathPara>
         <m:oMath>
+          <m:sSup>
+            <m:e>
+              <m:r>
+                <m:t xml:space="preserve">γ</m:t>
+              </m:r>
+            </m:e>
+            <m:sup>
+              <m:r>
+                <m:t xml:space="preserve">ν</m:t>
+              </m:r>
+            </m:sup>
+          </m:sSup>
+          <m:sSub>
+            <m:e>
+              <m:acc>
+                <m:accPr>
+                  <m:chr m:val="/"/>
+                </m:accPr>
+                <m:e>
+                  <m:r>
+                    <m:t xml:space="preserve">p</m:t>
+                  </m:r>
+                </m:e>
+              </m:acc>
+            </m:e>
+            <m:sub>
+              <m:r>
+                <m:t xml:space="preserve">1</m:t>
+              </m:r>
+            </m:sub>
+          </m:sSub>
+          <m:sSub>
+            <m:e>
+              <m:acc>
+                <m:accPr>
+                  <m:chr m:val="/"/>
+                </m:accPr>
+                <m:e>
+                  <m:r>
+                    <m:t xml:space="preserve">p</m:t>
+                  </m:r>
+                </m:e>
+              </m:acc>
+            </m:e>
+            <m:sub>
+              <m:r>
+                <m:t xml:space="preserve">2</m:t>
+              </m:r>
+            </m:sub>
+          </m:sSub>
+          <m:sSub>
+            <m:e>
+              <m:r>
+                <m:t xml:space="preserve">γ</m:t>
+              </m:r>
+            </m:e>
+            <m:sub>
+              <m:r>
+                <m:t xml:space="preserve">ν</m:t>
+              </m:r>
+            </m:sub>
+          </m:sSub>
           <m:r>
-            <m:t xml:space="preserve">γ^ν p̸₁ p̸₂ γ_ν = 4 (p₁·p₂) I</m:t>
+            <m:t xml:space="preserve">=</m:t>
+          </m:r>
+          <m:r>
+            <m:t xml:space="preserve">4</m:t>
+          </m:r>
+          <m:sSub>
+            <m:e>
+              <m:r>
+                <m:t xml:space="preserve">p</m:t>
+              </m:r>
+            </m:e>
+            <m:sub>
+              <m:r>
+                <m:t xml:space="preserve">1</m:t>
+              </m:r>
+            </m:sub>
+          </m:sSub>
+          <m:r>
+            <m:t xml:space="preserve">·</m:t>
+          </m:r>
+          <m:sSub>
+            <m:e>
+              <m:r>
+                <m:t xml:space="preserve">p</m:t>
+              </m:r>
+            </m:e>
+            <m:sub>
+              <m:r>
+                <m:t xml:space="preserve">2</m:t>
+              </m:r>
+            </m:sub>
+          </m:sSub>
+          <m:r>
+            <m:t xml:space="preserve">I</m:t>
           </m:r>
         </m:oMath>
       </m:oMathPara>
@@ -727,8 +2851,348 @@
       <m:oMathPara>
         <m:oMath>
           <m:r>
-            <m:t xml:space="preserve">Tr[γ^μp̸₁γ^νp̸₄γ_μp̸₂γ_νp̸₃] = − 2 · 4(p₁·p₂) , Tr[p̸₃p̸₄] = − 2 · 4(p₁·p₂) · 4(p₃·p₄) = − 32 (p₁·p₂)(p₃·p₄)</m:t>
+            <m:t xml:space="preserve">Tr</m:t>
           </m:r>
+          <m:r>
+            <m:t xml:space="preserve">[</m:t>
+          </m:r>
+          <m:sSubSup>
+            <m:e>
+              <m:r>
+                <m:t xml:space="preserve">γ</m:t>
+              </m:r>
+            </m:e>
+            <m:sub>
+              <m:r>
+                <m:t xml:space="preserve">1</m:t>
+              </m:r>
+            </m:sub>
+            <m:sup>
+              <m:acc>
+                <m:accPr>
+                  <m:chr m:val="/"/>
+                </m:accPr>
+                <m:e>
+                  <m:r>
+                    <m:t xml:space="preserve">μp</m:t>
+                  </m:r>
+                </m:e>
+              </m:acc>
+            </m:sup>
+          </m:sSubSup>
+          <m:sSubSup>
+            <m:e>
+              <m:r>
+                <m:t xml:space="preserve">γ</m:t>
+              </m:r>
+            </m:e>
+            <m:sub>
+              <m:r>
+                <m:t xml:space="preserve">4</m:t>
+              </m:r>
+            </m:sub>
+            <m:sup>
+              <m:acc>
+                <m:accPr>
+                  <m:chr m:val="/"/>
+                </m:accPr>
+                <m:e>
+                  <m:r>
+                    <m:t xml:space="preserve">νp</m:t>
+                  </m:r>
+                </m:e>
+              </m:acc>
+            </m:sup>
+          </m:sSubSup>
+          <m:sSub>
+            <m:e>
+              <m:sSub>
+                <m:e>
+                  <m:r>
+                    <m:t xml:space="preserve">γ</m:t>
+                  </m:r>
+                </m:e>
+                <m:sub>
+                  <m:acc>
+                    <m:accPr>
+                      <m:chr m:val="/"/>
+                    </m:accPr>
+                    <m:e>
+                      <m:r>
+                        <m:t xml:space="preserve">μp</m:t>
+                      </m:r>
+                    </m:e>
+                  </m:acc>
+                </m:sub>
+              </m:sSub>
+            </m:e>
+            <m:sub>
+              <m:r>
+                <m:t xml:space="preserve">2</m:t>
+              </m:r>
+            </m:sub>
+          </m:sSub>
+          <m:sSub>
+            <m:e>
+              <m:sSub>
+                <m:e>
+                  <m:r>
+                    <m:t xml:space="preserve">γ</m:t>
+                  </m:r>
+                </m:e>
+                <m:sub>
+                  <m:acc>
+                    <m:accPr>
+                      <m:chr m:val="/"/>
+                    </m:accPr>
+                    <m:e>
+                      <m:r>
+                        <m:t xml:space="preserve">νp</m:t>
+                      </m:r>
+                    </m:e>
+                  </m:acc>
+                </m:sub>
+              </m:sSub>
+            </m:e>
+            <m:sub>
+              <m:r>
+                <m:t xml:space="preserve">3</m:t>
+              </m:r>
+            </m:sub>
+          </m:sSub>
+          <m:r>
+            <m:t xml:space="preserve">]</m:t>
+          </m:r>
+          <m:r>
+            <m:t xml:space="preserve">=</m:t>
+          </m:r>
+          <m:r>
+            <m:t xml:space="preserve">−</m:t>
+          </m:r>
+          <m:r>
+            <m:t xml:space="preserve">2</m:t>
+          </m:r>
+          <m:r>
+            <m:t xml:space="preserve">·</m:t>
+          </m:r>
+          <m:r>
+            <m:t xml:space="preserve">4</m:t>
+          </m:r>
+          <m:sSub>
+            <m:e>
+              <m:r>
+                <m:t xml:space="preserve">p</m:t>
+              </m:r>
+            </m:e>
+            <m:sub>
+              <m:r>
+                <m:t xml:space="preserve">1</m:t>
+              </m:r>
+            </m:sub>
+          </m:sSub>
+          <m:r>
+            <m:t xml:space="preserve">·</m:t>
+          </m:r>
+          <m:sSub>
+            <m:e>
+              <m:r>
+                <m:t xml:space="preserve">p</m:t>
+              </m:r>
+            </m:e>
+            <m:sub>
+              <m:r>
+                <m:t xml:space="preserve">2</m:t>
+              </m:r>
+            </m:sub>
+          </m:sSub>
+          <m:r>
+            <m:t xml:space="preserve">,</m:t>
+          </m:r>
+          <m:r>
+            <m:t xml:space="preserve">Tr</m:t>
+          </m:r>
+          <m:r>
+            <m:t xml:space="preserve">[</m:t>
+          </m:r>
+          <m:sSub>
+            <m:e>
+              <m:acc>
+                <m:accPr>
+                  <m:chr m:val="/"/>
+                </m:accPr>
+                <m:e>
+                  <m:r>
+                    <m:t xml:space="preserve">p</m:t>
+                  </m:r>
+                </m:e>
+              </m:acc>
+            </m:e>
+            <m:sub>
+              <m:r>
+                <m:t xml:space="preserve">3</m:t>
+              </m:r>
+            </m:sub>
+          </m:sSub>
+          <m:sSub>
+            <m:e>
+              <m:acc>
+                <m:accPr>
+                  <m:chr m:val="/"/>
+                </m:accPr>
+                <m:e>
+                  <m:r>
+                    <m:t xml:space="preserve">p</m:t>
+                  </m:r>
+                </m:e>
+              </m:acc>
+            </m:e>
+            <m:sub>
+              <m:r>
+                <m:t xml:space="preserve">4</m:t>
+              </m:r>
+            </m:sub>
+          </m:sSub>
+          <m:r>
+            <m:t xml:space="preserve">]</m:t>
+          </m:r>
+          <m:r>
+            <m:t xml:space="preserve">=</m:t>
+          </m:r>
+          <m:r>
+            <m:t xml:space="preserve">−</m:t>
+          </m:r>
+          <m:r>
+            <m:t xml:space="preserve">2</m:t>
+          </m:r>
+          <m:r>
+            <m:t xml:space="preserve">·</m:t>
+          </m:r>
+          <m:r>
+            <m:t xml:space="preserve">4</m:t>
+          </m:r>
+          <m:sSub>
+            <m:e>
+              <m:r>
+                <m:t xml:space="preserve">p</m:t>
+              </m:r>
+            </m:e>
+            <m:sub>
+              <m:r>
+                <m:t xml:space="preserve">1</m:t>
+              </m:r>
+            </m:sub>
+          </m:sSub>
+          <m:r>
+            <m:t xml:space="preserve">·</m:t>
+          </m:r>
+          <m:sSub>
+            <m:e>
+              <m:r>
+                <m:t xml:space="preserve">p</m:t>
+              </m:r>
+            </m:e>
+            <m:sub>
+              <m:r>
+                <m:t xml:space="preserve">2</m:t>
+              </m:r>
+            </m:sub>
+          </m:sSub>
+          <m:r>
+            <m:t xml:space="preserve">·</m:t>
+          </m:r>
+          <m:r>
+            <m:t xml:space="preserve">4</m:t>
+          </m:r>
+          <m:sSub>
+            <m:e>
+              <m:r>
+                <m:t xml:space="preserve">p</m:t>
+              </m:r>
+            </m:e>
+            <m:sub>
+              <m:r>
+                <m:t xml:space="preserve">3</m:t>
+              </m:r>
+            </m:sub>
+          </m:sSub>
+          <m:r>
+            <m:t xml:space="preserve">·</m:t>
+          </m:r>
+          <m:sSub>
+            <m:e>
+              <m:r>
+                <m:t xml:space="preserve">p</m:t>
+              </m:r>
+            </m:e>
+            <m:sub>
+              <m:r>
+                <m:t xml:space="preserve">4</m:t>
+              </m:r>
+            </m:sub>
+          </m:sSub>
+          <m:r>
+            <m:t xml:space="preserve">=</m:t>
+          </m:r>
+          <m:r>
+            <m:t xml:space="preserve">−</m:t>
+          </m:r>
+          <m:r>
+            <m:t xml:space="preserve">32</m:t>
+          </m:r>
+          <m:sSub>
+            <m:e>
+              <m:r>
+                <m:t xml:space="preserve">p</m:t>
+              </m:r>
+            </m:e>
+            <m:sub>
+              <m:r>
+                <m:t xml:space="preserve">1</m:t>
+              </m:r>
+            </m:sub>
+          </m:sSub>
+          <m:r>
+            <m:t xml:space="preserve">·</m:t>
+          </m:r>
+          <m:sSub>
+            <m:e>
+              <m:r>
+                <m:t xml:space="preserve">p</m:t>
+              </m:r>
+            </m:e>
+            <m:sub>
+              <m:r>
+                <m:t xml:space="preserve">2</m:t>
+              </m:r>
+            </m:sub>
+          </m:sSub>
+          <m:sSub>
+            <m:e>
+              <m:r>
+                <m:t xml:space="preserve">p</m:t>
+              </m:r>
+            </m:e>
+            <m:sub>
+              <m:r>
+                <m:t xml:space="preserve">3</m:t>
+              </m:r>
+            </m:sub>
+          </m:sSub>
+          <m:r>
+            <m:t xml:space="preserve">·</m:t>
+          </m:r>
+          <m:sSub>
+            <m:e>
+              <m:r>
+                <m:t xml:space="preserve">p</m:t>
+              </m:r>
+            </m:e>
+            <m:sub>
+              <m:r>
+                <m:t xml:space="preserve">4</m:t>
+              </m:r>
+            </m:sub>
+          </m:sSub>
         </m:oMath>
       </m:oMathPara>
     </w:p>
@@ -739,7 +3203,7 @@
     </w:p>
     <w:p>
       <w:pPr>
-        <w:pStyle w:val="Heading2"/>
+        <w:pStyle w:val="Heading3"/>
       </w:pPr>
       <w:r>
         <w:t>4.2 Converting to s</w:t>
@@ -758,8 +3222,169 @@
       <m:oMathPara>
         <m:oMath>
           <m:r>
-            <m:t xml:space="preserve">Tr[γ^μp̸₁γ^νp̸₄γ_μp̸₂γ_νp̸₃] = − 32 (s/2)(s/2) = − 8s²</m:t>
+            <m:t xml:space="preserve">Tr</m:t>
           </m:r>
+          <m:r>
+            <m:t xml:space="preserve">[</m:t>
+          </m:r>
+          <m:sSubSup>
+            <m:e>
+              <m:r>
+                <m:t xml:space="preserve">γ</m:t>
+              </m:r>
+            </m:e>
+            <m:sub>
+              <m:r>
+                <m:t xml:space="preserve">1</m:t>
+              </m:r>
+            </m:sub>
+            <m:sup>
+              <m:acc>
+                <m:accPr>
+                  <m:chr m:val="/"/>
+                </m:accPr>
+                <m:e>
+                  <m:r>
+                    <m:t xml:space="preserve">μp</m:t>
+                  </m:r>
+                </m:e>
+              </m:acc>
+            </m:sup>
+          </m:sSubSup>
+          <m:sSubSup>
+            <m:e>
+              <m:r>
+                <m:t xml:space="preserve">γ</m:t>
+              </m:r>
+            </m:e>
+            <m:sub>
+              <m:r>
+                <m:t xml:space="preserve">4</m:t>
+              </m:r>
+            </m:sub>
+            <m:sup>
+              <m:acc>
+                <m:accPr>
+                  <m:chr m:val="/"/>
+                </m:accPr>
+                <m:e>
+                  <m:r>
+                    <m:t xml:space="preserve">νp</m:t>
+                  </m:r>
+                </m:e>
+              </m:acc>
+            </m:sup>
+          </m:sSubSup>
+          <m:sSub>
+            <m:e>
+              <m:sSub>
+                <m:e>
+                  <m:r>
+                    <m:t xml:space="preserve">γ</m:t>
+                  </m:r>
+                </m:e>
+                <m:sub>
+                  <m:acc>
+                    <m:accPr>
+                      <m:chr m:val="/"/>
+                    </m:accPr>
+                    <m:e>
+                      <m:r>
+                        <m:t xml:space="preserve">μp</m:t>
+                      </m:r>
+                    </m:e>
+                  </m:acc>
+                </m:sub>
+              </m:sSub>
+            </m:e>
+            <m:sub>
+              <m:r>
+                <m:t xml:space="preserve">2</m:t>
+              </m:r>
+            </m:sub>
+          </m:sSub>
+          <m:sSub>
+            <m:e>
+              <m:sSub>
+                <m:e>
+                  <m:r>
+                    <m:t xml:space="preserve">γ</m:t>
+                  </m:r>
+                </m:e>
+                <m:sub>
+                  <m:acc>
+                    <m:accPr>
+                      <m:chr m:val="/"/>
+                    </m:accPr>
+                    <m:e>
+                      <m:r>
+                        <m:t xml:space="preserve">νp</m:t>
+                      </m:r>
+                    </m:e>
+                  </m:acc>
+                </m:sub>
+              </m:sSub>
+            </m:e>
+            <m:sub>
+              <m:r>
+                <m:t xml:space="preserve">3</m:t>
+              </m:r>
+            </m:sub>
+          </m:sSub>
+          <m:r>
+            <m:t xml:space="preserve">]</m:t>
+          </m:r>
+          <m:r>
+            <m:t xml:space="preserve">=</m:t>
+          </m:r>
+          <m:r>
+            <m:t xml:space="preserve">−</m:t>
+          </m:r>
+          <m:r>
+            <m:t xml:space="preserve">32</m:t>
+          </m:r>
+          <m:f>
+            <m:num>
+              <m:r>
+                <m:t xml:space="preserve">s</m:t>
+              </m:r>
+            </m:num>
+            <m:den>
+              <m:r>
+                <m:t xml:space="preserve">2</m:t>
+              </m:r>
+            </m:den>
+          </m:f>
+          <m:f>
+            <m:num>
+              <m:r>
+                <m:t xml:space="preserve">s</m:t>
+              </m:r>
+            </m:num>
+            <m:den>
+              <m:r>
+                <m:t xml:space="preserve">2</m:t>
+              </m:r>
+            </m:den>
+          </m:f>
+          <m:r>
+            <m:t xml:space="preserve">=</m:t>
+          </m:r>
+          <m:r>
+            <m:t xml:space="preserve">−</m:t>
+          </m:r>
+          <m:sSup>
+            <m:e>
+              <m:r>
+                <m:t xml:space="preserve">8s</m:t>
+              </m:r>
+            </m:e>
+            <m:sup>
+              <m:r>
+                <m:t xml:space="preserve">2</m:t>
+              </m:r>
+            </m:sup>
+          </m:sSup>
         </m:oMath>
       </m:oMathPara>
     </w:p>
@@ -778,10 +3403,11 @@
       </w:r>
     </w:p>
     <w:p>
-      <w:pPr>
-        <w:pStyle w:val="Heading3"/>
-      </w:pPr>
       <w:r>
+        <w:rPr>
+          <w:b/>
+          <w:i/>
+        </w:rPr>
         <w:t>Worked example 4</w:t>
       </w:r>
     </w:p>
@@ -792,7 +3418,7 @@
     </w:p>
     <w:p>
       <w:pPr>
-        <w:pStyle w:val="Heading1"/>
+        <w:pStyle w:val="Heading2"/>
       </w:pPr>
       <w:r>
         <w:t>5 Assembling the total</w:t>
@@ -800,7 +3426,7 @@
     </w:p>
     <w:p>
       <w:pPr>
-        <w:pStyle w:val="Heading2"/>
+        <w:pStyle w:val="Heading3"/>
       </w:pPr>
       <w:r>
         <w:t>5.1 The massless result</w:t>
@@ -818,8 +3444,175 @@
       </w:pPr>
       <m:oMathPara>
         <m:oMath>
+          <m:f>
+            <m:num>
+              <m:r>
+                <m:t xml:space="preserve">1</m:t>
+              </m:r>
+            </m:num>
+            <m:den>
+              <m:r>
+                <m:t xml:space="preserve">4</m:t>
+              </m:r>
+            </m:den>
+          </m:f>
           <m:r>
-            <m:t xml:space="preserve">(1/4) Σ|ℳ|² = 2e⁴ [ (s²+u²)/t² + (s²+t²)/u² + 2s²/(tu) ]</m:t>
+            <m:t xml:space="preserve">Σ</m:t>
+          </m:r>
+          <m:r>
+            <m:t xml:space="preserve">|</m:t>
+          </m:r>
+          <m:r>
+            <m:t xml:space="preserve">ℳ</m:t>
+          </m:r>
+          <m:r>
+            <m:t xml:space="preserve">|</m:t>
+          </m:r>
+          <m:sSup>
+            <m:e/>
+            <m:sup>
+              <m:r>
+                <m:t xml:space="preserve">2</m:t>
+              </m:r>
+            </m:sup>
+          </m:sSup>
+          <m:r>
+            <m:t xml:space="preserve">=</m:t>
+          </m:r>
+          <m:sSup>
+            <m:e>
+              <m:r>
+                <m:t xml:space="preserve">2e</m:t>
+              </m:r>
+            </m:e>
+            <m:sup>
+              <m:r>
+                <m:t xml:space="preserve">4</m:t>
+              </m:r>
+            </m:sup>
+          </m:sSup>
+          <m:r>
+            <m:t xml:space="preserve">[</m:t>
+          </m:r>
+          <m:f>
+            <m:num>
+              <m:sSup>
+                <m:e>
+                  <m:r>
+                    <m:t xml:space="preserve">s</m:t>
+                  </m:r>
+                </m:e>
+                <m:sup>
+                  <m:r>
+                    <m:t xml:space="preserve">2</m:t>
+                  </m:r>
+                </m:sup>
+              </m:sSup>
+              <m:r>
+                <m:t xml:space="preserve">+</m:t>
+              </m:r>
+              <m:sSup>
+                <m:e>
+                  <m:r>
+                    <m:t xml:space="preserve">u</m:t>
+                  </m:r>
+                </m:e>
+                <m:sup>
+                  <m:r>
+                    <m:t xml:space="preserve">2</m:t>
+                  </m:r>
+                </m:sup>
+              </m:sSup>
+            </m:num>
+            <m:den>
+              <m:sSup>
+                <m:e>
+                  <m:r>
+                    <m:t xml:space="preserve">t</m:t>
+                  </m:r>
+                </m:e>
+                <m:sup>
+                  <m:r>
+                    <m:t xml:space="preserve">2</m:t>
+                  </m:r>
+                </m:sup>
+              </m:sSup>
+            </m:den>
+          </m:f>
+          <m:r>
+            <m:t xml:space="preserve">+</m:t>
+          </m:r>
+          <m:f>
+            <m:num>
+              <m:sSup>
+                <m:e>
+                  <m:r>
+                    <m:t xml:space="preserve">s</m:t>
+                  </m:r>
+                </m:e>
+                <m:sup>
+                  <m:r>
+                    <m:t xml:space="preserve">2</m:t>
+                  </m:r>
+                </m:sup>
+              </m:sSup>
+              <m:r>
+                <m:t xml:space="preserve">+</m:t>
+              </m:r>
+              <m:sSup>
+                <m:e>
+                  <m:r>
+                    <m:t xml:space="preserve">t</m:t>
+                  </m:r>
+                </m:e>
+                <m:sup>
+                  <m:r>
+                    <m:t xml:space="preserve">2</m:t>
+                  </m:r>
+                </m:sup>
+              </m:sSup>
+            </m:num>
+            <m:den>
+              <m:sSup>
+                <m:e>
+                  <m:r>
+                    <m:t xml:space="preserve">u</m:t>
+                  </m:r>
+                </m:e>
+                <m:sup>
+                  <m:r>
+                    <m:t xml:space="preserve">2</m:t>
+                  </m:r>
+                </m:sup>
+              </m:sSup>
+            </m:den>
+          </m:f>
+          <m:r>
+            <m:t xml:space="preserve">+</m:t>
+          </m:r>
+          <m:f>
+            <m:num>
+              <m:sSup>
+                <m:e>
+                  <m:r>
+                    <m:t xml:space="preserve">2s</m:t>
+                  </m:r>
+                </m:e>
+                <m:sup>
+                  <m:r>
+                    <m:t xml:space="preserve">2</m:t>
+                  </m:r>
+                </m:sup>
+              </m:sSup>
+            </m:num>
+            <m:den>
+              <m:r>
+                <m:t xml:space="preserve">tu</m:t>
+              </m:r>
+            </m:den>
+          </m:f>
+          <m:r>
+            <m:t xml:space="preserve">]</m:t>
           </m:r>
         </m:oMath>
       </m:oMathPara>
@@ -831,7 +3624,7 @@
     </w:p>
     <w:p>
       <w:pPr>
-        <w:pStyle w:val="Heading2"/>
+        <w:pStyle w:val="Heading3"/>
       </w:pPr>
       <w:r>
         <w:t>5.2 General massive result</w:t>
@@ -849,9 +3642,320 @@
       </w:pPr>
       <m:oMathPara>
         <m:oMath>
+          <m:f>
+            <m:num>
+              <m:r>
+                <m:t xml:space="preserve">1</m:t>
+              </m:r>
+            </m:num>
+            <m:den>
+              <m:r>
+                <m:t xml:space="preserve">4</m:t>
+              </m:r>
+            </m:den>
+          </m:f>
           <m:r>
-            <m:t xml:space="preserve">(1/4)Σ|ℳ|² = (2e⁴/t²)[(s−2m²)²+(u−2m²)²+4tm²] + (2e⁴/u²)[(s−2m²)²+(t−2m²)²+4um²] + 4e⁴(s−2m²)(s−6m²)/(tu)</m:t>
+            <m:t xml:space="preserve">Σ</m:t>
           </m:r>
+          <m:r>
+            <m:t xml:space="preserve">|</m:t>
+          </m:r>
+          <m:r>
+            <m:t xml:space="preserve">ℳ</m:t>
+          </m:r>
+          <m:r>
+            <m:t xml:space="preserve">|</m:t>
+          </m:r>
+          <m:sSup>
+            <m:e/>
+            <m:sup>
+              <m:r>
+                <m:t xml:space="preserve">2</m:t>
+              </m:r>
+            </m:sup>
+          </m:sSup>
+          <m:r>
+            <m:t xml:space="preserve">=</m:t>
+          </m:r>
+          <m:f>
+            <m:num>
+              <m:sSup>
+                <m:e>
+                  <m:r>
+                    <m:t xml:space="preserve">2e</m:t>
+                  </m:r>
+                </m:e>
+                <m:sup>
+                  <m:r>
+                    <m:t xml:space="preserve">4</m:t>
+                  </m:r>
+                </m:sup>
+              </m:sSup>
+            </m:num>
+            <m:den>
+              <m:sSup>
+                <m:e>
+                  <m:r>
+                    <m:t xml:space="preserve">t</m:t>
+                  </m:r>
+                </m:e>
+                <m:sup>
+                  <m:r>
+                    <m:t xml:space="preserve">2</m:t>
+                  </m:r>
+                </m:sup>
+              </m:sSup>
+            </m:den>
+          </m:f>
+          <m:r>
+            <m:t xml:space="preserve">[</m:t>
+          </m:r>
+          <m:sSup>
+            <m:e>
+              <m:r>
+                <m:t xml:space="preserve">s</m:t>
+              </m:r>
+              <m:r>
+                <m:t xml:space="preserve">−</m:t>
+              </m:r>
+              <m:sSup>
+                <m:e>
+                  <m:r>
+                    <m:t xml:space="preserve">2m</m:t>
+                  </m:r>
+                </m:e>
+                <m:sup>
+                  <m:r>
+                    <m:t xml:space="preserve">2</m:t>
+                  </m:r>
+                </m:sup>
+              </m:sSup>
+            </m:e>
+            <m:sup>
+              <m:r>
+                <m:t xml:space="preserve">2</m:t>
+              </m:r>
+            </m:sup>
+          </m:sSup>
+          <m:r>
+            <m:t xml:space="preserve">+</m:t>
+          </m:r>
+          <m:sSup>
+            <m:e>
+              <m:r>
+                <m:t xml:space="preserve">u</m:t>
+              </m:r>
+              <m:r>
+                <m:t xml:space="preserve">−</m:t>
+              </m:r>
+              <m:sSup>
+                <m:e>
+                  <m:r>
+                    <m:t xml:space="preserve">2m</m:t>
+                  </m:r>
+                </m:e>
+                <m:sup>
+                  <m:r>
+                    <m:t xml:space="preserve">2</m:t>
+                  </m:r>
+                </m:sup>
+              </m:sSup>
+            </m:e>
+            <m:sup>
+              <m:r>
+                <m:t xml:space="preserve">2</m:t>
+              </m:r>
+            </m:sup>
+          </m:sSup>
+          <m:r>
+            <m:t xml:space="preserve">+</m:t>
+          </m:r>
+          <m:sSup>
+            <m:e>
+              <m:r>
+                <m:t xml:space="preserve">4tm</m:t>
+              </m:r>
+            </m:e>
+            <m:sup>
+              <m:r>
+                <m:t xml:space="preserve">2</m:t>
+              </m:r>
+            </m:sup>
+          </m:sSup>
+          <m:r>
+            <m:t xml:space="preserve">]</m:t>
+          </m:r>
+          <m:r>
+            <m:t xml:space="preserve">+</m:t>
+          </m:r>
+          <m:f>
+            <m:num>
+              <m:sSup>
+                <m:e>
+                  <m:r>
+                    <m:t xml:space="preserve">2e</m:t>
+                  </m:r>
+                </m:e>
+                <m:sup>
+                  <m:r>
+                    <m:t xml:space="preserve">4</m:t>
+                  </m:r>
+                </m:sup>
+              </m:sSup>
+            </m:num>
+            <m:den>
+              <m:sSup>
+                <m:e>
+                  <m:r>
+                    <m:t xml:space="preserve">u</m:t>
+                  </m:r>
+                </m:e>
+                <m:sup>
+                  <m:r>
+                    <m:t xml:space="preserve">2</m:t>
+                  </m:r>
+                </m:sup>
+              </m:sSup>
+            </m:den>
+          </m:f>
+          <m:r>
+            <m:t xml:space="preserve">[</m:t>
+          </m:r>
+          <m:sSup>
+            <m:e>
+              <m:r>
+                <m:t xml:space="preserve">s</m:t>
+              </m:r>
+              <m:r>
+                <m:t xml:space="preserve">−</m:t>
+              </m:r>
+              <m:sSup>
+                <m:e>
+                  <m:r>
+                    <m:t xml:space="preserve">2m</m:t>
+                  </m:r>
+                </m:e>
+                <m:sup>
+                  <m:r>
+                    <m:t xml:space="preserve">2</m:t>
+                  </m:r>
+                </m:sup>
+              </m:sSup>
+            </m:e>
+            <m:sup>
+              <m:r>
+                <m:t xml:space="preserve">2</m:t>
+              </m:r>
+            </m:sup>
+          </m:sSup>
+          <m:r>
+            <m:t xml:space="preserve">+</m:t>
+          </m:r>
+          <m:sSup>
+            <m:e>
+              <m:r>
+                <m:t xml:space="preserve">t</m:t>
+              </m:r>
+              <m:r>
+                <m:t xml:space="preserve">−</m:t>
+              </m:r>
+              <m:sSup>
+                <m:e>
+                  <m:r>
+                    <m:t xml:space="preserve">2m</m:t>
+                  </m:r>
+                </m:e>
+                <m:sup>
+                  <m:r>
+                    <m:t xml:space="preserve">2</m:t>
+                  </m:r>
+                </m:sup>
+              </m:sSup>
+            </m:e>
+            <m:sup>
+              <m:r>
+                <m:t xml:space="preserve">2</m:t>
+              </m:r>
+            </m:sup>
+          </m:sSup>
+          <m:r>
+            <m:t xml:space="preserve">+</m:t>
+          </m:r>
+          <m:sSup>
+            <m:e>
+              <m:r>
+                <m:t xml:space="preserve">4um</m:t>
+              </m:r>
+            </m:e>
+            <m:sup>
+              <m:r>
+                <m:t xml:space="preserve">2</m:t>
+              </m:r>
+            </m:sup>
+          </m:sSup>
+          <m:r>
+            <m:t xml:space="preserve">]</m:t>
+          </m:r>
+          <m:r>
+            <m:t xml:space="preserve">+</m:t>
+          </m:r>
+          <m:sSup>
+            <m:e>
+              <m:r>
+                <m:t xml:space="preserve">4e</m:t>
+              </m:r>
+            </m:e>
+            <m:sup>
+              <m:r>
+                <m:t xml:space="preserve">4</m:t>
+              </m:r>
+            </m:sup>
+          </m:sSup>
+          <m:r>
+            <m:t xml:space="preserve">s</m:t>
+          </m:r>
+          <m:r>
+            <m:t xml:space="preserve">−</m:t>
+          </m:r>
+          <m:sSup>
+            <m:e>
+              <m:r>
+                <m:t xml:space="preserve">2m</m:t>
+              </m:r>
+            </m:e>
+            <m:sup>
+              <m:r>
+                <m:t xml:space="preserve">2</m:t>
+              </m:r>
+            </m:sup>
+          </m:sSup>
+          <m:f>
+            <m:num>
+              <m:r>
+                <m:t xml:space="preserve">s</m:t>
+              </m:r>
+              <m:r>
+                <m:t xml:space="preserve">−</m:t>
+              </m:r>
+              <m:sSup>
+                <m:e>
+                  <m:r>
+                    <m:t xml:space="preserve">6m</m:t>
+                  </m:r>
+                </m:e>
+                <m:sup>
+                  <m:r>
+                    <m:t xml:space="preserve">2</m:t>
+                  </m:r>
+                </m:sup>
+              </m:sSup>
+            </m:num>
+            <m:den>
+              <m:r>
+                <m:t xml:space="preserve">tu</m:t>
+              </m:r>
+            </m:den>
+          </m:f>
         </m:oMath>
       </m:oMathPara>
     </w:p>
@@ -861,10 +3965,11 @@
       </w:r>
     </w:p>
     <w:p>
-      <w:pPr>
-        <w:pStyle w:val="Heading3"/>
-      </w:pPr>
       <w:r>
+        <w:rPr>
+          <w:b/>
+          <w:i/>
+        </w:rPr>
         <w:t>Worked example 5</w:t>
       </w:r>
     </w:p>
@@ -875,7 +3980,7 @@
     </w:p>
     <w:p>
       <w:pPr>
-        <w:pStyle w:val="Heading1"/>
+        <w:pStyle w:val="Heading2"/>
       </w:pPr>
       <w:r>
         <w:t>6 Connections to QED</w:t>
@@ -1132,7 +4237,7 @@
     </w:p>
     <w:p>
       <w:pPr>
-        <w:pStyle w:val="Heading1"/>
+        <w:pStyle w:val="Heading2"/>
       </w:pPr>
       <w:r>
         <w:t>7 Summary</w:t>
@@ -1212,7 +4317,7 @@
     </w:p>
     <w:p>
       <w:pPr>
-        <w:pStyle w:val="Heading1"/>
+        <w:pStyle w:val="Heading2"/>
       </w:pPr>
       <w:r>
         <w:t>Exercises</w:t>
@@ -3340,7 +6445,7 @@
     </w:tbl>
     <w:p>
       <w:pPr>
-        <w:pStyle w:val="Heading1"/>
+        <w:pStyle w:val="Heading2"/>
       </w:pPr>
       <w:r>
         <w:t>Solutions</w:t>
@@ -3626,7 +6731,7 @@
     </w:p>
     <w:p>
       <w:pPr>
-        <w:pStyle w:val="Heading1"/>
+        <w:pStyle w:val="Heading2"/>
       </w:pPr>
       <w:r>
         <w:t>Mastery checklist</w:t>
@@ -3682,7 +6787,7 @@
     </w:p>
     <w:p>
       <w:pPr>
-        <w:pStyle w:val="Heading1"/>
+        <w:pStyle w:val="Heading2"/>
       </w:pPr>
       <w:r>
         <w:t>Next lesson</w:t>
@@ -4168,14 +7273,15 @@
       <w:keepNext/>
       <w:keepLines/>
       <w:spacing w:before="280" w:after="140"/>
+      <w:jc w:val="center"/>
       <w:outlineLvl w:val="0"/>
     </w:pPr>
     <w:rPr>
-      <w:rFonts w:asciiTheme="majorHAnsi" w:eastAsiaTheme="majorEastAsia" w:hAnsiTheme="majorHAnsi" w:cstheme="majorBidi" w:ascii="Aptos Display" w:hAnsi="Aptos Display"/>
+      <w:rFonts w:asciiTheme="majorHAnsi" w:eastAsiaTheme="majorEastAsia" w:hAnsiTheme="majorHAnsi" w:cstheme="majorBidi" w:ascii="Amazon Ember" w:hAnsi="Amazon Ember" w:eastAsia="Amazon Ember" w:cs="Amazon Ember"/>
       <w:b/>
       <w:bCs/>
-      <w:color w:val="000000"/>
-      <w:sz w:val="40"/>
+      <w:color w:val="0000FF"/>
+      <w:sz w:val="36"/>
       <w:szCs w:val="28"/>
     </w:rPr>
   </w:style>
@@ -4192,14 +7298,15 @@
       <w:keepNext/>
       <w:keepLines/>
       <w:spacing w:before="280" w:after="140"/>
+      <w:jc w:val="center"/>
       <w:outlineLvl w:val="1"/>
     </w:pPr>
     <w:rPr>
-      <w:rFonts w:asciiTheme="majorHAnsi" w:eastAsiaTheme="majorEastAsia" w:hAnsiTheme="majorHAnsi" w:cstheme="majorBidi" w:ascii="Aptos Display" w:hAnsi="Aptos Display"/>
+      <w:rFonts w:asciiTheme="majorHAnsi" w:eastAsiaTheme="majorEastAsia" w:hAnsiTheme="majorHAnsi" w:cstheme="majorBidi" w:ascii="Amazon Ember" w:hAnsi="Amazon Ember" w:eastAsia="Amazon Ember" w:cs="Amazon Ember"/>
       <w:b/>
       <w:bCs/>
-      <w:color w:val="000000"/>
-      <w:sz w:val="30"/>
+      <w:color w:val="0000FF"/>
+      <w:sz w:val="32"/>
       <w:szCs w:val="26"/>
     </w:rPr>
   </w:style>
@@ -4216,14 +7323,15 @@
       <w:keepNext/>
       <w:keepLines/>
       <w:spacing w:before="280" w:after="140"/>
+      <w:jc w:val="center"/>
       <w:outlineLvl w:val="2"/>
     </w:pPr>
     <w:rPr>
-      <w:rFonts w:asciiTheme="majorHAnsi" w:eastAsiaTheme="majorEastAsia" w:hAnsiTheme="majorHAnsi" w:cstheme="majorBidi" w:ascii="Aptos Display" w:hAnsi="Aptos Display"/>
+      <w:rFonts w:asciiTheme="majorHAnsi" w:eastAsiaTheme="majorEastAsia" w:hAnsiTheme="majorHAnsi" w:cstheme="majorBidi" w:ascii="Amazon Ember" w:hAnsi="Amazon Ember" w:eastAsia="Amazon Ember" w:cs="Amazon Ember"/>
       <w:b/>
       <w:bCs/>
-      <w:color w:val="000000"/>
-      <w:sz w:val="24"/>
+      <w:color w:val="0000FF"/>
+      <w:sz w:val="28"/>
     </w:rPr>
   </w:style>
   <w:style w:type="paragraph" w:styleId="Heading4">
@@ -4459,11 +7567,12 @@
       </w:pBdr>
       <w:spacing w:after="140" w:line="240" w:lineRule="auto" w:before="0"/>
       <w:contextualSpacing/>
+      <w:jc w:val="center"/>
     </w:pPr>
     <w:rPr>
-      <w:rFonts w:asciiTheme="majorHAnsi" w:eastAsiaTheme="majorEastAsia" w:hAnsiTheme="majorHAnsi" w:cstheme="majorBidi" w:ascii="Aptos Display" w:hAnsi="Aptos Display"/>
+      <w:rFonts w:asciiTheme="majorHAnsi" w:eastAsiaTheme="majorEastAsia" w:hAnsiTheme="majorHAnsi" w:cstheme="majorBidi" w:ascii="Amazon Ember" w:hAnsi="Amazon Ember" w:eastAsia="Amazon Ember" w:cs="Amazon Ember"/>
       <w:b/>
-      <w:color w:val="000000"/>
+      <w:color w:val="0000FF"/>
       <w:spacing w:val="5"/>
       <w:kern w:val="28"/>
       <w:sz w:val="60"/>
@@ -4498,13 +7607,14 @@
         <w:ilvl w:val="1"/>
       </w:numPr>
       <w:spacing w:before="280" w:after="140"/>
+      <w:jc w:val="center"/>
     </w:pPr>
     <w:rPr>
-      <w:rFonts w:asciiTheme="majorHAnsi" w:eastAsiaTheme="majorEastAsia" w:hAnsiTheme="majorHAnsi" w:cstheme="majorBidi" w:ascii="Aptos Display" w:hAnsi="Aptos Display"/>
-      <w:b w:val="0"/>
+      <w:rFonts w:asciiTheme="majorHAnsi" w:eastAsiaTheme="majorEastAsia" w:hAnsiTheme="majorHAnsi" w:cstheme="majorBidi" w:ascii="Amazon Ember" w:hAnsi="Amazon Ember" w:eastAsia="Amazon Ember" w:cs="Amazon Ember"/>
+      <w:b/>
       <w:i/>
       <w:iCs/>
-      <w:color w:val="000000"/>
+      <w:color w:val="0000FF"/>
       <w:spacing w:val="15"/>
       <w:sz w:val="28"/>
       <w:szCs w:val="24"/>

--- a/Science Books/QED Course/Lesson 54 Electron-Electron Scattering.docx
+++ b/Science Books/QED Course/Lesson 54 Electron-Electron Scattering.docx
@@ -438,6 +438,9 @@
           <m:r>
             <m:t xml:space="preserve">i</m:t>
           </m:r>
+          <m:r>
+            <m:t xml:space="preserve"> </m:t>
+          </m:r>
           <m:sSub>
             <m:e>
               <m:r>
@@ -475,95 +478,128 @@
             </m:den>
           </m:f>
           <m:r>
-            <m:t xml:space="preserve">[</m:t>
+            <m:t xml:space="preserve"> </m:t>
           </m:r>
-          <m:r>
-            <m:t xml:space="preserve">ū</m:t>
-          </m:r>
-          <m:sSub>
+          <m:d>
+            <m:dPr>
+              <m:begChr m:val="["/>
+              <m:endChr m:val="]"/>
+            </m:dPr>
             <m:e>
               <m:r>
-                <m:t xml:space="preserve">p</m:t>
+                <m:t xml:space="preserve">ū</m:t>
               </m:r>
+              <m:d>
+                <m:dPr/>
+                <m:e>
+                  <m:sSub>
+                    <m:e>
+                      <m:r>
+                        <m:t xml:space="preserve">p</m:t>
+                      </m:r>
+                    </m:e>
+                    <m:sub>
+                      <m:r>
+                        <m:t xml:space="preserve">3</m:t>
+                      </m:r>
+                    </m:sub>
+                  </m:sSub>
+                </m:e>
+              </m:d>
+              <m:sSup>
+                <m:e>
+                  <m:r>
+                    <m:t xml:space="preserve">γ</m:t>
+                  </m:r>
+                </m:e>
+                <m:sup>
+                  <m:r>
+                    <m:t xml:space="preserve">μ</m:t>
+                  </m:r>
+                </m:sup>
+              </m:sSup>
+              <m:r>
+                <m:t xml:space="preserve">u</m:t>
+              </m:r>
+              <m:d>
+                <m:dPr/>
+                <m:e>
+                  <m:sSub>
+                    <m:e>
+                      <m:r>
+                        <m:t xml:space="preserve">p</m:t>
+                      </m:r>
+                    </m:e>
+                    <m:sub>
+                      <m:r>
+                        <m:t xml:space="preserve">1</m:t>
+                      </m:r>
+                    </m:sub>
+                  </m:sSub>
+                </m:e>
+              </m:d>
             </m:e>
-            <m:sub>
-              <m:r>
-                <m:t xml:space="preserve">3</m:t>
-              </m:r>
-            </m:sub>
-          </m:sSub>
-          <m:sSup>
+          </m:d>
+          <m:d>
+            <m:dPr>
+              <m:begChr m:val="["/>
+              <m:endChr m:val="]"/>
+            </m:dPr>
             <m:e>
               <m:r>
-                <m:t xml:space="preserve">γ</m:t>
+                <m:t xml:space="preserve">ū</m:t>
               </m:r>
+              <m:d>
+                <m:dPr/>
+                <m:e>
+                  <m:sSub>
+                    <m:e>
+                      <m:r>
+                        <m:t xml:space="preserve">p</m:t>
+                      </m:r>
+                    </m:e>
+                    <m:sub>
+                      <m:r>
+                        <m:t xml:space="preserve">4</m:t>
+                      </m:r>
+                    </m:sub>
+                  </m:sSub>
+                </m:e>
+              </m:d>
+              <m:sSub>
+                <m:e>
+                  <m:r>
+                    <m:t xml:space="preserve">γ</m:t>
+                  </m:r>
+                </m:e>
+                <m:sub>
+                  <m:r>
+                    <m:t xml:space="preserve">μ</m:t>
+                  </m:r>
+                </m:sub>
+              </m:sSub>
+              <m:r>
+                <m:t xml:space="preserve">u</m:t>
+              </m:r>
+              <m:d>
+                <m:dPr/>
+                <m:e>
+                  <m:sSub>
+                    <m:e>
+                      <m:r>
+                        <m:t xml:space="preserve">p</m:t>
+                      </m:r>
+                    </m:e>
+                    <m:sub>
+                      <m:r>
+                        <m:t xml:space="preserve">2</m:t>
+                      </m:r>
+                    </m:sub>
+                  </m:sSub>
+                </m:e>
+              </m:d>
             </m:e>
-            <m:sup>
-              <m:r>
-                <m:t xml:space="preserve">μu</m:t>
-              </m:r>
-            </m:sup>
-          </m:sSup>
-          <m:sSub>
-            <m:e>
-              <m:r>
-                <m:t xml:space="preserve">p</m:t>
-              </m:r>
-            </m:e>
-            <m:sub>
-              <m:r>
-                <m:t xml:space="preserve">1</m:t>
-              </m:r>
-            </m:sub>
-          </m:sSub>
-          <m:r>
-            <m:t xml:space="preserve">]</m:t>
-          </m:r>
-          <m:r>
-            <m:t xml:space="preserve">[</m:t>
-          </m:r>
-          <m:r>
-            <m:t xml:space="preserve">ū</m:t>
-          </m:r>
-          <m:sSub>
-            <m:e>
-              <m:r>
-                <m:t xml:space="preserve">p</m:t>
-              </m:r>
-            </m:e>
-            <m:sub>
-              <m:r>
-                <m:t xml:space="preserve">4</m:t>
-              </m:r>
-            </m:sub>
-          </m:sSub>
-          <m:sSub>
-            <m:e>
-              <m:r>
-                <m:t xml:space="preserve">γ</m:t>
-              </m:r>
-            </m:e>
-            <m:sub>
-              <m:r>
-                <m:t xml:space="preserve">μu</m:t>
-              </m:r>
-            </m:sub>
-          </m:sSub>
-          <m:sSub>
-            <m:e>
-              <m:r>
-                <m:t xml:space="preserve">p</m:t>
-              </m:r>
-            </m:e>
-            <m:sub>
-              <m:r>
-                <m:t xml:space="preserve">2</m:t>
-              </m:r>
-            </m:sub>
-          </m:sSub>
-          <m:r>
-            <m:t xml:space="preserve">]</m:t>
-          </m:r>
+          </m:d>
         </m:oMath>
       </m:oMathPara>
     </w:p>
@@ -576,6 +612,9 @@
         <m:oMath>
           <m:r>
             <m:t xml:space="preserve">i</m:t>
+          </m:r>
+          <m:r>
+            <m:t xml:space="preserve"> </m:t>
           </m:r>
           <m:sSub>
             <m:e>
@@ -614,95 +653,128 @@
             </m:den>
           </m:f>
           <m:r>
-            <m:t xml:space="preserve">[</m:t>
+            <m:t xml:space="preserve"> </m:t>
           </m:r>
-          <m:r>
-            <m:t xml:space="preserve">ū</m:t>
-          </m:r>
-          <m:sSub>
+          <m:d>
+            <m:dPr>
+              <m:begChr m:val="["/>
+              <m:endChr m:val="]"/>
+            </m:dPr>
             <m:e>
               <m:r>
-                <m:t xml:space="preserve">p</m:t>
+                <m:t xml:space="preserve">ū</m:t>
               </m:r>
+              <m:d>
+                <m:dPr/>
+                <m:e>
+                  <m:sSub>
+                    <m:e>
+                      <m:r>
+                        <m:t xml:space="preserve">p</m:t>
+                      </m:r>
+                    </m:e>
+                    <m:sub>
+                      <m:r>
+                        <m:t xml:space="preserve">4</m:t>
+                      </m:r>
+                    </m:sub>
+                  </m:sSub>
+                </m:e>
+              </m:d>
+              <m:sSup>
+                <m:e>
+                  <m:r>
+                    <m:t xml:space="preserve">γ</m:t>
+                  </m:r>
+                </m:e>
+                <m:sup>
+                  <m:r>
+                    <m:t xml:space="preserve">μ</m:t>
+                  </m:r>
+                </m:sup>
+              </m:sSup>
+              <m:r>
+                <m:t xml:space="preserve">u</m:t>
+              </m:r>
+              <m:d>
+                <m:dPr/>
+                <m:e>
+                  <m:sSub>
+                    <m:e>
+                      <m:r>
+                        <m:t xml:space="preserve">p</m:t>
+                      </m:r>
+                    </m:e>
+                    <m:sub>
+                      <m:r>
+                        <m:t xml:space="preserve">1</m:t>
+                      </m:r>
+                    </m:sub>
+                  </m:sSub>
+                </m:e>
+              </m:d>
             </m:e>
-            <m:sub>
-              <m:r>
-                <m:t xml:space="preserve">4</m:t>
-              </m:r>
-            </m:sub>
-          </m:sSub>
-          <m:sSup>
+          </m:d>
+          <m:d>
+            <m:dPr>
+              <m:begChr m:val="["/>
+              <m:endChr m:val="]"/>
+            </m:dPr>
             <m:e>
               <m:r>
-                <m:t xml:space="preserve">γ</m:t>
+                <m:t xml:space="preserve">ū</m:t>
               </m:r>
+              <m:d>
+                <m:dPr/>
+                <m:e>
+                  <m:sSub>
+                    <m:e>
+                      <m:r>
+                        <m:t xml:space="preserve">p</m:t>
+                      </m:r>
+                    </m:e>
+                    <m:sub>
+                      <m:r>
+                        <m:t xml:space="preserve">3</m:t>
+                      </m:r>
+                    </m:sub>
+                  </m:sSub>
+                </m:e>
+              </m:d>
+              <m:sSub>
+                <m:e>
+                  <m:r>
+                    <m:t xml:space="preserve">γ</m:t>
+                  </m:r>
+                </m:e>
+                <m:sub>
+                  <m:r>
+                    <m:t xml:space="preserve">μ</m:t>
+                  </m:r>
+                </m:sub>
+              </m:sSub>
+              <m:r>
+                <m:t xml:space="preserve">u</m:t>
+              </m:r>
+              <m:d>
+                <m:dPr/>
+                <m:e>
+                  <m:sSub>
+                    <m:e>
+                      <m:r>
+                        <m:t xml:space="preserve">p</m:t>
+                      </m:r>
+                    </m:e>
+                    <m:sub>
+                      <m:r>
+                        <m:t xml:space="preserve">2</m:t>
+                      </m:r>
+                    </m:sub>
+                  </m:sSub>
+                </m:e>
+              </m:d>
             </m:e>
-            <m:sup>
-              <m:r>
-                <m:t xml:space="preserve">μu</m:t>
-              </m:r>
-            </m:sup>
-          </m:sSup>
-          <m:sSub>
-            <m:e>
-              <m:r>
-                <m:t xml:space="preserve">p</m:t>
-              </m:r>
-            </m:e>
-            <m:sub>
-              <m:r>
-                <m:t xml:space="preserve">1</m:t>
-              </m:r>
-            </m:sub>
-          </m:sSub>
-          <m:r>
-            <m:t xml:space="preserve">]</m:t>
-          </m:r>
-          <m:r>
-            <m:t xml:space="preserve">[</m:t>
-          </m:r>
-          <m:r>
-            <m:t xml:space="preserve">ū</m:t>
-          </m:r>
-          <m:sSub>
-            <m:e>
-              <m:r>
-                <m:t xml:space="preserve">p</m:t>
-              </m:r>
-            </m:e>
-            <m:sub>
-              <m:r>
-                <m:t xml:space="preserve">3</m:t>
-              </m:r>
-            </m:sub>
-          </m:sSub>
-          <m:sSub>
-            <m:e>
-              <m:r>
-                <m:t xml:space="preserve">γ</m:t>
-              </m:r>
-            </m:e>
-            <m:sub>
-              <m:r>
-                <m:t xml:space="preserve">μu</m:t>
-              </m:r>
-            </m:sub>
-          </m:sSub>
-          <m:sSub>
-            <m:e>
-              <m:r>
-                <m:t xml:space="preserve">p</m:t>
-              </m:r>
-            </m:e>
-            <m:sub>
-              <m:r>
-                <m:t xml:space="preserve">2</m:t>
-              </m:r>
-            </m:sub>
-          </m:sSub>
-          <m:r>
-            <m:t xml:space="preserve">]</m:t>
-          </m:r>
+          </m:d>
         </m:oMath>
       </m:oMathPara>
     </w:p>
@@ -791,17 +863,20 @@
       </w:pPr>
       <m:oMathPara>
         <m:oMath>
-          <m:r>
-            <m:t xml:space="preserve">|</m:t>
-          </m:r>
-          <m:r>
-            <m:t xml:space="preserve">ℳ</m:t>
-          </m:r>
-          <m:r>
-            <m:t xml:space="preserve">|</m:t>
-          </m:r>
           <m:sSup>
-            <m:e/>
+            <m:e>
+              <m:d>
+                <m:dPr>
+                  <m:begChr m:val="|"/>
+                  <m:endChr m:val="|"/>
+                </m:dPr>
+                <m:e>
+                  <m:r>
+                    <m:t xml:space="preserve">ℳ</m:t>
+                  </m:r>
+                </m:e>
+              </m:d>
+            </m:e>
             <m:sup>
               <m:r>
                 <m:t xml:space="preserve">2</m:t>
@@ -811,26 +886,29 @@
           <m:r>
             <m:t xml:space="preserve">=</m:t>
           </m:r>
-          <m:r>
-            <m:t xml:space="preserve">|</m:t>
-          </m:r>
-          <m:sSub>
+          <m:sSup>
             <m:e>
-              <m:r>
-                <m:t xml:space="preserve">ℳ</m:t>
-              </m:r>
+              <m:d>
+                <m:dPr>
+                  <m:begChr m:val="|"/>
+                  <m:endChr m:val="|"/>
+                </m:dPr>
+                <m:e>
+                  <m:sSub>
+                    <m:e>
+                      <m:r>
+                        <m:t xml:space="preserve">ℳ</m:t>
+                      </m:r>
+                    </m:e>
+                    <m:sub>
+                      <m:r>
+                        <m:t xml:space="preserve">t</m:t>
+                      </m:r>
+                    </m:sub>
+                  </m:sSub>
+                </m:e>
+              </m:d>
             </m:e>
-            <m:sub>
-              <m:r>
-                <m:t xml:space="preserve">t</m:t>
-              </m:r>
-            </m:sub>
-          </m:sSub>
-          <m:r>
-            <m:t xml:space="preserve">|</m:t>
-          </m:r>
-          <m:sSup>
-            <m:e/>
             <m:sup>
               <m:r>
                 <m:t xml:space="preserve">2</m:t>
@@ -840,26 +918,29 @@
           <m:r>
             <m:t xml:space="preserve">+</m:t>
           </m:r>
-          <m:r>
-            <m:t xml:space="preserve">|</m:t>
-          </m:r>
-          <m:sSub>
+          <m:sSup>
             <m:e>
-              <m:r>
-                <m:t xml:space="preserve">ℳ</m:t>
-              </m:r>
+              <m:d>
+                <m:dPr>
+                  <m:begChr m:val="|"/>
+                  <m:endChr m:val="|"/>
+                </m:dPr>
+                <m:e>
+                  <m:sSub>
+                    <m:e>
+                      <m:r>
+                        <m:t xml:space="preserve">ℳ</m:t>
+                      </m:r>
+                    </m:e>
+                    <m:sub>
+                      <m:r>
+                        <m:t xml:space="preserve">u</m:t>
+                      </m:r>
+                    </m:sub>
+                  </m:sSub>
+                </m:e>
+              </m:d>
             </m:e>
-            <m:sub>
-              <m:r>
-                <m:t xml:space="preserve">u</m:t>
-              </m:r>
-            </m:sub>
-          </m:sSub>
-          <m:r>
-            <m:t xml:space="preserve">|</m:t>
-          </m:r>
-          <m:sSup>
-            <m:e/>
             <m:sup>
               <m:r>
                 <m:t xml:space="preserve">2</m:t>
@@ -873,37 +954,54 @@
             <m:t xml:space="preserve">2</m:t>
           </m:r>
           <m:r>
-            <m:t xml:space="preserve">Re</m:t>
+            <m:t xml:space="preserve"> </m:t>
           </m:r>
-          <m:sSub>
+          <m:func>
+            <m:fName>
+              <m:r>
+                <m:t xml:space="preserve">Re</m:t>
+              </m:r>
+            </m:fName>
             <m:e>
-              <m:r>
-                <m:t xml:space="preserve">ℳ</m:t>
-              </m:r>
+              <m:d>
+                <m:dPr/>
+                <m:e>
+                  <m:sSub>
+                    <m:e>
+                      <m:r>
+                        <m:t xml:space="preserve">ℳ</m:t>
+                      </m:r>
+                    </m:e>
+                    <m:sub>
+                      <m:r>
+                        <m:t xml:space="preserve">t</m:t>
+                      </m:r>
+                    </m:sub>
+                  </m:sSub>
+                  <m:r>
+                    <m:t xml:space="preserve"> </m:t>
+                  </m:r>
+                  <m:sSubSup>
+                    <m:e>
+                      <m:r>
+                        <m:t xml:space="preserve">ℳ</m:t>
+                      </m:r>
+                    </m:e>
+                    <m:sub>
+                      <m:r>
+                        <m:t xml:space="preserve">u</m:t>
+                      </m:r>
+                    </m:sub>
+                    <m:sup>
+                      <m:r>
+                        <m:t xml:space="preserve">*</m:t>
+                      </m:r>
+                    </m:sup>
+                  </m:sSubSup>
+                </m:e>
+              </m:d>
             </m:e>
-            <m:sub>
-              <m:r>
-                <m:t xml:space="preserve">t</m:t>
-              </m:r>
-            </m:sub>
-          </m:sSub>
-          <m:sSubSup>
-            <m:e>
-              <m:r>
-                <m:t xml:space="preserve">ℳ</m:t>
-              </m:r>
-            </m:e>
-            <m:sub>
-              <m:r>
-                <m:t xml:space="preserve">u</m:t>
-              </m:r>
-            </m:sub>
-            <m:sup>
-              <m:r>
-                <m:t xml:space="preserve">*</m:t>
-              </m:r>
-            </m:sup>
-          </m:sSubSup>
+          </m:func>
         </m:oMath>
       </m:oMathPara>
     </w:p>
@@ -953,6 +1051,9 @@
               </m:r>
             </m:sub>
           </m:sSub>
+          <m:r>
+            <m:t xml:space="preserve"> </m:t>
+          </m:r>
           <m:sSubSup>
             <m:e>
               <m:r>
@@ -995,185 +1096,251 @@
             </m:den>
           </m:f>
           <m:r>
-            <m:t xml:space="preserve">[</m:t>
+            <m:t xml:space="preserve"> </m:t>
           </m:r>
-          <m:r>
-            <m:t xml:space="preserve">ū</m:t>
-          </m:r>
-          <m:sSub>
+          <m:d>
+            <m:dPr>
+              <m:begChr m:val="["/>
+              <m:endChr m:val="]"/>
+            </m:dPr>
             <m:e>
               <m:r>
-                <m:t xml:space="preserve">p</m:t>
+                <m:t xml:space="preserve">ū</m:t>
               </m:r>
+              <m:d>
+                <m:dPr/>
+                <m:e>
+                  <m:sSub>
+                    <m:e>
+                      <m:r>
+                        <m:t xml:space="preserve">p</m:t>
+                      </m:r>
+                    </m:e>
+                    <m:sub>
+                      <m:r>
+                        <m:t xml:space="preserve">3</m:t>
+                      </m:r>
+                    </m:sub>
+                  </m:sSub>
+                </m:e>
+              </m:d>
+              <m:sSup>
+                <m:e>
+                  <m:r>
+                    <m:t xml:space="preserve">γ</m:t>
+                  </m:r>
+                </m:e>
+                <m:sup>
+                  <m:r>
+                    <m:t xml:space="preserve">μ</m:t>
+                  </m:r>
+                </m:sup>
+              </m:sSup>
+              <m:r>
+                <m:t xml:space="preserve">u</m:t>
+              </m:r>
+              <m:d>
+                <m:dPr/>
+                <m:e>
+                  <m:sSub>
+                    <m:e>
+                      <m:r>
+                        <m:t xml:space="preserve">p</m:t>
+                      </m:r>
+                    </m:e>
+                    <m:sub>
+                      <m:r>
+                        <m:t xml:space="preserve">1</m:t>
+                      </m:r>
+                    </m:sub>
+                  </m:sSub>
+                </m:e>
+              </m:d>
             </m:e>
-            <m:sub>
-              <m:r>
-                <m:t xml:space="preserve">3</m:t>
-              </m:r>
-            </m:sub>
-          </m:sSub>
-          <m:sSup>
+          </m:d>
+          <m:d>
+            <m:dPr>
+              <m:begChr m:val="["/>
+              <m:endChr m:val="]"/>
+            </m:dPr>
             <m:e>
               <m:r>
-                <m:t xml:space="preserve">γ</m:t>
+                <m:t xml:space="preserve">ū</m:t>
               </m:r>
+              <m:d>
+                <m:dPr/>
+                <m:e>
+                  <m:sSub>
+                    <m:e>
+                      <m:r>
+                        <m:t xml:space="preserve">p</m:t>
+                      </m:r>
+                    </m:e>
+                    <m:sub>
+                      <m:r>
+                        <m:t xml:space="preserve">4</m:t>
+                      </m:r>
+                    </m:sub>
+                  </m:sSub>
+                </m:e>
+              </m:d>
+              <m:sSub>
+                <m:e>
+                  <m:r>
+                    <m:t xml:space="preserve">γ</m:t>
+                  </m:r>
+                </m:e>
+                <m:sub>
+                  <m:r>
+                    <m:t xml:space="preserve">μ</m:t>
+                  </m:r>
+                </m:sub>
+              </m:sSub>
+              <m:r>
+                <m:t xml:space="preserve">u</m:t>
+              </m:r>
+              <m:d>
+                <m:dPr/>
+                <m:e>
+                  <m:sSub>
+                    <m:e>
+                      <m:r>
+                        <m:t xml:space="preserve">p</m:t>
+                      </m:r>
+                    </m:e>
+                    <m:sub>
+                      <m:r>
+                        <m:t xml:space="preserve">2</m:t>
+                      </m:r>
+                    </m:sub>
+                  </m:sSub>
+                </m:e>
+              </m:d>
             </m:e>
-            <m:sup>
-              <m:r>
-                <m:t xml:space="preserve">μu</m:t>
-              </m:r>
-            </m:sup>
-          </m:sSup>
-          <m:sSub>
+          </m:d>
+          <m:r>
+            <m:t xml:space="preserve"> </m:t>
+          </m:r>
+          <m:d>
+            <m:dPr>
+              <m:begChr m:val="["/>
+              <m:endChr m:val="]"/>
+            </m:dPr>
             <m:e>
               <m:r>
-                <m:t xml:space="preserve">p</m:t>
+                <m:t xml:space="preserve">ū</m:t>
               </m:r>
+              <m:d>
+                <m:dPr/>
+                <m:e>
+                  <m:sSub>
+                    <m:e>
+                      <m:r>
+                        <m:t xml:space="preserve">p</m:t>
+                      </m:r>
+                    </m:e>
+                    <m:sub>
+                      <m:r>
+                        <m:t xml:space="preserve">1</m:t>
+                      </m:r>
+                    </m:sub>
+                  </m:sSub>
+                </m:e>
+              </m:d>
+              <m:sSup>
+                <m:e>
+                  <m:r>
+                    <m:t xml:space="preserve">γ</m:t>
+                  </m:r>
+                </m:e>
+                <m:sup>
+                  <m:r>
+                    <m:t xml:space="preserve">ν</m:t>
+                  </m:r>
+                </m:sup>
+              </m:sSup>
+              <m:r>
+                <m:t xml:space="preserve">u</m:t>
+              </m:r>
+              <m:d>
+                <m:dPr/>
+                <m:e>
+                  <m:sSub>
+                    <m:e>
+                      <m:r>
+                        <m:t xml:space="preserve">p</m:t>
+                      </m:r>
+                    </m:e>
+                    <m:sub>
+                      <m:r>
+                        <m:t xml:space="preserve">4</m:t>
+                      </m:r>
+                    </m:sub>
+                  </m:sSub>
+                </m:e>
+              </m:d>
             </m:e>
-            <m:sub>
-              <m:r>
-                <m:t xml:space="preserve">1</m:t>
-              </m:r>
-            </m:sub>
-          </m:sSub>
-          <m:r>
-            <m:t xml:space="preserve">]</m:t>
-          </m:r>
-          <m:r>
-            <m:t xml:space="preserve">[</m:t>
-          </m:r>
-          <m:r>
-            <m:t xml:space="preserve">ū</m:t>
-          </m:r>
-          <m:sSub>
+          </m:d>
+          <m:d>
+            <m:dPr>
+              <m:begChr m:val="["/>
+              <m:endChr m:val="]"/>
+            </m:dPr>
             <m:e>
               <m:r>
-                <m:t xml:space="preserve">p</m:t>
+                <m:t xml:space="preserve">ū</m:t>
               </m:r>
+              <m:d>
+                <m:dPr/>
+                <m:e>
+                  <m:sSub>
+                    <m:e>
+                      <m:r>
+                        <m:t xml:space="preserve">p</m:t>
+                      </m:r>
+                    </m:e>
+                    <m:sub>
+                      <m:r>
+                        <m:t xml:space="preserve">2</m:t>
+                      </m:r>
+                    </m:sub>
+                  </m:sSub>
+                </m:e>
+              </m:d>
+              <m:sSub>
+                <m:e>
+                  <m:r>
+                    <m:t xml:space="preserve">γ</m:t>
+                  </m:r>
+                </m:e>
+                <m:sub>
+                  <m:r>
+                    <m:t xml:space="preserve">ν</m:t>
+                  </m:r>
+                </m:sub>
+              </m:sSub>
+              <m:r>
+                <m:t xml:space="preserve">u</m:t>
+              </m:r>
+              <m:d>
+                <m:dPr/>
+                <m:e>
+                  <m:sSub>
+                    <m:e>
+                      <m:r>
+                        <m:t xml:space="preserve">p</m:t>
+                      </m:r>
+                    </m:e>
+                    <m:sub>
+                      <m:r>
+                        <m:t xml:space="preserve">3</m:t>
+                      </m:r>
+                    </m:sub>
+                  </m:sSub>
+                </m:e>
+              </m:d>
             </m:e>
-            <m:sub>
-              <m:r>
-                <m:t xml:space="preserve">4</m:t>
-              </m:r>
-            </m:sub>
-          </m:sSub>
-          <m:sSub>
-            <m:e>
-              <m:r>
-                <m:t xml:space="preserve">γ</m:t>
-              </m:r>
-            </m:e>
-            <m:sub>
-              <m:r>
-                <m:t xml:space="preserve">μu</m:t>
-              </m:r>
-            </m:sub>
-          </m:sSub>
-          <m:sSub>
-            <m:e>
-              <m:r>
-                <m:t xml:space="preserve">p</m:t>
-              </m:r>
-            </m:e>
-            <m:sub>
-              <m:r>
-                <m:t xml:space="preserve">2</m:t>
-              </m:r>
-            </m:sub>
-          </m:sSub>
-          <m:r>
-            <m:t xml:space="preserve">]</m:t>
-          </m:r>
-          <m:r>
-            <m:t xml:space="preserve">[</m:t>
-          </m:r>
-          <m:r>
-            <m:t xml:space="preserve">ū</m:t>
-          </m:r>
-          <m:sSub>
-            <m:e>
-              <m:r>
-                <m:t xml:space="preserve">p</m:t>
-              </m:r>
-            </m:e>
-            <m:sub>
-              <m:r>
-                <m:t xml:space="preserve">1</m:t>
-              </m:r>
-            </m:sub>
-          </m:sSub>
-          <m:sSup>
-            <m:e>
-              <m:r>
-                <m:t xml:space="preserve">γ</m:t>
-              </m:r>
-            </m:e>
-            <m:sup>
-              <m:r>
-                <m:t xml:space="preserve">νu</m:t>
-              </m:r>
-            </m:sup>
-          </m:sSup>
-          <m:sSub>
-            <m:e>
-              <m:r>
-                <m:t xml:space="preserve">p</m:t>
-              </m:r>
-            </m:e>
-            <m:sub>
-              <m:r>
-                <m:t xml:space="preserve">4</m:t>
-              </m:r>
-            </m:sub>
-          </m:sSub>
-          <m:r>
-            <m:t xml:space="preserve">]</m:t>
-          </m:r>
-          <m:r>
-            <m:t xml:space="preserve">[</m:t>
-          </m:r>
-          <m:r>
-            <m:t xml:space="preserve">ū</m:t>
-          </m:r>
-          <m:sSub>
-            <m:e>
-              <m:r>
-                <m:t xml:space="preserve">p</m:t>
-              </m:r>
-            </m:e>
-            <m:sub>
-              <m:r>
-                <m:t xml:space="preserve">2</m:t>
-              </m:r>
-            </m:sub>
-          </m:sSub>
-          <m:sSub>
-            <m:e>
-              <m:r>
-                <m:t xml:space="preserve">γ</m:t>
-              </m:r>
-            </m:e>
-            <m:sub>
-              <m:r>
-                <m:t xml:space="preserve">νu</m:t>
-              </m:r>
-            </m:sub>
-          </m:sSub>
-          <m:sSub>
-            <m:e>
-              <m:r>
-                <m:t xml:space="preserve">p</m:t>
-              </m:r>
-            </m:e>
-            <m:sub>
-              <m:r>
-                <m:t xml:space="preserve">3</m:t>
-              </m:r>
-            </m:sub>
-          </m:sSub>
-          <m:r>
-            <m:t xml:space="preserve">]</m:t>
-          </m:r>
+          </m:d>
         </m:oMath>
       </m:oMathPara>
     </w:p>
@@ -1201,6 +1368,9 @@
               </m:r>
             </m:sub>
           </m:sSub>
+          <m:r>
+            <m:t xml:space="preserve"> </m:t>
+          </m:r>
           <m:sSub>
             <m:e>
               <m:r>
@@ -1213,6 +1383,9 @@
               </m:r>
             </m:sub>
           </m:sSub>
+          <m:r>
+            <m:t xml:space="preserve"> </m:t>
+          </m:r>
           <m:sSubSup>
             <m:e>
               <m:r>
@@ -1255,165 +1428,214 @@
             </m:den>
           </m:f>
           <m:r>
-            <m:t xml:space="preserve">,</m:t>
+            <m:t xml:space="preserve"> </m:t>
           </m:r>
-          <m:r>
-            <m:t xml:space="preserve">Tr</m:t>
-          </m:r>
-          <m:r>
-            <m:t xml:space="preserve">[</m:t>
-          </m:r>
-          <m:sSup>
+          <m:func>
+            <m:fName>
+              <m:r>
+                <m:t xml:space="preserve">Tr</m:t>
+              </m:r>
+            </m:fName>
             <m:e>
-              <m:r>
-                <m:t xml:space="preserve">γ</m:t>
-              </m:r>
+              <m:d>
+                <m:dPr>
+                  <m:begChr m:val="["/>
+                  <m:endChr m:val="]"/>
+                </m:dPr>
+                <m:e>
+                  <m:sSup>
+                    <m:e>
+                      <m:r>
+                        <m:t xml:space="preserve">γ</m:t>
+                      </m:r>
+                    </m:e>
+                    <m:sup>
+                      <m:r>
+                        <m:t xml:space="preserve">μ</m:t>
+                      </m:r>
+                    </m:sup>
+                  </m:sSup>
+                  <m:r>
+                    <m:t xml:space="preserve"> </m:t>
+                  </m:r>
+                  <m:d>
+                    <m:dPr/>
+                    <m:e>
+                      <m:sSub>
+                        <m:e>
+                          <m:acc>
+                            <m:accPr>
+                              <m:chr m:val="/"/>
+                            </m:accPr>
+                            <m:e>
+                              <m:r>
+                                <m:t xml:space="preserve">p</m:t>
+                              </m:r>
+                            </m:e>
+                          </m:acc>
+                        </m:e>
+                        <m:sub>
+                          <m:r>
+                            <m:t xml:space="preserve">1</m:t>
+                          </m:r>
+                        </m:sub>
+                      </m:sSub>
+                      <m:r>
+                        <m:t xml:space="preserve">+</m:t>
+                      </m:r>
+                      <m:r>
+                        <m:t xml:space="preserve">m</m:t>
+                      </m:r>
+                    </m:e>
+                  </m:d>
+                  <m:r>
+                    <m:t xml:space="preserve"> </m:t>
+                  </m:r>
+                  <m:sSup>
+                    <m:e>
+                      <m:r>
+                        <m:t xml:space="preserve">γ</m:t>
+                      </m:r>
+                    </m:e>
+                    <m:sup>
+                      <m:r>
+                        <m:t xml:space="preserve">ν</m:t>
+                      </m:r>
+                    </m:sup>
+                  </m:sSup>
+                  <m:r>
+                    <m:t xml:space="preserve"> </m:t>
+                  </m:r>
+                  <m:d>
+                    <m:dPr/>
+                    <m:e>
+                      <m:sSub>
+                        <m:e>
+                          <m:acc>
+                            <m:accPr>
+                              <m:chr m:val="/"/>
+                            </m:accPr>
+                            <m:e>
+                              <m:r>
+                                <m:t xml:space="preserve">p</m:t>
+                              </m:r>
+                            </m:e>
+                          </m:acc>
+                        </m:e>
+                        <m:sub>
+                          <m:r>
+                            <m:t xml:space="preserve">4</m:t>
+                          </m:r>
+                        </m:sub>
+                      </m:sSub>
+                      <m:r>
+                        <m:t xml:space="preserve">+</m:t>
+                      </m:r>
+                      <m:r>
+                        <m:t xml:space="preserve">m</m:t>
+                      </m:r>
+                    </m:e>
+                  </m:d>
+                  <m:r>
+                    <m:t xml:space="preserve"> </m:t>
+                  </m:r>
+                  <m:sSub>
+                    <m:e>
+                      <m:r>
+                        <m:t xml:space="preserve">γ</m:t>
+                      </m:r>
+                    </m:e>
+                    <m:sub>
+                      <m:r>
+                        <m:t xml:space="preserve">μ</m:t>
+                      </m:r>
+                    </m:sub>
+                  </m:sSub>
+                  <m:r>
+                    <m:t xml:space="preserve"> </m:t>
+                  </m:r>
+                  <m:d>
+                    <m:dPr/>
+                    <m:e>
+                      <m:sSub>
+                        <m:e>
+                          <m:acc>
+                            <m:accPr>
+                              <m:chr m:val="/"/>
+                            </m:accPr>
+                            <m:e>
+                              <m:r>
+                                <m:t xml:space="preserve">p</m:t>
+                              </m:r>
+                            </m:e>
+                          </m:acc>
+                        </m:e>
+                        <m:sub>
+                          <m:r>
+                            <m:t xml:space="preserve">2</m:t>
+                          </m:r>
+                        </m:sub>
+                      </m:sSub>
+                      <m:r>
+                        <m:t xml:space="preserve">+</m:t>
+                      </m:r>
+                      <m:r>
+                        <m:t xml:space="preserve">m</m:t>
+                      </m:r>
+                    </m:e>
+                  </m:d>
+                  <m:r>
+                    <m:t xml:space="preserve"> </m:t>
+                  </m:r>
+                  <m:sSub>
+                    <m:e>
+                      <m:r>
+                        <m:t xml:space="preserve">γ</m:t>
+                      </m:r>
+                    </m:e>
+                    <m:sub>
+                      <m:r>
+                        <m:t xml:space="preserve">ν</m:t>
+                      </m:r>
+                    </m:sub>
+                  </m:sSub>
+                  <m:r>
+                    <m:t xml:space="preserve"> </m:t>
+                  </m:r>
+                  <m:d>
+                    <m:dPr/>
+                    <m:e>
+                      <m:sSub>
+                        <m:e>
+                          <m:acc>
+                            <m:accPr>
+                              <m:chr m:val="/"/>
+                            </m:accPr>
+                            <m:e>
+                              <m:r>
+                                <m:t xml:space="preserve">p</m:t>
+                              </m:r>
+                            </m:e>
+                          </m:acc>
+                        </m:e>
+                        <m:sub>
+                          <m:r>
+                            <m:t xml:space="preserve">3</m:t>
+                          </m:r>
+                        </m:sub>
+                      </m:sSub>
+                      <m:r>
+                        <m:t xml:space="preserve">+</m:t>
+                      </m:r>
+                      <m:r>
+                        <m:t xml:space="preserve">m</m:t>
+                      </m:r>
+                    </m:e>
+                  </m:d>
+                </m:e>
+              </m:d>
             </m:e>
-            <m:sup>
-              <m:r>
-                <m:t xml:space="preserve">μ</m:t>
-              </m:r>
-            </m:sup>
-          </m:sSup>
-          <m:sSub>
-            <m:e>
-              <m:acc>
-                <m:accPr>
-                  <m:chr m:val="/"/>
-                </m:accPr>
-                <m:e>
-                  <m:r>
-                    <m:t xml:space="preserve">p</m:t>
-                  </m:r>
-                </m:e>
-              </m:acc>
-            </m:e>
-            <m:sub>
-              <m:r>
-                <m:t xml:space="preserve">1</m:t>
-              </m:r>
-            </m:sub>
-          </m:sSub>
-          <m:r>
-            <m:t xml:space="preserve">+</m:t>
-          </m:r>
-          <m:r>
-            <m:t xml:space="preserve">m</m:t>
-          </m:r>
-          <m:sSup>
-            <m:e>
-              <m:r>
-                <m:t xml:space="preserve">γ</m:t>
-              </m:r>
-            </m:e>
-            <m:sup>
-              <m:r>
-                <m:t xml:space="preserve">ν</m:t>
-              </m:r>
-            </m:sup>
-          </m:sSup>
-          <m:sSub>
-            <m:e>
-              <m:acc>
-                <m:accPr>
-                  <m:chr m:val="/"/>
-                </m:accPr>
-                <m:e>
-                  <m:r>
-                    <m:t xml:space="preserve">p</m:t>
-                  </m:r>
-                </m:e>
-              </m:acc>
-            </m:e>
-            <m:sub>
-              <m:r>
-                <m:t xml:space="preserve">4</m:t>
-              </m:r>
-            </m:sub>
-          </m:sSub>
-          <m:r>
-            <m:t xml:space="preserve">+</m:t>
-          </m:r>
-          <m:r>
-            <m:t xml:space="preserve">m</m:t>
-          </m:r>
-          <m:sSub>
-            <m:e>
-              <m:r>
-                <m:t xml:space="preserve">γ</m:t>
-              </m:r>
-            </m:e>
-            <m:sub>
-              <m:r>
-                <m:t xml:space="preserve">μ</m:t>
-              </m:r>
-            </m:sub>
-          </m:sSub>
-          <m:sSub>
-            <m:e>
-              <m:acc>
-                <m:accPr>
-                  <m:chr m:val="/"/>
-                </m:accPr>
-                <m:e>
-                  <m:r>
-                    <m:t xml:space="preserve">p</m:t>
-                  </m:r>
-                </m:e>
-              </m:acc>
-            </m:e>
-            <m:sub>
-              <m:r>
-                <m:t xml:space="preserve">2</m:t>
-              </m:r>
-            </m:sub>
-          </m:sSub>
-          <m:r>
-            <m:t xml:space="preserve">+</m:t>
-          </m:r>
-          <m:r>
-            <m:t xml:space="preserve">m</m:t>
-          </m:r>
-          <m:sSub>
-            <m:e>
-              <m:r>
-                <m:t xml:space="preserve">γ</m:t>
-              </m:r>
-            </m:e>
-            <m:sub>
-              <m:r>
-                <m:t xml:space="preserve">ν</m:t>
-              </m:r>
-            </m:sub>
-          </m:sSub>
-          <m:sSub>
-            <m:e>
-              <m:acc>
-                <m:accPr>
-                  <m:chr m:val="/"/>
-                </m:accPr>
-                <m:e>
-                  <m:r>
-                    <m:t xml:space="preserve">p</m:t>
-                  </m:r>
-                </m:e>
-              </m:acc>
-            </m:e>
-            <m:sub>
-              <m:r>
-                <m:t xml:space="preserve">3</m:t>
-              </m:r>
-            </m:sub>
-          </m:sSub>
-          <m:r>
-            <m:t xml:space="preserve">+</m:t>
-          </m:r>
-          <m:r>
-            <m:t xml:space="preserve">m</m:t>
-          </m:r>
-          <m:r>
-            <m:t xml:space="preserve">]</m:t>
-          </m:r>
+          </m:func>
         </m:oMath>
       </m:oMathPara>
     </w:p>
@@ -1445,6 +1667,155 @@
       </w:pPr>
       <w:r>
         <w:t>3.1 Statement</w:t>
+      </w:r>
+    </w:p>
+    <w:p>
+      <w:pPr>
+        <w:spacing w:before="100" w:after="160"/>
+        <w:jc w:val="center"/>
+      </w:pPr>
+      <m:oMathPara>
+        <m:oMath>
+          <m:sSup>
+            <m:e>
+              <m:r>
+                <m:t xml:space="preserve">γ</m:t>
+              </m:r>
+            </m:e>
+            <m:sup>
+              <m:r>
+                <m:t xml:space="preserve">μ</m:t>
+              </m:r>
+            </m:sup>
+          </m:sSup>
+          <m:r>
+            <m:t xml:space="preserve"> </m:t>
+          </m:r>
+          <m:sSup>
+            <m:e>
+              <m:r>
+                <m:t xml:space="preserve">γ</m:t>
+              </m:r>
+            </m:e>
+            <m:sup>
+              <m:r>
+                <m:t xml:space="preserve">a</m:t>
+              </m:r>
+            </m:sup>
+          </m:sSup>
+          <m:r>
+            <m:t xml:space="preserve"> </m:t>
+          </m:r>
+          <m:sSup>
+            <m:e>
+              <m:r>
+                <m:t xml:space="preserve">γ</m:t>
+              </m:r>
+            </m:e>
+            <m:sup>
+              <m:r>
+                <m:t xml:space="preserve">b</m:t>
+              </m:r>
+            </m:sup>
+          </m:sSup>
+          <m:r>
+            <m:t xml:space="preserve"> </m:t>
+          </m:r>
+          <m:sSup>
+            <m:e>
+              <m:r>
+                <m:t xml:space="preserve">γ</m:t>
+              </m:r>
+            </m:e>
+            <m:sup>
+              <m:r>
+                <m:t xml:space="preserve">c</m:t>
+              </m:r>
+            </m:sup>
+          </m:sSup>
+          <m:r>
+            <m:t xml:space="preserve"> </m:t>
+          </m:r>
+          <m:sSub>
+            <m:e>
+              <m:r>
+                <m:t xml:space="preserve">γ</m:t>
+              </m:r>
+            </m:e>
+            <m:sub>
+              <m:r>
+                <m:t xml:space="preserve">μ</m:t>
+              </m:r>
+            </m:sub>
+          </m:sSub>
+          <m:r>
+            <m:t xml:space="preserve">=</m:t>
+          </m:r>
+          <m:r>
+            <m:t xml:space="preserve">−</m:t>
+          </m:r>
+          <m:r>
+            <m:t xml:space="preserve">2</m:t>
+          </m:r>
+          <m:r>
+            <m:t xml:space="preserve"> </m:t>
+          </m:r>
+          <m:sSup>
+            <m:e>
+              <m:r>
+                <m:t xml:space="preserve">γ</m:t>
+              </m:r>
+            </m:e>
+            <m:sup>
+              <m:r>
+                <m:t xml:space="preserve">c</m:t>
+              </m:r>
+            </m:sup>
+          </m:sSup>
+          <m:r>
+            <m:t xml:space="preserve"> </m:t>
+          </m:r>
+          <m:sSup>
+            <m:e>
+              <m:r>
+                <m:t xml:space="preserve">γ</m:t>
+              </m:r>
+            </m:e>
+            <m:sup>
+              <m:r>
+                <m:t xml:space="preserve">b</m:t>
+              </m:r>
+            </m:sup>
+          </m:sSup>
+          <m:r>
+            <m:t xml:space="preserve"> </m:t>
+          </m:r>
+          <m:sSup>
+            <m:e>
+              <m:r>
+                <m:t xml:space="preserve">γ</m:t>
+              </m:r>
+            </m:e>
+            <m:sup>
+              <m:r>
+                <m:t xml:space="preserve">a</m:t>
+              </m:r>
+            </m:sup>
+          </m:sSup>
+        </m:oMath>
+      </m:oMathPara>
+    </w:p>
+    <w:p>
+      <w:pPr>
+        <w:pStyle w:val="Heading3"/>
+      </w:pPr>
+      <w:r>
+        <w:t>3.2 Derivation</w:t>
+      </w:r>
+    </w:p>
+    <w:p>
+      <w:r>
+        <w:t>Using {γ^c,γ_μ}=2δ^c_μ to rewrite γ^cγ_μ=2δ^c_μ−γ_μγ^c,</w:t>
       </w:r>
     </w:p>
     <w:p>
@@ -1517,16 +1888,98 @@
           <m:r>
             <m:t xml:space="preserve">=</m:t>
           </m:r>
+          <m:sSup>
+            <m:e>
+              <m:r>
+                <m:t xml:space="preserve">γ</m:t>
+              </m:r>
+            </m:e>
+            <m:sup>
+              <m:r>
+                <m:t xml:space="preserve">μ</m:t>
+              </m:r>
+            </m:sup>
+          </m:sSup>
+          <m:sSup>
+            <m:e>
+              <m:r>
+                <m:t xml:space="preserve">γ</m:t>
+              </m:r>
+            </m:e>
+            <m:sup>
+              <m:r>
+                <m:t xml:space="preserve">a</m:t>
+              </m:r>
+            </m:sup>
+          </m:sSup>
+          <m:sSup>
+            <m:e>
+              <m:r>
+                <m:t xml:space="preserve">γ</m:t>
+              </m:r>
+            </m:e>
+            <m:sup>
+              <m:r>
+                <m:t xml:space="preserve">b</m:t>
+              </m:r>
+            </m:sup>
+          </m:sSup>
+          <m:d>
+            <m:dPr/>
+            <m:e>
+              <m:sSubSup>
+                <m:e>
+                  <m:r>
+                    <m:t xml:space="preserve">2δ</m:t>
+                  </m:r>
+                </m:e>
+                <m:sub>
+                  <m:r>
+                    <m:t xml:space="preserve">μ</m:t>
+                  </m:r>
+                </m:sub>
+                <m:sup>
+                  <m:r>
+                    <m:t xml:space="preserve">c</m:t>
+                  </m:r>
+                </m:sup>
+              </m:sSubSup>
+              <m:r>
+                <m:t xml:space="preserve">−</m:t>
+              </m:r>
+              <m:sSub>
+                <m:e>
+                  <m:r>
+                    <m:t xml:space="preserve">γ</m:t>
+                  </m:r>
+                </m:e>
+                <m:sub>
+                  <m:r>
+                    <m:t xml:space="preserve">μ</m:t>
+                  </m:r>
+                </m:sub>
+              </m:sSub>
+              <m:sSup>
+                <m:e>
+                  <m:r>
+                    <m:t xml:space="preserve">γ</m:t>
+                  </m:r>
+                </m:e>
+                <m:sup>
+                  <m:r>
+                    <m:t xml:space="preserve">c</m:t>
+                  </m:r>
+                </m:sup>
+              </m:sSup>
+            </m:e>
+          </m:d>
           <m:r>
-            <m:t xml:space="preserve">−</m:t>
-          </m:r>
-          <m:r>
-            <m:t xml:space="preserve">2</m:t>
+            <m:t xml:space="preserve">=</m:t>
           </m:r>
           <m:sSup>
             <m:e>
               <m:r>
-                <m:t xml:space="preserve">γ</m:t>
+                <m:t xml:space="preserve">2γ</m:t>
               </m:r>
             </m:e>
             <m:sup>
@@ -1543,7 +1996,7 @@
             </m:e>
             <m:sup>
               <m:r>
-                <m:t xml:space="preserve">b</m:t>
+                <m:t xml:space="preserve">a</m:t>
               </m:r>
             </m:sup>
           </m:sSup>
@@ -1555,176 +2008,6 @@
             </m:e>
             <m:sup>
               <m:r>
-                <m:t xml:space="preserve">a</m:t>
-              </m:r>
-            </m:sup>
-          </m:sSup>
-        </m:oMath>
-      </m:oMathPara>
-    </w:p>
-    <w:p>
-      <w:pPr>
-        <w:pStyle w:val="Heading3"/>
-      </w:pPr>
-      <w:r>
-        <w:t>3.2 Derivation</w:t>
-      </w:r>
-    </w:p>
-    <w:p>
-      <w:r>
-        <w:t>Using {γ^c,γ_μ}=2δ^c_μ to rewrite γ^cγ_μ=2δ^c_μ−γ_μγ^c,</w:t>
-      </w:r>
-    </w:p>
-    <w:p>
-      <w:pPr>
-        <w:spacing w:before="100" w:after="160"/>
-        <w:jc w:val="center"/>
-      </w:pPr>
-      <m:oMathPara>
-        <m:oMath>
-          <m:sSubSup>
-            <m:e>
-              <m:sSup>
-                <m:e>
-                  <m:sSup>
-                    <m:e>
-                      <m:sSup>
-                        <m:e>
-                          <m:r>
-                            <m:t xml:space="preserve">γ</m:t>
-                          </m:r>
-                        </m:e>
-                        <m:sup>
-                          <m:r>
-                            <m:t xml:space="preserve">μγ</m:t>
-                          </m:r>
-                        </m:sup>
-                      </m:sSup>
-                    </m:e>
-                    <m:sup>
-                      <m:r>
-                        <m:t xml:space="preserve">aγ</m:t>
-                      </m:r>
-                    </m:sup>
-                  </m:sSup>
-                </m:e>
-                <m:sup>
-                  <m:r>
-                    <m:t xml:space="preserve">bγ</m:t>
-                  </m:r>
-                </m:sup>
-              </m:sSup>
-            </m:e>
-            <m:sub>
-              <m:r>
-                <m:t xml:space="preserve">μ</m:t>
-              </m:r>
-            </m:sub>
-            <m:sup>
-              <m:r>
-                <m:t xml:space="preserve">cγ</m:t>
-              </m:r>
-            </m:sup>
-          </m:sSubSup>
-          <m:r>
-            <m:t xml:space="preserve">=</m:t>
-          </m:r>
-          <m:sSup>
-            <m:e>
-              <m:sSup>
-                <m:e>
-                  <m:sSup>
-                    <m:e>
-                      <m:r>
-                        <m:t xml:space="preserve">γ</m:t>
-                      </m:r>
-                    </m:e>
-                    <m:sup>
-                      <m:r>
-                        <m:t xml:space="preserve">μγ</m:t>
-                      </m:r>
-                    </m:sup>
-                  </m:sSup>
-                </m:e>
-                <m:sup>
-                  <m:r>
-                    <m:t xml:space="preserve">aγ</m:t>
-                  </m:r>
-                </m:sup>
-              </m:sSup>
-            </m:e>
-            <m:sup>
-              <m:r>
-                <m:t xml:space="preserve">b</m:t>
-              </m:r>
-            </m:sup>
-          </m:sSup>
-          <m:sSubSup>
-            <m:e>
-              <m:r>
-                <m:t xml:space="preserve">2δ</m:t>
-              </m:r>
-            </m:e>
-            <m:sub>
-              <m:r>
-                <m:t xml:space="preserve">μ</m:t>
-              </m:r>
-            </m:sub>
-            <m:sup>
-              <m:r>
-                <m:t xml:space="preserve">c</m:t>
-              </m:r>
-            </m:sup>
-          </m:sSubSup>
-          <m:r>
-            <m:t xml:space="preserve">−</m:t>
-          </m:r>
-          <m:sSubSup>
-            <m:e>
-              <m:r>
-                <m:t xml:space="preserve">γ</m:t>
-              </m:r>
-            </m:e>
-            <m:sub>
-              <m:r>
-                <m:t xml:space="preserve">μγ</m:t>
-              </m:r>
-            </m:sub>
-            <m:sup>
-              <m:r>
-                <m:t xml:space="preserve">c</m:t>
-              </m:r>
-            </m:sup>
-          </m:sSubSup>
-          <m:r>
-            <m:t xml:space="preserve">=</m:t>
-          </m:r>
-          <m:sSup>
-            <m:e>
-              <m:sSup>
-                <m:e>
-                  <m:sSup>
-                    <m:e>
-                      <m:r>
-                        <m:t xml:space="preserve">2γ</m:t>
-                      </m:r>
-                    </m:e>
-                    <m:sup>
-                      <m:r>
-                        <m:t xml:space="preserve">cγ</m:t>
-                      </m:r>
-                    </m:sup>
-                  </m:sSup>
-                </m:e>
-                <m:sup>
-                  <m:r>
-                    <m:t xml:space="preserve">aγ</m:t>
-                  </m:r>
-                </m:sup>
-              </m:sSup>
-            </m:e>
-            <m:sup>
-              <m:r>
                 <m:t xml:space="preserve">b</m:t>
               </m:r>
             </m:sup>
@@ -1732,41 +2015,59 @@
           <m:r>
             <m:t xml:space="preserve">−</m:t>
           </m:r>
-          <m:sSubSup>
+          <m:d>
+            <m:dPr/>
             <m:e>
               <m:sSup>
                 <m:e>
-                  <m:sSup>
-                    <m:e>
-                      <m:r>
-                        <m:t xml:space="preserve">γ</m:t>
-                      </m:r>
-                    </m:e>
-                    <m:sup>
-                      <m:r>
-                        <m:t xml:space="preserve">μγ</m:t>
-                      </m:r>
-                    </m:sup>
-                  </m:sSup>
+                  <m:r>
+                    <m:t xml:space="preserve">γ</m:t>
+                  </m:r>
                 </m:e>
                 <m:sup>
                   <m:r>
-                    <m:t xml:space="preserve">aγ</m:t>
+                    <m:t xml:space="preserve">μ</m:t>
                   </m:r>
                 </m:sup>
               </m:sSup>
+              <m:sSup>
+                <m:e>
+                  <m:r>
+                    <m:t xml:space="preserve">γ</m:t>
+                  </m:r>
+                </m:e>
+                <m:sup>
+                  <m:r>
+                    <m:t xml:space="preserve">a</m:t>
+                  </m:r>
+                </m:sup>
+              </m:sSup>
+              <m:sSup>
+                <m:e>
+                  <m:r>
+                    <m:t xml:space="preserve">γ</m:t>
+                  </m:r>
+                </m:e>
+                <m:sup>
+                  <m:r>
+                    <m:t xml:space="preserve">b</m:t>
+                  </m:r>
+                </m:sup>
+              </m:sSup>
+              <m:sSub>
+                <m:e>
+                  <m:r>
+                    <m:t xml:space="preserve">γ</m:t>
+                  </m:r>
+                </m:e>
+                <m:sub>
+                  <m:r>
+                    <m:t xml:space="preserve">μ</m:t>
+                  </m:r>
+                </m:sub>
+              </m:sSub>
             </m:e>
-            <m:sub>
-              <m:r>
-                <m:t xml:space="preserve">μ</m:t>
-              </m:r>
-            </m:sub>
-            <m:sup>
-              <m:r>
-                <m:t xml:space="preserve">bγ</m:t>
-              </m:r>
-            </m:sup>
-          </m:sSubSup>
+          </m:d>
           <m:sSup>
             <m:e>
               <m:r>
@@ -1784,27 +2085,33 @@
           </m:r>
           <m:sSup>
             <m:e>
-              <m:sSup>
-                <m:e>
-                  <m:sSup>
-                    <m:e>
-                      <m:r>
-                        <m:t xml:space="preserve">2γ</m:t>
-                      </m:r>
-                    </m:e>
-                    <m:sup>
-                      <m:r>
-                        <m:t xml:space="preserve">cγ</m:t>
-                      </m:r>
-                    </m:sup>
-                  </m:sSup>
-                </m:e>
-                <m:sup>
-                  <m:r>
-                    <m:t xml:space="preserve">aγ</m:t>
-                  </m:r>
-                </m:sup>
-              </m:sSup>
+              <m:r>
+                <m:t xml:space="preserve">2γ</m:t>
+              </m:r>
+            </m:e>
+            <m:sup>
+              <m:r>
+                <m:t xml:space="preserve">c</m:t>
+              </m:r>
+            </m:sup>
+          </m:sSup>
+          <m:sSup>
+            <m:e>
+              <m:r>
+                <m:t xml:space="preserve">γ</m:t>
+              </m:r>
+            </m:e>
+            <m:sup>
+              <m:r>
+                <m:t xml:space="preserve">a</m:t>
+              </m:r>
+            </m:sup>
+          </m:sSup>
+          <m:sSup>
+            <m:e>
+              <m:r>
+                <m:t xml:space="preserve">γ</m:t>
+              </m:r>
             </m:e>
             <m:sup>
               <m:r>
@@ -1856,27 +2163,33 @@
         <m:oMath>
           <m:sSup>
             <m:e>
-              <m:sSup>
-                <m:e>
-                  <m:sSup>
-                    <m:e>
-                      <m:r>
-                        <m:t xml:space="preserve">2γ</m:t>
-                      </m:r>
-                    </m:e>
-                    <m:sup>
-                      <m:r>
-                        <m:t xml:space="preserve">cγ</m:t>
-                      </m:r>
-                    </m:sup>
-                  </m:sSup>
-                </m:e>
-                <m:sup>
-                  <m:r>
-                    <m:t xml:space="preserve">aγ</m:t>
-                  </m:r>
-                </m:sup>
-              </m:sSup>
+              <m:r>
+                <m:t xml:space="preserve">2γ</m:t>
+              </m:r>
+            </m:e>
+            <m:sup>
+              <m:r>
+                <m:t xml:space="preserve">c</m:t>
+              </m:r>
+            </m:sup>
+          </m:sSup>
+          <m:sSup>
+            <m:e>
+              <m:r>
+                <m:t xml:space="preserve">γ</m:t>
+              </m:r>
+            </m:e>
+            <m:sup>
+              <m:r>
+                <m:t xml:space="preserve">a</m:t>
+              </m:r>
+            </m:sup>
+          </m:sSup>
+          <m:sSup>
+            <m:e>
+              <m:r>
+                <m:t xml:space="preserve">γ</m:t>
+              </m:r>
             </m:e>
             <m:sup>
               <m:r>
@@ -1899,23 +2212,24 @@
               </m:r>
             </m:sup>
           </m:sSup>
-          <m:sSup>
+          <m:d>
+            <m:dPr/>
             <m:e>
+              <m:sSup>
+                <m:e>
+                  <m:r>
+                    <m:t xml:space="preserve">2g</m:t>
+                  </m:r>
+                </m:e>
+                <m:sup>
+                  <m:r>
+                    <m:t xml:space="preserve">ab</m:t>
+                  </m:r>
+                </m:sup>
+              </m:sSup>
               <m:r>
-                <m:t xml:space="preserve">2g</m:t>
+                <m:t xml:space="preserve">−</m:t>
               </m:r>
-            </m:e>
-            <m:sup>
-              <m:r>
-                <m:t xml:space="preserve">ab</m:t>
-              </m:r>
-            </m:sup>
-          </m:sSup>
-          <m:r>
-            <m:t xml:space="preserve">−</m:t>
-          </m:r>
-          <m:sSup>
-            <m:e>
               <m:sSup>
                 <m:e>
                   <m:r>
@@ -1924,17 +2238,24 @@
                 </m:e>
                 <m:sup>
                   <m:r>
-                    <m:t xml:space="preserve">bγ</m:t>
+                    <m:t xml:space="preserve">b</m:t>
+                  </m:r>
+                </m:sup>
+              </m:sSup>
+              <m:sSup>
+                <m:e>
+                  <m:r>
+                    <m:t xml:space="preserve">γ</m:t>
+                  </m:r>
+                </m:e>
+                <m:sup>
+                  <m:r>
+                    <m:t xml:space="preserve">a</m:t>
                   </m:r>
                 </m:sup>
               </m:sSup>
             </m:e>
-            <m:sup>
-              <m:r>
-                <m:t xml:space="preserve">a</m:t>
-              </m:r>
-            </m:sup>
-          </m:sSup>
+          </m:d>
           <m:r>
             <m:t xml:space="preserve">=</m:t>
           </m:r>
@@ -1967,27 +2288,33 @@
           </m:r>
           <m:sSup>
             <m:e>
-              <m:sSup>
-                <m:e>
-                  <m:sSup>
-                    <m:e>
-                      <m:r>
-                        <m:t xml:space="preserve">2γ</m:t>
-                      </m:r>
-                    </m:e>
-                    <m:sup>
-                      <m:r>
-                        <m:t xml:space="preserve">cγ</m:t>
-                      </m:r>
-                    </m:sup>
-                  </m:sSup>
-                </m:e>
-                <m:sup>
-                  <m:r>
-                    <m:t xml:space="preserve">bγ</m:t>
-                  </m:r>
-                </m:sup>
-              </m:sSup>
+              <m:r>
+                <m:t xml:space="preserve">2γ</m:t>
+              </m:r>
+            </m:e>
+            <m:sup>
+              <m:r>
+                <m:t xml:space="preserve">c</m:t>
+              </m:r>
+            </m:sup>
+          </m:sSup>
+          <m:sSup>
+            <m:e>
+              <m:r>
+                <m:t xml:space="preserve">γ</m:t>
+              </m:r>
+            </m:e>
+            <m:sup>
+              <m:r>
+                <m:t xml:space="preserve">b</m:t>
+              </m:r>
+            </m:sup>
+          </m:sSup>
+          <m:sSup>
+            <m:e>
+              <m:r>
+                <m:t xml:space="preserve">γ</m:t>
+              </m:r>
             </m:e>
             <m:sup>
               <m:r>
@@ -2010,65 +2337,39 @@
       </w:pPr>
       <m:oMathPara>
         <m:oMath>
-          <m:sSubSup>
-            <m:e>
-              <m:sSup>
-                <m:e>
-                  <m:sSup>
-                    <m:e>
-                      <m:sSup>
-                        <m:e>
-                          <m:r>
-                            <m:t xml:space="preserve">γ</m:t>
-                          </m:r>
-                        </m:e>
-                        <m:sup>
-                          <m:r>
-                            <m:t xml:space="preserve">μγ</m:t>
-                          </m:r>
-                        </m:sup>
-                      </m:sSup>
-                    </m:e>
-                    <m:sup>
-                      <m:r>
-                        <m:t xml:space="preserve">aγ</m:t>
-                      </m:r>
-                    </m:sup>
-                  </m:sSup>
-                </m:e>
-                <m:sup>
-                  <m:r>
-                    <m:t xml:space="preserve">bγ</m:t>
-                  </m:r>
-                </m:sup>
-              </m:sSup>
-            </m:e>
-            <m:sub>
-              <m:r>
-                <m:t xml:space="preserve">μ</m:t>
-              </m:r>
-            </m:sub>
-            <m:sup>
-              <m:r>
-                <m:t xml:space="preserve">cγ</m:t>
-              </m:r>
-            </m:sup>
-          </m:sSubSup>
-          <m:r>
-            <m:t xml:space="preserve">=</m:t>
-          </m:r>
-          <m:r>
-            <m:t xml:space="preserve">[</m:t>
-          </m:r>
           <m:sSup>
             <m:e>
               <m:r>
-                <m:t xml:space="preserve">4g</m:t>
+                <m:t xml:space="preserve">γ</m:t>
               </m:r>
             </m:e>
             <m:sup>
               <m:r>
-                <m:t xml:space="preserve">ab</m:t>
+                <m:t xml:space="preserve">μ</m:t>
+              </m:r>
+            </m:sup>
+          </m:sSup>
+          <m:sSup>
+            <m:e>
+              <m:r>
+                <m:t xml:space="preserve">γ</m:t>
+              </m:r>
+            </m:e>
+            <m:sup>
+              <m:r>
+                <m:t xml:space="preserve">a</m:t>
+              </m:r>
+            </m:sup>
+          </m:sSup>
+          <m:sSup>
+            <m:e>
+              <m:r>
+                <m:t xml:space="preserve">γ</m:t>
+              </m:r>
+            </m:e>
+            <m:sup>
+              <m:r>
+                <m:t xml:space="preserve">b</m:t>
               </m:r>
             </m:sup>
           </m:sSup>
@@ -2084,42 +2385,92 @@
               </m:r>
             </m:sup>
           </m:sSup>
+          <m:sSub>
+            <m:e>
+              <m:r>
+                <m:t xml:space="preserve">γ</m:t>
+              </m:r>
+            </m:e>
+            <m:sub>
+              <m:r>
+                <m:t xml:space="preserve">μ</m:t>
+              </m:r>
+            </m:sub>
+          </m:sSub>
           <m:r>
-            <m:t xml:space="preserve">−</m:t>
+            <m:t xml:space="preserve">=</m:t>
           </m:r>
-          <m:sSup>
+          <m:d>
+            <m:dPr>
+              <m:begChr m:val="["/>
+              <m:endChr m:val="]"/>
+            </m:dPr>
             <m:e>
               <m:sSup>
                 <m:e>
-                  <m:sSup>
-                    <m:e>
-                      <m:r>
-                        <m:t xml:space="preserve">2γ</m:t>
-                      </m:r>
-                    </m:e>
-                    <m:sup>
-                      <m:r>
-                        <m:t xml:space="preserve">cγ</m:t>
-                      </m:r>
-                    </m:sup>
-                  </m:sSup>
+                  <m:r>
+                    <m:t xml:space="preserve">4g</m:t>
+                  </m:r>
                 </m:e>
                 <m:sup>
                   <m:r>
-                    <m:t xml:space="preserve">bγ</m:t>
+                    <m:t xml:space="preserve">ab</m:t>
+                  </m:r>
+                </m:sup>
+              </m:sSup>
+              <m:sSup>
+                <m:e>
+                  <m:r>
+                    <m:t xml:space="preserve">γ</m:t>
+                  </m:r>
+                </m:e>
+                <m:sup>
+                  <m:r>
+                    <m:t xml:space="preserve">c</m:t>
+                  </m:r>
+                </m:sup>
+              </m:sSup>
+              <m:r>
+                <m:t xml:space="preserve">−</m:t>
+              </m:r>
+              <m:sSup>
+                <m:e>
+                  <m:r>
+                    <m:t xml:space="preserve">2γ</m:t>
+                  </m:r>
+                </m:e>
+                <m:sup>
+                  <m:r>
+                    <m:t xml:space="preserve">c</m:t>
+                  </m:r>
+                </m:sup>
+              </m:sSup>
+              <m:sSup>
+                <m:e>
+                  <m:r>
+                    <m:t xml:space="preserve">γ</m:t>
+                  </m:r>
+                </m:e>
+                <m:sup>
+                  <m:r>
+                    <m:t xml:space="preserve">b</m:t>
+                  </m:r>
+                </m:sup>
+              </m:sSup>
+              <m:sSup>
+                <m:e>
+                  <m:r>
+                    <m:t xml:space="preserve">γ</m:t>
+                  </m:r>
+                </m:e>
+                <m:sup>
+                  <m:r>
+                    <m:t xml:space="preserve">a</m:t>
                   </m:r>
                 </m:sup>
               </m:sSup>
             </m:e>
-            <m:sup>
-              <m:r>
-                <m:t xml:space="preserve">a</m:t>
-              </m:r>
-            </m:sup>
-          </m:sSup>
-          <m:r>
-            <m:t xml:space="preserve">]</m:t>
-          </m:r>
+          </m:d>
           <m:r>
             <m:t xml:space="preserve">−</m:t>
           </m:r>
@@ -2156,29 +2507,38 @@
           <m:r>
             <m:t xml:space="preserve">2</m:t>
           </m:r>
+          <m:r>
+            <m:t xml:space="preserve"> </m:t>
+          </m:r>
           <m:sSup>
             <m:e>
-              <m:sSup>
-                <m:e>
-                  <m:sSup>
-                    <m:e>
-                      <m:r>
-                        <m:t xml:space="preserve">γ</m:t>
-                      </m:r>
-                    </m:e>
-                    <m:sup>
-                      <m:r>
-                        <m:t xml:space="preserve">cγ</m:t>
-                      </m:r>
-                    </m:sup>
-                  </m:sSup>
-                </m:e>
-                <m:sup>
-                  <m:r>
-                    <m:t xml:space="preserve">bγ</m:t>
-                  </m:r>
-                </m:sup>
-              </m:sSup>
+              <m:r>
+                <m:t xml:space="preserve">γ</m:t>
+              </m:r>
+            </m:e>
+            <m:sup>
+              <m:r>
+                <m:t xml:space="preserve">c</m:t>
+              </m:r>
+            </m:sup>
+          </m:sSup>
+          <m:sSup>
+            <m:e>
+              <m:r>
+                <m:t xml:space="preserve">γ</m:t>
+              </m:r>
+            </m:e>
+            <m:sup>
+              <m:r>
+                <m:t xml:space="preserve">b</m:t>
+              </m:r>
+            </m:sup>
+          </m:sSup>
+          <m:sSup>
+            <m:e>
+              <m:r>
+                <m:t xml:space="preserve">γ</m:t>
+              </m:r>
             </m:e>
             <m:sup>
               <m:r>
@@ -2248,6 +2608,9 @@
               </m:r>
             </m:sup>
           </m:sSup>
+          <m:r>
+            <m:t xml:space="preserve"> </m:t>
+          </m:r>
           <m:sSub>
             <m:e>
               <m:acc>
@@ -2267,6 +2630,9 @@
               </m:r>
             </m:sub>
           </m:sSub>
+          <m:r>
+            <m:t xml:space="preserve"> </m:t>
+          </m:r>
           <m:sSup>
             <m:e>
               <m:r>
@@ -2279,6 +2645,9 @@
               </m:r>
             </m:sup>
           </m:sSup>
+          <m:r>
+            <m:t xml:space="preserve"> </m:t>
+          </m:r>
           <m:sSub>
             <m:e>
               <m:acc>
@@ -2298,6 +2667,9 @@
               </m:r>
             </m:sub>
           </m:sSub>
+          <m:r>
+            <m:t xml:space="preserve"> </m:t>
+          </m:r>
           <m:sSub>
             <m:e>
               <m:r>
@@ -2319,6 +2691,9 @@
           <m:r>
             <m:t xml:space="preserve">2</m:t>
           </m:r>
+          <m:r>
+            <m:t xml:space="preserve"> </m:t>
+          </m:r>
           <m:sSub>
             <m:e>
               <m:acc>
@@ -2338,6 +2713,9 @@
               </m:r>
             </m:sub>
           </m:sSub>
+          <m:r>
+            <m:t xml:space="preserve"> </m:t>
+          </m:r>
           <m:sSup>
             <m:e>
               <m:r>
@@ -2350,6 +2728,9 @@
               </m:r>
             </m:sup>
           </m:sSup>
+          <m:r>
+            <m:t xml:space="preserve"> </m:t>
+          </m:r>
           <m:sSub>
             <m:e>
               <m:acc>
@@ -2384,119 +2765,147 @@
       </w:pPr>
       <m:oMathPara>
         <m:oMath>
-          <m:r>
-            <m:t xml:space="preserve">Tr</m:t>
-          </m:r>
-          <m:r>
-            <m:t xml:space="preserve">[</m:t>
-          </m:r>
-          <m:sSubSup>
+          <m:func>
+            <m:fName>
+              <m:r>
+                <m:t xml:space="preserve">Tr</m:t>
+              </m:r>
+            </m:fName>
             <m:e>
-              <m:r>
-                <m:t xml:space="preserve">γ</m:t>
-              </m:r>
-            </m:e>
-            <m:sub>
-              <m:r>
-                <m:t xml:space="preserve">1</m:t>
-              </m:r>
-            </m:sub>
-            <m:sup>
-              <m:acc>
-                <m:accPr>
-                  <m:chr m:val="/"/>
-                </m:accPr>
+              <m:d>
+                <m:dPr>
+                  <m:begChr m:val="["/>
+                  <m:endChr m:val="]"/>
+                </m:dPr>
                 <m:e>
-                  <m:r>
-                    <m:t xml:space="preserve">μp</m:t>
-                  </m:r>
-                </m:e>
-              </m:acc>
-            </m:sup>
-          </m:sSubSup>
-          <m:sSubSup>
-            <m:e>
-              <m:r>
-                <m:t xml:space="preserve">γ</m:t>
-              </m:r>
-            </m:e>
-            <m:sub>
-              <m:r>
-                <m:t xml:space="preserve">4</m:t>
-              </m:r>
-            </m:sub>
-            <m:sup>
-              <m:acc>
-                <m:accPr>
-                  <m:chr m:val="/"/>
-                </m:accPr>
-                <m:e>
-                  <m:r>
-                    <m:t xml:space="preserve">νp</m:t>
-                  </m:r>
-                </m:e>
-              </m:acc>
-            </m:sup>
-          </m:sSubSup>
-          <m:sSub>
-            <m:e>
-              <m:sSub>
-                <m:e>
-                  <m:r>
-                    <m:t xml:space="preserve">γ</m:t>
-                  </m:r>
-                </m:e>
-                <m:sub>
-                  <m:acc>
-                    <m:accPr>
-                      <m:chr m:val="/"/>
-                    </m:accPr>
+                  <m:sSup>
                     <m:e>
                       <m:r>
-                        <m:t xml:space="preserve">μp</m:t>
+                        <m:t xml:space="preserve">γ</m:t>
                       </m:r>
                     </m:e>
-                  </m:acc>
-                </m:sub>
-              </m:sSub>
-            </m:e>
-            <m:sub>
-              <m:r>
-                <m:t xml:space="preserve">2</m:t>
-              </m:r>
-            </m:sub>
-          </m:sSub>
-          <m:sSub>
-            <m:e>
-              <m:sSub>
-                <m:e>
-                  <m:r>
-                    <m:t xml:space="preserve">γ</m:t>
-                  </m:r>
-                </m:e>
-                <m:sub>
-                  <m:acc>
-                    <m:accPr>
-                      <m:chr m:val="/"/>
-                    </m:accPr>
+                    <m:sup>
+                      <m:r>
+                        <m:t xml:space="preserve">μ</m:t>
+                      </m:r>
+                    </m:sup>
+                  </m:sSup>
+                  <m:sSub>
+                    <m:e>
+                      <m:acc>
+                        <m:accPr>
+                          <m:chr m:val="/"/>
+                        </m:accPr>
+                        <m:e>
+                          <m:r>
+                            <m:t xml:space="preserve">p</m:t>
+                          </m:r>
+                        </m:e>
+                      </m:acc>
+                    </m:e>
+                    <m:sub>
+                      <m:r>
+                        <m:t xml:space="preserve">1</m:t>
+                      </m:r>
+                    </m:sub>
+                  </m:sSub>
+                  <m:sSup>
                     <m:e>
                       <m:r>
-                        <m:t xml:space="preserve">νp</m:t>
+                        <m:t xml:space="preserve">γ</m:t>
                       </m:r>
                     </m:e>
-                  </m:acc>
-                </m:sub>
-              </m:sSub>
+                    <m:sup>
+                      <m:r>
+                        <m:t xml:space="preserve">ν</m:t>
+                      </m:r>
+                    </m:sup>
+                  </m:sSup>
+                  <m:sSub>
+                    <m:e>
+                      <m:acc>
+                        <m:accPr>
+                          <m:chr m:val="/"/>
+                        </m:accPr>
+                        <m:e>
+                          <m:r>
+                            <m:t xml:space="preserve">p</m:t>
+                          </m:r>
+                        </m:e>
+                      </m:acc>
+                    </m:e>
+                    <m:sub>
+                      <m:r>
+                        <m:t xml:space="preserve">4</m:t>
+                      </m:r>
+                    </m:sub>
+                  </m:sSub>
+                  <m:sSub>
+                    <m:e>
+                      <m:r>
+                        <m:t xml:space="preserve">γ</m:t>
+                      </m:r>
+                    </m:e>
+                    <m:sub>
+                      <m:r>
+                        <m:t xml:space="preserve">μ</m:t>
+                      </m:r>
+                    </m:sub>
+                  </m:sSub>
+                  <m:sSub>
+                    <m:e>
+                      <m:acc>
+                        <m:accPr>
+                          <m:chr m:val="/"/>
+                        </m:accPr>
+                        <m:e>
+                          <m:r>
+                            <m:t xml:space="preserve">p</m:t>
+                          </m:r>
+                        </m:e>
+                      </m:acc>
+                    </m:e>
+                    <m:sub>
+                      <m:r>
+                        <m:t xml:space="preserve">2</m:t>
+                      </m:r>
+                    </m:sub>
+                  </m:sSub>
+                  <m:sSub>
+                    <m:e>
+                      <m:r>
+                        <m:t xml:space="preserve">γ</m:t>
+                      </m:r>
+                    </m:e>
+                    <m:sub>
+                      <m:r>
+                        <m:t xml:space="preserve">ν</m:t>
+                      </m:r>
+                    </m:sub>
+                  </m:sSub>
+                  <m:sSub>
+                    <m:e>
+                      <m:acc>
+                        <m:accPr>
+                          <m:chr m:val="/"/>
+                        </m:accPr>
+                        <m:e>
+                          <m:r>
+                            <m:t xml:space="preserve">p</m:t>
+                          </m:r>
+                        </m:e>
+                      </m:acc>
+                    </m:e>
+                    <m:sub>
+                      <m:r>
+                        <m:t xml:space="preserve">3</m:t>
+                      </m:r>
+                    </m:sub>
+                  </m:sSub>
+                </m:e>
+              </m:d>
             </m:e>
-            <m:sub>
-              <m:r>
-                <m:t xml:space="preserve">3</m:t>
-              </m:r>
-            </m:sub>
-          </m:sSub>
-          <m:r>
-            <m:t xml:space="preserve">]</m:t>
-          </m:r>
+          </m:func>
           <m:r>
             <m:t xml:space="preserve">=</m:t>
           </m:r>
@@ -2507,107 +2916,125 @@
             <m:t xml:space="preserve">2</m:t>
           </m:r>
           <m:r>
-            <m:t xml:space="preserve">,</m:t>
+            <m:t xml:space="preserve"> </m:t>
           </m:r>
-          <m:r>
-            <m:t xml:space="preserve">Tr</m:t>
-          </m:r>
-          <m:r>
-            <m:t xml:space="preserve">[</m:t>
-          </m:r>
-          <m:sSub>
+          <m:func>
+            <m:fName>
+              <m:r>
+                <m:t xml:space="preserve">Tr</m:t>
+              </m:r>
+            </m:fName>
             <m:e>
-              <m:acc>
-                <m:accPr>
-                  <m:chr m:val="/"/>
-                </m:accPr>
+              <m:d>
+                <m:dPr>
+                  <m:begChr m:val="["/>
+                  <m:endChr m:val="]"/>
+                </m:dPr>
                 <m:e>
-                  <m:r>
-                    <m:t xml:space="preserve">p</m:t>
-                  </m:r>
-                </m:e>
-              </m:acc>
-            </m:e>
-            <m:sub>
-              <m:r>
-                <m:t xml:space="preserve">4</m:t>
-              </m:r>
-            </m:sub>
-          </m:sSub>
-          <m:sSubSup>
-            <m:e>
-              <m:r>
-                <m:t xml:space="preserve">γ</m:t>
-              </m:r>
-            </m:e>
-            <m:sub>
-              <m:r>
-                <m:t xml:space="preserve">1</m:t>
-              </m:r>
-            </m:sub>
-            <m:sup>
-              <m:acc>
-                <m:accPr>
-                  <m:chr m:val="/"/>
-                </m:accPr>
-                <m:e>
-                  <m:r>
-                    <m:t xml:space="preserve">νp</m:t>
-                  </m:r>
-                </m:e>
-              </m:acc>
-            </m:sup>
-          </m:sSubSup>
-          <m:sSub>
-            <m:e>
-              <m:acc>
-                <m:accPr>
-                  <m:chr m:val="/"/>
-                </m:accPr>
-                <m:e>
-                  <m:r>
-                    <m:t xml:space="preserve">p</m:t>
-                  </m:r>
-                </m:e>
-              </m:acc>
-            </m:e>
-            <m:sub>
-              <m:r>
-                <m:t xml:space="preserve">2</m:t>
-              </m:r>
-            </m:sub>
-          </m:sSub>
-          <m:sSub>
-            <m:e>
-              <m:sSub>
-                <m:e>
-                  <m:r>
-                    <m:t xml:space="preserve">γ</m:t>
-                  </m:r>
-                </m:e>
-                <m:sub>
-                  <m:acc>
-                    <m:accPr>
-                      <m:chr m:val="/"/>
-                    </m:accPr>
+                  <m:sSub>
+                    <m:e>
+                      <m:acc>
+                        <m:accPr>
+                          <m:chr m:val="/"/>
+                        </m:accPr>
+                        <m:e>
+                          <m:r>
+                            <m:t xml:space="preserve">p</m:t>
+                          </m:r>
+                        </m:e>
+                      </m:acc>
+                    </m:e>
+                    <m:sub>
+                      <m:r>
+                        <m:t xml:space="preserve">4</m:t>
+                      </m:r>
+                    </m:sub>
+                  </m:sSub>
+                  <m:sSup>
                     <m:e>
                       <m:r>
-                        <m:t xml:space="preserve">νp</m:t>
+                        <m:t xml:space="preserve">γ</m:t>
                       </m:r>
                     </m:e>
-                  </m:acc>
-                </m:sub>
-              </m:sSub>
+                    <m:sup>
+                      <m:r>
+                        <m:t xml:space="preserve">ν</m:t>
+                      </m:r>
+                    </m:sup>
+                  </m:sSup>
+                  <m:sSub>
+                    <m:e>
+                      <m:acc>
+                        <m:accPr>
+                          <m:chr m:val="/"/>
+                        </m:accPr>
+                        <m:e>
+                          <m:r>
+                            <m:t xml:space="preserve">p</m:t>
+                          </m:r>
+                        </m:e>
+                      </m:acc>
+                    </m:e>
+                    <m:sub>
+                      <m:r>
+                        <m:t xml:space="preserve">1</m:t>
+                      </m:r>
+                    </m:sub>
+                  </m:sSub>
+                  <m:sSub>
+                    <m:e>
+                      <m:acc>
+                        <m:accPr>
+                          <m:chr m:val="/"/>
+                        </m:accPr>
+                        <m:e>
+                          <m:r>
+                            <m:t xml:space="preserve">p</m:t>
+                          </m:r>
+                        </m:e>
+                      </m:acc>
+                    </m:e>
+                    <m:sub>
+                      <m:r>
+                        <m:t xml:space="preserve">2</m:t>
+                      </m:r>
+                    </m:sub>
+                  </m:sSub>
+                  <m:sSub>
+                    <m:e>
+                      <m:r>
+                        <m:t xml:space="preserve">γ</m:t>
+                      </m:r>
+                    </m:e>
+                    <m:sub>
+                      <m:r>
+                        <m:t xml:space="preserve">ν</m:t>
+                      </m:r>
+                    </m:sub>
+                  </m:sSub>
+                  <m:sSub>
+                    <m:e>
+                      <m:acc>
+                        <m:accPr>
+                          <m:chr m:val="/"/>
+                        </m:accPr>
+                        <m:e>
+                          <m:r>
+                            <m:t xml:space="preserve">p</m:t>
+                          </m:r>
+                        </m:e>
+                      </m:acc>
+                    </m:e>
+                    <m:sub>
+                      <m:r>
+                        <m:t xml:space="preserve">3</m:t>
+                      </m:r>
+                    </m:sub>
+                  </m:sSub>
+                </m:e>
+              </m:d>
             </m:e>
-            <m:sub>
-              <m:r>
-                <m:t xml:space="preserve">3</m:t>
-              </m:r>
-            </m:sub>
-          </m:sSub>
-          <m:r>
-            <m:t xml:space="preserve">]</m:t>
-          </m:r>
+          </m:func>
           <m:r>
             <m:t xml:space="preserve">=</m:t>
           </m:r>
@@ -2618,110 +3045,125 @@
             <m:t xml:space="preserve">2</m:t>
           </m:r>
           <m:r>
-            <m:t xml:space="preserve">,</m:t>
+            <m:t xml:space="preserve"> </m:t>
           </m:r>
-          <m:r>
-            <m:t xml:space="preserve">Tr</m:t>
-          </m:r>
-          <m:r>
-            <m:t xml:space="preserve">[</m:t>
-          </m:r>
-          <m:sSub>
+          <m:func>
+            <m:fName>
+              <m:r>
+                <m:t xml:space="preserve">Tr</m:t>
+              </m:r>
+            </m:fName>
             <m:e>
-              <m:acc>
-                <m:accPr>
-                  <m:chr m:val="/"/>
-                </m:accPr>
+              <m:d>
+                <m:dPr>
+                  <m:begChr m:val="["/>
+                  <m:endChr m:val="]"/>
+                </m:dPr>
                 <m:e>
-                  <m:r>
-                    <m:t xml:space="preserve">p</m:t>
-                  </m:r>
+                  <m:sSub>
+                    <m:e>
+                      <m:acc>
+                        <m:accPr>
+                          <m:chr m:val="/"/>
+                        </m:accPr>
+                        <m:e>
+                          <m:r>
+                            <m:t xml:space="preserve">p</m:t>
+                          </m:r>
+                        </m:e>
+                      </m:acc>
+                    </m:e>
+                    <m:sub>
+                      <m:r>
+                        <m:t xml:space="preserve">3</m:t>
+                      </m:r>
+                    </m:sub>
+                  </m:sSub>
+                  <m:sSub>
+                    <m:e>
+                      <m:acc>
+                        <m:accPr>
+                          <m:chr m:val="/"/>
+                        </m:accPr>
+                        <m:e>
+                          <m:r>
+                            <m:t xml:space="preserve">p</m:t>
+                          </m:r>
+                        </m:e>
+                      </m:acc>
+                    </m:e>
+                    <m:sub>
+                      <m:r>
+                        <m:t xml:space="preserve">4</m:t>
+                      </m:r>
+                    </m:sub>
+                  </m:sSub>
+                  <m:sSup>
+                    <m:e>
+                      <m:r>
+                        <m:t xml:space="preserve">γ</m:t>
+                      </m:r>
+                    </m:e>
+                    <m:sup>
+                      <m:r>
+                        <m:t xml:space="preserve">ν</m:t>
+                      </m:r>
+                    </m:sup>
+                  </m:sSup>
+                  <m:sSub>
+                    <m:e>
+                      <m:acc>
+                        <m:accPr>
+                          <m:chr m:val="/"/>
+                        </m:accPr>
+                        <m:e>
+                          <m:r>
+                            <m:t xml:space="preserve">p</m:t>
+                          </m:r>
+                        </m:e>
+                      </m:acc>
+                    </m:e>
+                    <m:sub>
+                      <m:r>
+                        <m:t xml:space="preserve">1</m:t>
+                      </m:r>
+                    </m:sub>
+                  </m:sSub>
+                  <m:sSub>
+                    <m:e>
+                      <m:acc>
+                        <m:accPr>
+                          <m:chr m:val="/"/>
+                        </m:accPr>
+                        <m:e>
+                          <m:r>
+                            <m:t xml:space="preserve">p</m:t>
+                          </m:r>
+                        </m:e>
+                      </m:acc>
+                    </m:e>
+                    <m:sub>
+                      <m:r>
+                        <m:t xml:space="preserve">2</m:t>
+                      </m:r>
+                    </m:sub>
+                  </m:sSub>
+                  <m:sSub>
+                    <m:e>
+                      <m:r>
+                        <m:t xml:space="preserve">γ</m:t>
+                      </m:r>
+                    </m:e>
+                    <m:sub>
+                      <m:r>
+                        <m:t xml:space="preserve">ν</m:t>
+                      </m:r>
+                    </m:sub>
+                  </m:sSub>
                 </m:e>
-              </m:acc>
+              </m:d>
             </m:e>
-            <m:sub>
-              <m:r>
-                <m:t xml:space="preserve">3</m:t>
-              </m:r>
-            </m:sub>
-          </m:sSub>
-          <m:sSub>
-            <m:e>
-              <m:acc>
-                <m:accPr>
-                  <m:chr m:val="/"/>
-                </m:accPr>
-                <m:e>
-                  <m:r>
-                    <m:t xml:space="preserve">p</m:t>
-                  </m:r>
-                </m:e>
-              </m:acc>
-            </m:e>
-            <m:sub>
-              <m:r>
-                <m:t xml:space="preserve">4</m:t>
-              </m:r>
-            </m:sub>
-          </m:sSub>
-          <m:sSubSup>
-            <m:e>
-              <m:r>
-                <m:t xml:space="preserve">γ</m:t>
-              </m:r>
-            </m:e>
-            <m:sub>
-              <m:r>
-                <m:t xml:space="preserve">1</m:t>
-              </m:r>
-            </m:sub>
-            <m:sup>
-              <m:acc>
-                <m:accPr>
-                  <m:chr m:val="/"/>
-                </m:accPr>
-                <m:e>
-                  <m:r>
-                    <m:t xml:space="preserve">νp</m:t>
-                  </m:r>
-                </m:e>
-              </m:acc>
-            </m:sup>
-          </m:sSubSup>
-          <m:sSub>
-            <m:e>
-              <m:acc>
-                <m:accPr>
-                  <m:chr m:val="/"/>
-                </m:accPr>
-                <m:e>
-                  <m:r>
-                    <m:t xml:space="preserve">p</m:t>
-                  </m:r>
-                </m:e>
-              </m:acc>
-            </m:e>
-            <m:sub>
-              <m:r>
-                <m:t xml:space="preserve">2</m:t>
-              </m:r>
-            </m:sub>
-          </m:sSub>
-          <m:sSub>
-            <m:e>
-              <m:r>
-                <m:t xml:space="preserve">γ</m:t>
-              </m:r>
-            </m:e>
-            <m:sub>
-              <m:r>
-                <m:t xml:space="preserve">ν</m:t>
-              </m:r>
-            </m:sub>
-          </m:sSub>
-          <m:r>
-            <m:t xml:space="preserve">]</m:t>
-          </m:r>
+          </m:func>
         </m:oMath>
       </m:oMathPara>
     </w:p>
@@ -2749,6 +3191,9 @@
               </m:r>
             </m:sup>
           </m:sSup>
+          <m:r>
+            <m:t xml:space="preserve"> </m:t>
+          </m:r>
           <m:sSub>
             <m:e>
               <m:acc>
@@ -2768,6 +3213,9 @@
               </m:r>
             </m:sub>
           </m:sSub>
+          <m:r>
+            <m:t xml:space="preserve"> </m:t>
+          </m:r>
           <m:sSub>
             <m:e>
               <m:acc>
@@ -2787,6 +3235,9 @@
               </m:r>
             </m:sub>
           </m:sSub>
+          <m:r>
+            <m:t xml:space="preserve"> </m:t>
+          </m:r>
           <m:sSub>
             <m:e>
               <m:r>
@@ -2805,33 +3256,44 @@
           <m:r>
             <m:t xml:space="preserve">4</m:t>
           </m:r>
-          <m:sSub>
+          <m:r>
+            <m:t xml:space="preserve"> </m:t>
+          </m:r>
+          <m:d>
+            <m:dPr/>
             <m:e>
+              <m:sSub>
+                <m:e>
+                  <m:r>
+                    <m:t xml:space="preserve">p</m:t>
+                  </m:r>
+                </m:e>
+                <m:sub>
+                  <m:r>
+                    <m:t xml:space="preserve">1</m:t>
+                  </m:r>
+                </m:sub>
+              </m:sSub>
               <m:r>
-                <m:t xml:space="preserve">p</m:t>
+                <m:t xml:space="preserve">·</m:t>
               </m:r>
+              <m:sSub>
+                <m:e>
+                  <m:r>
+                    <m:t xml:space="preserve">p</m:t>
+                  </m:r>
+                </m:e>
+                <m:sub>
+                  <m:r>
+                    <m:t xml:space="preserve">2</m:t>
+                  </m:r>
+                </m:sub>
+              </m:sSub>
             </m:e>
-            <m:sub>
-              <m:r>
-                <m:t xml:space="preserve">1</m:t>
-              </m:r>
-            </m:sub>
-          </m:sSub>
+          </m:d>
           <m:r>
-            <m:t xml:space="preserve">·</m:t>
+            <m:t xml:space="preserve"> </m:t>
           </m:r>
-          <m:sSub>
-            <m:e>
-              <m:r>
-                <m:t xml:space="preserve">p</m:t>
-              </m:r>
-            </m:e>
-            <m:sub>
-              <m:r>
-                <m:t xml:space="preserve">2</m:t>
-              </m:r>
-            </m:sub>
-          </m:sSub>
           <m:r>
             <m:t xml:space="preserve">I</m:t>
           </m:r>
@@ -2850,119 +3312,147 @@
       </w:pPr>
       <m:oMathPara>
         <m:oMath>
-          <m:r>
-            <m:t xml:space="preserve">Tr</m:t>
-          </m:r>
-          <m:r>
-            <m:t xml:space="preserve">[</m:t>
-          </m:r>
-          <m:sSubSup>
+          <m:func>
+            <m:fName>
+              <m:r>
+                <m:t xml:space="preserve">Tr</m:t>
+              </m:r>
+            </m:fName>
             <m:e>
-              <m:r>
-                <m:t xml:space="preserve">γ</m:t>
-              </m:r>
-            </m:e>
-            <m:sub>
-              <m:r>
-                <m:t xml:space="preserve">1</m:t>
-              </m:r>
-            </m:sub>
-            <m:sup>
-              <m:acc>
-                <m:accPr>
-                  <m:chr m:val="/"/>
-                </m:accPr>
+              <m:d>
+                <m:dPr>
+                  <m:begChr m:val="["/>
+                  <m:endChr m:val="]"/>
+                </m:dPr>
                 <m:e>
-                  <m:r>
-                    <m:t xml:space="preserve">μp</m:t>
-                  </m:r>
-                </m:e>
-              </m:acc>
-            </m:sup>
-          </m:sSubSup>
-          <m:sSubSup>
-            <m:e>
-              <m:r>
-                <m:t xml:space="preserve">γ</m:t>
-              </m:r>
-            </m:e>
-            <m:sub>
-              <m:r>
-                <m:t xml:space="preserve">4</m:t>
-              </m:r>
-            </m:sub>
-            <m:sup>
-              <m:acc>
-                <m:accPr>
-                  <m:chr m:val="/"/>
-                </m:accPr>
-                <m:e>
-                  <m:r>
-                    <m:t xml:space="preserve">νp</m:t>
-                  </m:r>
-                </m:e>
-              </m:acc>
-            </m:sup>
-          </m:sSubSup>
-          <m:sSub>
-            <m:e>
-              <m:sSub>
-                <m:e>
-                  <m:r>
-                    <m:t xml:space="preserve">γ</m:t>
-                  </m:r>
-                </m:e>
-                <m:sub>
-                  <m:acc>
-                    <m:accPr>
-                      <m:chr m:val="/"/>
-                    </m:accPr>
+                  <m:sSup>
                     <m:e>
                       <m:r>
-                        <m:t xml:space="preserve">μp</m:t>
+                        <m:t xml:space="preserve">γ</m:t>
                       </m:r>
                     </m:e>
-                  </m:acc>
-                </m:sub>
-              </m:sSub>
-            </m:e>
-            <m:sub>
-              <m:r>
-                <m:t xml:space="preserve">2</m:t>
-              </m:r>
-            </m:sub>
-          </m:sSub>
-          <m:sSub>
-            <m:e>
-              <m:sSub>
-                <m:e>
-                  <m:r>
-                    <m:t xml:space="preserve">γ</m:t>
-                  </m:r>
-                </m:e>
-                <m:sub>
-                  <m:acc>
-                    <m:accPr>
-                      <m:chr m:val="/"/>
-                    </m:accPr>
+                    <m:sup>
+                      <m:r>
+                        <m:t xml:space="preserve">μ</m:t>
+                      </m:r>
+                    </m:sup>
+                  </m:sSup>
+                  <m:sSub>
+                    <m:e>
+                      <m:acc>
+                        <m:accPr>
+                          <m:chr m:val="/"/>
+                        </m:accPr>
+                        <m:e>
+                          <m:r>
+                            <m:t xml:space="preserve">p</m:t>
+                          </m:r>
+                        </m:e>
+                      </m:acc>
+                    </m:e>
+                    <m:sub>
+                      <m:r>
+                        <m:t xml:space="preserve">1</m:t>
+                      </m:r>
+                    </m:sub>
+                  </m:sSub>
+                  <m:sSup>
                     <m:e>
                       <m:r>
-                        <m:t xml:space="preserve">νp</m:t>
+                        <m:t xml:space="preserve">γ</m:t>
                       </m:r>
                     </m:e>
-                  </m:acc>
-                </m:sub>
-              </m:sSub>
+                    <m:sup>
+                      <m:r>
+                        <m:t xml:space="preserve">ν</m:t>
+                      </m:r>
+                    </m:sup>
+                  </m:sSup>
+                  <m:sSub>
+                    <m:e>
+                      <m:acc>
+                        <m:accPr>
+                          <m:chr m:val="/"/>
+                        </m:accPr>
+                        <m:e>
+                          <m:r>
+                            <m:t xml:space="preserve">p</m:t>
+                          </m:r>
+                        </m:e>
+                      </m:acc>
+                    </m:e>
+                    <m:sub>
+                      <m:r>
+                        <m:t xml:space="preserve">4</m:t>
+                      </m:r>
+                    </m:sub>
+                  </m:sSub>
+                  <m:sSub>
+                    <m:e>
+                      <m:r>
+                        <m:t xml:space="preserve">γ</m:t>
+                      </m:r>
+                    </m:e>
+                    <m:sub>
+                      <m:r>
+                        <m:t xml:space="preserve">μ</m:t>
+                      </m:r>
+                    </m:sub>
+                  </m:sSub>
+                  <m:sSub>
+                    <m:e>
+                      <m:acc>
+                        <m:accPr>
+                          <m:chr m:val="/"/>
+                        </m:accPr>
+                        <m:e>
+                          <m:r>
+                            <m:t xml:space="preserve">p</m:t>
+                          </m:r>
+                        </m:e>
+                      </m:acc>
+                    </m:e>
+                    <m:sub>
+                      <m:r>
+                        <m:t xml:space="preserve">2</m:t>
+                      </m:r>
+                    </m:sub>
+                  </m:sSub>
+                  <m:sSub>
+                    <m:e>
+                      <m:r>
+                        <m:t xml:space="preserve">γ</m:t>
+                      </m:r>
+                    </m:e>
+                    <m:sub>
+                      <m:r>
+                        <m:t xml:space="preserve">ν</m:t>
+                      </m:r>
+                    </m:sub>
+                  </m:sSub>
+                  <m:sSub>
+                    <m:e>
+                      <m:acc>
+                        <m:accPr>
+                          <m:chr m:val="/"/>
+                        </m:accPr>
+                        <m:e>
+                          <m:r>
+                            <m:t xml:space="preserve">p</m:t>
+                          </m:r>
+                        </m:e>
+                      </m:acc>
+                    </m:e>
+                    <m:sub>
+                      <m:r>
+                        <m:t xml:space="preserve">3</m:t>
+                      </m:r>
+                    </m:sub>
+                  </m:sSub>
+                </m:e>
+              </m:d>
             </m:e>
-            <m:sub>
-              <m:r>
-                <m:t xml:space="preserve">3</m:t>
-              </m:r>
-            </m:sub>
-          </m:sSub>
-          <m:r>
-            <m:t xml:space="preserve">]</m:t>
-          </m:r>
+          </m:func>
           <m:r>
             <m:t xml:space="preserve">=</m:t>
           </m:r>
@@ -2978,83 +3468,96 @@
           <m:r>
             <m:t xml:space="preserve">4</m:t>
           </m:r>
-          <m:sSub>
+          <m:d>
+            <m:dPr/>
             <m:e>
-              <m:r>
-                <m:t xml:space="preserve">p</m:t>
-              </m:r>
-            </m:e>
-            <m:sub>
-              <m:r>
-                <m:t xml:space="preserve">1</m:t>
-              </m:r>
-            </m:sub>
-          </m:sSub>
-          <m:r>
-            <m:t xml:space="preserve">·</m:t>
-          </m:r>
-          <m:sSub>
-            <m:e>
-              <m:r>
-                <m:t xml:space="preserve">p</m:t>
-              </m:r>
-            </m:e>
-            <m:sub>
-              <m:r>
-                <m:t xml:space="preserve">2</m:t>
-              </m:r>
-            </m:sub>
-          </m:sSub>
-          <m:r>
-            <m:t xml:space="preserve">,</m:t>
-          </m:r>
-          <m:r>
-            <m:t xml:space="preserve">Tr</m:t>
-          </m:r>
-          <m:r>
-            <m:t xml:space="preserve">[</m:t>
-          </m:r>
-          <m:sSub>
-            <m:e>
-              <m:acc>
-                <m:accPr>
-                  <m:chr m:val="/"/>
-                </m:accPr>
+              <m:sSub>
                 <m:e>
                   <m:r>
                     <m:t xml:space="preserve">p</m:t>
                   </m:r>
                 </m:e>
-              </m:acc>
-            </m:e>
-            <m:sub>
+                <m:sub>
+                  <m:r>
+                    <m:t xml:space="preserve">1</m:t>
+                  </m:r>
+                </m:sub>
+              </m:sSub>
               <m:r>
-                <m:t xml:space="preserve">3</m:t>
+                <m:t xml:space="preserve">·</m:t>
               </m:r>
-            </m:sub>
-          </m:sSub>
-          <m:sSub>
-            <m:e>
-              <m:acc>
-                <m:accPr>
-                  <m:chr m:val="/"/>
-                </m:accPr>
+              <m:sSub>
                 <m:e>
                   <m:r>
                     <m:t xml:space="preserve">p</m:t>
                   </m:r>
                 </m:e>
-              </m:acc>
+                <m:sub>
+                  <m:r>
+                    <m:t xml:space="preserve">2</m:t>
+                  </m:r>
+                </m:sub>
+              </m:sSub>
             </m:e>
-            <m:sub>
+          </m:d>
+          <m:r>
+            <m:t xml:space="preserve"> </m:t>
+          </m:r>
+          <m:func>
+            <m:fName>
               <m:r>
-                <m:t xml:space="preserve">4</m:t>
+                <m:t xml:space="preserve">Tr</m:t>
               </m:r>
-            </m:sub>
-          </m:sSub>
-          <m:r>
-            <m:t xml:space="preserve">]</m:t>
-          </m:r>
+            </m:fName>
+            <m:e>
+              <m:d>
+                <m:dPr>
+                  <m:begChr m:val="["/>
+                  <m:endChr m:val="]"/>
+                </m:dPr>
+                <m:e>
+                  <m:sSub>
+                    <m:e>
+                      <m:acc>
+                        <m:accPr>
+                          <m:chr m:val="/"/>
+                        </m:accPr>
+                        <m:e>
+                          <m:r>
+                            <m:t xml:space="preserve">p</m:t>
+                          </m:r>
+                        </m:e>
+                      </m:acc>
+                    </m:e>
+                    <m:sub>
+                      <m:r>
+                        <m:t xml:space="preserve">3</m:t>
+                      </m:r>
+                    </m:sub>
+                  </m:sSub>
+                  <m:sSub>
+                    <m:e>
+                      <m:acc>
+                        <m:accPr>
+                          <m:chr m:val="/"/>
+                        </m:accPr>
+                        <m:e>
+                          <m:r>
+                            <m:t xml:space="preserve">p</m:t>
+                          </m:r>
+                        </m:e>
+                      </m:acc>
+                    </m:e>
+                    <m:sub>
+                      <m:r>
+                        <m:t xml:space="preserve">4</m:t>
+                      </m:r>
+                    </m:sub>
+                  </m:sSub>
+                </m:e>
+              </m:d>
+            </m:e>
+          </m:func>
           <m:r>
             <m:t xml:space="preserve">=</m:t>
           </m:r>
@@ -3070,66 +3573,76 @@
           <m:r>
             <m:t xml:space="preserve">4</m:t>
           </m:r>
-          <m:sSub>
+          <m:d>
+            <m:dPr/>
             <m:e>
+              <m:sSub>
+                <m:e>
+                  <m:r>
+                    <m:t xml:space="preserve">p</m:t>
+                  </m:r>
+                </m:e>
+                <m:sub>
+                  <m:r>
+                    <m:t xml:space="preserve">1</m:t>
+                  </m:r>
+                </m:sub>
+              </m:sSub>
               <m:r>
-                <m:t xml:space="preserve">p</m:t>
+                <m:t xml:space="preserve">·</m:t>
               </m:r>
+              <m:sSub>
+                <m:e>
+                  <m:r>
+                    <m:t xml:space="preserve">p</m:t>
+                  </m:r>
+                </m:e>
+                <m:sub>
+                  <m:r>
+                    <m:t xml:space="preserve">2</m:t>
+                  </m:r>
+                </m:sub>
+              </m:sSub>
             </m:e>
-            <m:sub>
-              <m:r>
-                <m:t xml:space="preserve">1</m:t>
-              </m:r>
-            </m:sub>
-          </m:sSub>
-          <m:r>
-            <m:t xml:space="preserve">·</m:t>
-          </m:r>
-          <m:sSub>
-            <m:e>
-              <m:r>
-                <m:t xml:space="preserve">p</m:t>
-              </m:r>
-            </m:e>
-            <m:sub>
-              <m:r>
-                <m:t xml:space="preserve">2</m:t>
-              </m:r>
-            </m:sub>
-          </m:sSub>
+          </m:d>
           <m:r>
             <m:t xml:space="preserve">·</m:t>
           </m:r>
           <m:r>
             <m:t xml:space="preserve">4</m:t>
           </m:r>
-          <m:sSub>
+          <m:d>
+            <m:dPr/>
             <m:e>
+              <m:sSub>
+                <m:e>
+                  <m:r>
+                    <m:t xml:space="preserve">p</m:t>
+                  </m:r>
+                </m:e>
+                <m:sub>
+                  <m:r>
+                    <m:t xml:space="preserve">3</m:t>
+                  </m:r>
+                </m:sub>
+              </m:sSub>
               <m:r>
-                <m:t xml:space="preserve">p</m:t>
+                <m:t xml:space="preserve">·</m:t>
               </m:r>
+              <m:sSub>
+                <m:e>
+                  <m:r>
+                    <m:t xml:space="preserve">p</m:t>
+                  </m:r>
+                </m:e>
+                <m:sub>
+                  <m:r>
+                    <m:t xml:space="preserve">4</m:t>
+                  </m:r>
+                </m:sub>
+              </m:sSub>
             </m:e>
-            <m:sub>
-              <m:r>
-                <m:t xml:space="preserve">3</m:t>
-              </m:r>
-            </m:sub>
-          </m:sSub>
-          <m:r>
-            <m:t xml:space="preserve">·</m:t>
-          </m:r>
-          <m:sSub>
-            <m:e>
-              <m:r>
-                <m:t xml:space="preserve">p</m:t>
-              </m:r>
-            </m:e>
-            <m:sub>
-              <m:r>
-                <m:t xml:space="preserve">4</m:t>
-              </m:r>
-            </m:sub>
-          </m:sSub>
+          </m:d>
           <m:r>
             <m:t xml:space="preserve">=</m:t>
           </m:r>
@@ -3139,60 +3652,73 @@
           <m:r>
             <m:t xml:space="preserve">32</m:t>
           </m:r>
-          <m:sSub>
+          <m:r>
+            <m:t xml:space="preserve"> </m:t>
+          </m:r>
+          <m:d>
+            <m:dPr/>
             <m:e>
+              <m:sSub>
+                <m:e>
+                  <m:r>
+                    <m:t xml:space="preserve">p</m:t>
+                  </m:r>
+                </m:e>
+                <m:sub>
+                  <m:r>
+                    <m:t xml:space="preserve">1</m:t>
+                  </m:r>
+                </m:sub>
+              </m:sSub>
               <m:r>
-                <m:t xml:space="preserve">p</m:t>
+                <m:t xml:space="preserve">·</m:t>
               </m:r>
+              <m:sSub>
+                <m:e>
+                  <m:r>
+                    <m:t xml:space="preserve">p</m:t>
+                  </m:r>
+                </m:e>
+                <m:sub>
+                  <m:r>
+                    <m:t xml:space="preserve">2</m:t>
+                  </m:r>
+                </m:sub>
+              </m:sSub>
             </m:e>
-            <m:sub>
+          </m:d>
+          <m:d>
+            <m:dPr/>
+            <m:e>
+              <m:sSub>
+                <m:e>
+                  <m:r>
+                    <m:t xml:space="preserve">p</m:t>
+                  </m:r>
+                </m:e>
+                <m:sub>
+                  <m:r>
+                    <m:t xml:space="preserve">3</m:t>
+                  </m:r>
+                </m:sub>
+              </m:sSub>
               <m:r>
-                <m:t xml:space="preserve">1</m:t>
+                <m:t xml:space="preserve">·</m:t>
               </m:r>
-            </m:sub>
-          </m:sSub>
-          <m:r>
-            <m:t xml:space="preserve">·</m:t>
-          </m:r>
-          <m:sSub>
-            <m:e>
-              <m:r>
-                <m:t xml:space="preserve">p</m:t>
-              </m:r>
+              <m:sSub>
+                <m:e>
+                  <m:r>
+                    <m:t xml:space="preserve">p</m:t>
+                  </m:r>
+                </m:e>
+                <m:sub>
+                  <m:r>
+                    <m:t xml:space="preserve">4</m:t>
+                  </m:r>
+                </m:sub>
+              </m:sSub>
             </m:e>
-            <m:sub>
-              <m:r>
-                <m:t xml:space="preserve">2</m:t>
-              </m:r>
-            </m:sub>
-          </m:sSub>
-          <m:sSub>
-            <m:e>
-              <m:r>
-                <m:t xml:space="preserve">p</m:t>
-              </m:r>
-            </m:e>
-            <m:sub>
-              <m:r>
-                <m:t xml:space="preserve">3</m:t>
-              </m:r>
-            </m:sub>
-          </m:sSub>
-          <m:r>
-            <m:t xml:space="preserve">·</m:t>
-          </m:r>
-          <m:sSub>
-            <m:e>
-              <m:r>
-                <m:t xml:space="preserve">p</m:t>
-              </m:r>
-            </m:e>
-            <m:sub>
-              <m:r>
-                <m:t xml:space="preserve">4</m:t>
-              </m:r>
-            </m:sub>
-          </m:sSub>
+          </m:d>
         </m:oMath>
       </m:oMathPara>
     </w:p>
@@ -3221,119 +3747,147 @@
       </w:pPr>
       <m:oMathPara>
         <m:oMath>
-          <m:r>
-            <m:t xml:space="preserve">Tr</m:t>
-          </m:r>
-          <m:r>
-            <m:t xml:space="preserve">[</m:t>
-          </m:r>
-          <m:sSubSup>
+          <m:func>
+            <m:fName>
+              <m:r>
+                <m:t xml:space="preserve">Tr</m:t>
+              </m:r>
+            </m:fName>
             <m:e>
-              <m:r>
-                <m:t xml:space="preserve">γ</m:t>
-              </m:r>
-            </m:e>
-            <m:sub>
-              <m:r>
-                <m:t xml:space="preserve">1</m:t>
-              </m:r>
-            </m:sub>
-            <m:sup>
-              <m:acc>
-                <m:accPr>
-                  <m:chr m:val="/"/>
-                </m:accPr>
+              <m:d>
+                <m:dPr>
+                  <m:begChr m:val="["/>
+                  <m:endChr m:val="]"/>
+                </m:dPr>
                 <m:e>
-                  <m:r>
-                    <m:t xml:space="preserve">μp</m:t>
-                  </m:r>
-                </m:e>
-              </m:acc>
-            </m:sup>
-          </m:sSubSup>
-          <m:sSubSup>
-            <m:e>
-              <m:r>
-                <m:t xml:space="preserve">γ</m:t>
-              </m:r>
-            </m:e>
-            <m:sub>
-              <m:r>
-                <m:t xml:space="preserve">4</m:t>
-              </m:r>
-            </m:sub>
-            <m:sup>
-              <m:acc>
-                <m:accPr>
-                  <m:chr m:val="/"/>
-                </m:accPr>
-                <m:e>
-                  <m:r>
-                    <m:t xml:space="preserve">νp</m:t>
-                  </m:r>
-                </m:e>
-              </m:acc>
-            </m:sup>
-          </m:sSubSup>
-          <m:sSub>
-            <m:e>
-              <m:sSub>
-                <m:e>
-                  <m:r>
-                    <m:t xml:space="preserve">γ</m:t>
-                  </m:r>
-                </m:e>
-                <m:sub>
-                  <m:acc>
-                    <m:accPr>
-                      <m:chr m:val="/"/>
-                    </m:accPr>
+                  <m:sSup>
                     <m:e>
                       <m:r>
-                        <m:t xml:space="preserve">μp</m:t>
+                        <m:t xml:space="preserve">γ</m:t>
                       </m:r>
                     </m:e>
-                  </m:acc>
-                </m:sub>
-              </m:sSub>
-            </m:e>
-            <m:sub>
-              <m:r>
-                <m:t xml:space="preserve">2</m:t>
-              </m:r>
-            </m:sub>
-          </m:sSub>
-          <m:sSub>
-            <m:e>
-              <m:sSub>
-                <m:e>
-                  <m:r>
-                    <m:t xml:space="preserve">γ</m:t>
-                  </m:r>
-                </m:e>
-                <m:sub>
-                  <m:acc>
-                    <m:accPr>
-                      <m:chr m:val="/"/>
-                    </m:accPr>
+                    <m:sup>
+                      <m:r>
+                        <m:t xml:space="preserve">μ</m:t>
+                      </m:r>
+                    </m:sup>
+                  </m:sSup>
+                  <m:sSub>
+                    <m:e>
+                      <m:acc>
+                        <m:accPr>
+                          <m:chr m:val="/"/>
+                        </m:accPr>
+                        <m:e>
+                          <m:r>
+                            <m:t xml:space="preserve">p</m:t>
+                          </m:r>
+                        </m:e>
+                      </m:acc>
+                    </m:e>
+                    <m:sub>
+                      <m:r>
+                        <m:t xml:space="preserve">1</m:t>
+                      </m:r>
+                    </m:sub>
+                  </m:sSub>
+                  <m:sSup>
                     <m:e>
                       <m:r>
-                        <m:t xml:space="preserve">νp</m:t>
+                        <m:t xml:space="preserve">γ</m:t>
                       </m:r>
                     </m:e>
-                  </m:acc>
-                </m:sub>
-              </m:sSub>
+                    <m:sup>
+                      <m:r>
+                        <m:t xml:space="preserve">ν</m:t>
+                      </m:r>
+                    </m:sup>
+                  </m:sSup>
+                  <m:sSub>
+                    <m:e>
+                      <m:acc>
+                        <m:accPr>
+                          <m:chr m:val="/"/>
+                        </m:accPr>
+                        <m:e>
+                          <m:r>
+                            <m:t xml:space="preserve">p</m:t>
+                          </m:r>
+                        </m:e>
+                      </m:acc>
+                    </m:e>
+                    <m:sub>
+                      <m:r>
+                        <m:t xml:space="preserve">4</m:t>
+                      </m:r>
+                    </m:sub>
+                  </m:sSub>
+                  <m:sSub>
+                    <m:e>
+                      <m:r>
+                        <m:t xml:space="preserve">γ</m:t>
+                      </m:r>
+                    </m:e>
+                    <m:sub>
+                      <m:r>
+                        <m:t xml:space="preserve">μ</m:t>
+                      </m:r>
+                    </m:sub>
+                  </m:sSub>
+                  <m:sSub>
+                    <m:e>
+                      <m:acc>
+                        <m:accPr>
+                          <m:chr m:val="/"/>
+                        </m:accPr>
+                        <m:e>
+                          <m:r>
+                            <m:t xml:space="preserve">p</m:t>
+                          </m:r>
+                        </m:e>
+                      </m:acc>
+                    </m:e>
+                    <m:sub>
+                      <m:r>
+                        <m:t xml:space="preserve">2</m:t>
+                      </m:r>
+                    </m:sub>
+                  </m:sSub>
+                  <m:sSub>
+                    <m:e>
+                      <m:r>
+                        <m:t xml:space="preserve">γ</m:t>
+                      </m:r>
+                    </m:e>
+                    <m:sub>
+                      <m:r>
+                        <m:t xml:space="preserve">ν</m:t>
+                      </m:r>
+                    </m:sub>
+                  </m:sSub>
+                  <m:sSub>
+                    <m:e>
+                      <m:acc>
+                        <m:accPr>
+                          <m:chr m:val="/"/>
+                        </m:accPr>
+                        <m:e>
+                          <m:r>
+                            <m:t xml:space="preserve">p</m:t>
+                          </m:r>
+                        </m:e>
+                      </m:acc>
+                    </m:e>
+                    <m:sub>
+                      <m:r>
+                        <m:t xml:space="preserve">3</m:t>
+                      </m:r>
+                    </m:sub>
+                  </m:sSub>
+                </m:e>
+              </m:d>
             </m:e>
-            <m:sub>
-              <m:r>
-                <m:t xml:space="preserve">3</m:t>
-              </m:r>
-            </m:sub>
-          </m:sSub>
-          <m:r>
-            <m:t xml:space="preserve">]</m:t>
-          </m:r>
+          </m:func>
           <m:r>
             <m:t xml:space="preserve">=</m:t>
           </m:r>
@@ -3343,30 +3897,43 @@
           <m:r>
             <m:t xml:space="preserve">32</m:t>
           </m:r>
-          <m:f>
-            <m:num>
-              <m:r>
-                <m:t xml:space="preserve">s</m:t>
-              </m:r>
-            </m:num>
-            <m:den>
-              <m:r>
-                <m:t xml:space="preserve">2</m:t>
-              </m:r>
-            </m:den>
-          </m:f>
-          <m:f>
-            <m:num>
-              <m:r>
-                <m:t xml:space="preserve">s</m:t>
-              </m:r>
-            </m:num>
-            <m:den>
-              <m:r>
-                <m:t xml:space="preserve">2</m:t>
-              </m:r>
-            </m:den>
-          </m:f>
+          <m:r>
+            <m:t xml:space="preserve"> </m:t>
+          </m:r>
+          <m:d>
+            <m:dPr/>
+            <m:e>
+              <m:f>
+                <m:num>
+                  <m:r>
+                    <m:t xml:space="preserve">s</m:t>
+                  </m:r>
+                </m:num>
+                <m:den>
+                  <m:r>
+                    <m:t xml:space="preserve">2</m:t>
+                  </m:r>
+                </m:den>
+              </m:f>
+            </m:e>
+          </m:d>
+          <m:d>
+            <m:dPr/>
+            <m:e>
+              <m:f>
+                <m:num>
+                  <m:r>
+                    <m:t xml:space="preserve">s</m:t>
+                  </m:r>
+                </m:num>
+                <m:den>
+                  <m:r>
+                    <m:t xml:space="preserve">2</m:t>
+                  </m:r>
+                </m:den>
+              </m:f>
+            </m:e>
+          </m:d>
           <m:r>
             <m:t xml:space="preserve">=</m:t>
           </m:r>
@@ -3457,19 +4024,25 @@
             </m:den>
           </m:f>
           <m:r>
+            <m:t xml:space="preserve"> </m:t>
+          </m:r>
+          <m:r>
             <m:t xml:space="preserve">Σ</m:t>
           </m:r>
-          <m:r>
-            <m:t xml:space="preserve">|</m:t>
-          </m:r>
-          <m:r>
-            <m:t xml:space="preserve">ℳ</m:t>
-          </m:r>
-          <m:r>
-            <m:t xml:space="preserve">|</m:t>
-          </m:r>
           <m:sSup>
-            <m:e/>
+            <m:e>
+              <m:d>
+                <m:dPr>
+                  <m:begChr m:val="|"/>
+                  <m:endChr m:val="|"/>
+                </m:dPr>
+                <m:e>
+                  <m:r>
+                    <m:t xml:space="preserve">ℳ</m:t>
+                  </m:r>
+                </m:e>
+              </m:d>
+            </m:e>
             <m:sup>
               <m:r>
                 <m:t xml:space="preserve">2</m:t>
@@ -3492,128 +4065,133 @@
             </m:sup>
           </m:sSup>
           <m:r>
-            <m:t xml:space="preserve">[</m:t>
+            <m:t xml:space="preserve"> </m:t>
           </m:r>
-          <m:f>
-            <m:num>
-              <m:sSup>
-                <m:e>
+          <m:d>
+            <m:dPr>
+              <m:begChr m:val="["/>
+              <m:endChr m:val="]"/>
+            </m:dPr>
+            <m:e>
+              <m:f>
+                <m:num>
+                  <m:sSup>
+                    <m:e>
+                      <m:r>
+                        <m:t xml:space="preserve">s</m:t>
+                      </m:r>
+                    </m:e>
+                    <m:sup>
+                      <m:r>
+                        <m:t xml:space="preserve">2</m:t>
+                      </m:r>
+                    </m:sup>
+                  </m:sSup>
                   <m:r>
-                    <m:t xml:space="preserve">s</m:t>
+                    <m:t xml:space="preserve">+</m:t>
                   </m:r>
-                </m:e>
-                <m:sup>
-                  <m:r>
-                    <m:t xml:space="preserve">2</m:t>
-                  </m:r>
-                </m:sup>
-              </m:sSup>
+                  <m:sSup>
+                    <m:e>
+                      <m:r>
+                        <m:t xml:space="preserve">u</m:t>
+                      </m:r>
+                    </m:e>
+                    <m:sup>
+                      <m:r>
+                        <m:t xml:space="preserve">2</m:t>
+                      </m:r>
+                    </m:sup>
+                  </m:sSup>
+                </m:num>
+                <m:den>
+                  <m:sSup>
+                    <m:e>
+                      <m:r>
+                        <m:t xml:space="preserve">t</m:t>
+                      </m:r>
+                    </m:e>
+                    <m:sup>
+                      <m:r>
+                        <m:t xml:space="preserve">2</m:t>
+                      </m:r>
+                    </m:sup>
+                  </m:sSup>
+                </m:den>
+              </m:f>
               <m:r>
                 <m:t xml:space="preserve">+</m:t>
               </m:r>
-              <m:sSup>
-                <m:e>
+              <m:f>
+                <m:num>
+                  <m:sSup>
+                    <m:e>
+                      <m:r>
+                        <m:t xml:space="preserve">s</m:t>
+                      </m:r>
+                    </m:e>
+                    <m:sup>
+                      <m:r>
+                        <m:t xml:space="preserve">2</m:t>
+                      </m:r>
+                    </m:sup>
+                  </m:sSup>
                   <m:r>
-                    <m:t xml:space="preserve">u</m:t>
+                    <m:t xml:space="preserve">+</m:t>
                   </m:r>
-                </m:e>
-                <m:sup>
-                  <m:r>
-                    <m:t xml:space="preserve">2</m:t>
-                  </m:r>
-                </m:sup>
-              </m:sSup>
-            </m:num>
-            <m:den>
-              <m:sSup>
-                <m:e>
-                  <m:r>
-                    <m:t xml:space="preserve">t</m:t>
-                  </m:r>
-                </m:e>
-                <m:sup>
-                  <m:r>
-                    <m:t xml:space="preserve">2</m:t>
-                  </m:r>
-                </m:sup>
-              </m:sSup>
-            </m:den>
-          </m:f>
-          <m:r>
-            <m:t xml:space="preserve">+</m:t>
-          </m:r>
-          <m:f>
-            <m:num>
-              <m:sSup>
-                <m:e>
-                  <m:r>
-                    <m:t xml:space="preserve">s</m:t>
-                  </m:r>
-                </m:e>
-                <m:sup>
-                  <m:r>
-                    <m:t xml:space="preserve">2</m:t>
-                  </m:r>
-                </m:sup>
-              </m:sSup>
+                  <m:sSup>
+                    <m:e>
+                      <m:r>
+                        <m:t xml:space="preserve">t</m:t>
+                      </m:r>
+                    </m:e>
+                    <m:sup>
+                      <m:r>
+                        <m:t xml:space="preserve">2</m:t>
+                      </m:r>
+                    </m:sup>
+                  </m:sSup>
+                </m:num>
+                <m:den>
+                  <m:sSup>
+                    <m:e>
+                      <m:r>
+                        <m:t xml:space="preserve">u</m:t>
+                      </m:r>
+                    </m:e>
+                    <m:sup>
+                      <m:r>
+                        <m:t xml:space="preserve">2</m:t>
+                      </m:r>
+                    </m:sup>
+                  </m:sSup>
+                </m:den>
+              </m:f>
               <m:r>
                 <m:t xml:space="preserve">+</m:t>
               </m:r>
-              <m:sSup>
-                <m:e>
+              <m:f>
+                <m:num>
+                  <m:sSup>
+                    <m:e>
+                      <m:r>
+                        <m:t xml:space="preserve">2s</m:t>
+                      </m:r>
+                    </m:e>
+                    <m:sup>
+                      <m:r>
+                        <m:t xml:space="preserve">2</m:t>
+                      </m:r>
+                    </m:sup>
+                  </m:sSup>
+                </m:num>
+                <m:den>
                   <m:r>
-                    <m:t xml:space="preserve">t</m:t>
+                    <m:t xml:space="preserve">tu</m:t>
                   </m:r>
-                </m:e>
-                <m:sup>
-                  <m:r>
-                    <m:t xml:space="preserve">2</m:t>
-                  </m:r>
-                </m:sup>
-              </m:sSup>
-            </m:num>
-            <m:den>
-              <m:sSup>
-                <m:e>
-                  <m:r>
-                    <m:t xml:space="preserve">u</m:t>
-                  </m:r>
-                </m:e>
-                <m:sup>
-                  <m:r>
-                    <m:t xml:space="preserve">2</m:t>
-                  </m:r>
-                </m:sup>
-              </m:sSup>
-            </m:den>
-          </m:f>
-          <m:r>
-            <m:t xml:space="preserve">+</m:t>
-          </m:r>
-          <m:f>
-            <m:num>
-              <m:sSup>
-                <m:e>
-                  <m:r>
-                    <m:t xml:space="preserve">2s</m:t>
-                  </m:r>
-                </m:e>
-                <m:sup>
-                  <m:r>
-                    <m:t xml:space="preserve">2</m:t>
-                  </m:r>
-                </m:sup>
-              </m:sSup>
-            </m:num>
-            <m:den>
-              <m:r>
-                <m:t xml:space="preserve">tu</m:t>
-              </m:r>
-            </m:den>
-          </m:f>
-          <m:r>
-            <m:t xml:space="preserve">]</m:t>
-          </m:r>
+                </m:den>
+              </m:f>
+            </m:e>
+          </m:d>
         </m:oMath>
       </m:oMathPara>
     </w:p>
@@ -3657,17 +4235,20 @@
           <m:r>
             <m:t xml:space="preserve">Σ</m:t>
           </m:r>
-          <m:r>
-            <m:t xml:space="preserve">|</m:t>
-          </m:r>
-          <m:r>
-            <m:t xml:space="preserve">ℳ</m:t>
-          </m:r>
-          <m:r>
-            <m:t xml:space="preserve">|</m:t>
-          </m:r>
           <m:sSup>
-            <m:e/>
+            <m:e>
+              <m:d>
+                <m:dPr>
+                  <m:begChr m:val="|"/>
+                  <m:endChr m:val="|"/>
+                </m:dPr>
+                <m:e>
+                  <m:r>
+                    <m:t xml:space="preserve">ℳ</m:t>
+                  </m:r>
+                </m:e>
+              </m:d>
+            </m:e>
             <m:sup>
               <m:r>
                 <m:t xml:space="preserve">2</m:t>
@@ -3707,21 +4288,86 @@
               </m:sSup>
             </m:den>
           </m:f>
-          <m:r>
-            <m:t xml:space="preserve">[</m:t>
-          </m:r>
-          <m:sSup>
+          <m:d>
+            <m:dPr>
+              <m:begChr m:val="["/>
+              <m:endChr m:val="]"/>
+            </m:dPr>
             <m:e>
+              <m:sSup>
+                <m:e>
+                  <m:d>
+                    <m:dPr/>
+                    <m:e>
+                      <m:r>
+                        <m:t xml:space="preserve">s</m:t>
+                      </m:r>
+                      <m:r>
+                        <m:t xml:space="preserve">−</m:t>
+                      </m:r>
+                      <m:sSup>
+                        <m:e>
+                          <m:r>
+                            <m:t xml:space="preserve">2m</m:t>
+                          </m:r>
+                        </m:e>
+                        <m:sup>
+                          <m:r>
+                            <m:t xml:space="preserve">2</m:t>
+                          </m:r>
+                        </m:sup>
+                      </m:sSup>
+                    </m:e>
+                  </m:d>
+                </m:e>
+                <m:sup>
+                  <m:r>
+                    <m:t xml:space="preserve">2</m:t>
+                  </m:r>
+                </m:sup>
+              </m:sSup>
               <m:r>
-                <m:t xml:space="preserve">s</m:t>
+                <m:t xml:space="preserve">+</m:t>
               </m:r>
+              <m:sSup>
+                <m:e>
+                  <m:d>
+                    <m:dPr/>
+                    <m:e>
+                      <m:r>
+                        <m:t xml:space="preserve">u</m:t>
+                      </m:r>
+                      <m:r>
+                        <m:t xml:space="preserve">−</m:t>
+                      </m:r>
+                      <m:sSup>
+                        <m:e>
+                          <m:r>
+                            <m:t xml:space="preserve">2m</m:t>
+                          </m:r>
+                        </m:e>
+                        <m:sup>
+                          <m:r>
+                            <m:t xml:space="preserve">2</m:t>
+                          </m:r>
+                        </m:sup>
+                      </m:sSup>
+                    </m:e>
+                  </m:d>
+                </m:e>
+                <m:sup>
+                  <m:r>
+                    <m:t xml:space="preserve">2</m:t>
+                  </m:r>
+                </m:sup>
+              </m:sSup>
               <m:r>
-                <m:t xml:space="preserve">−</m:t>
+                <m:t xml:space="preserve">+</m:t>
               </m:r>
               <m:sSup>
                 <m:e>
                   <m:r>
-                    <m:t xml:space="preserve">2m</m:t>
+                    <m:t xml:space="preserve">4tm</m:t>
                   </m:r>
                 </m:e>
                 <m:sup>
@@ -3731,60 +4377,7 @@
                 </m:sup>
               </m:sSup>
             </m:e>
-            <m:sup>
-              <m:r>
-                <m:t xml:space="preserve">2</m:t>
-              </m:r>
-            </m:sup>
-          </m:sSup>
-          <m:r>
-            <m:t xml:space="preserve">+</m:t>
-          </m:r>
-          <m:sSup>
-            <m:e>
-              <m:r>
-                <m:t xml:space="preserve">u</m:t>
-              </m:r>
-              <m:r>
-                <m:t xml:space="preserve">−</m:t>
-              </m:r>
-              <m:sSup>
-                <m:e>
-                  <m:r>
-                    <m:t xml:space="preserve">2m</m:t>
-                  </m:r>
-                </m:e>
-                <m:sup>
-                  <m:r>
-                    <m:t xml:space="preserve">2</m:t>
-                  </m:r>
-                </m:sup>
-              </m:sSup>
-            </m:e>
-            <m:sup>
-              <m:r>
-                <m:t xml:space="preserve">2</m:t>
-              </m:r>
-            </m:sup>
-          </m:sSup>
-          <m:r>
-            <m:t xml:space="preserve">+</m:t>
-          </m:r>
-          <m:sSup>
-            <m:e>
-              <m:r>
-                <m:t xml:space="preserve">4tm</m:t>
-              </m:r>
-            </m:e>
-            <m:sup>
-              <m:r>
-                <m:t xml:space="preserve">2</m:t>
-              </m:r>
-            </m:sup>
-          </m:sSup>
-          <m:r>
-            <m:t xml:space="preserve">]</m:t>
-          </m:r>
+          </m:d>
           <m:r>
             <m:t xml:space="preserve">+</m:t>
           </m:r>
@@ -3818,21 +4411,86 @@
               </m:sSup>
             </m:den>
           </m:f>
-          <m:r>
-            <m:t xml:space="preserve">[</m:t>
-          </m:r>
-          <m:sSup>
+          <m:d>
+            <m:dPr>
+              <m:begChr m:val="["/>
+              <m:endChr m:val="]"/>
+            </m:dPr>
             <m:e>
+              <m:sSup>
+                <m:e>
+                  <m:d>
+                    <m:dPr/>
+                    <m:e>
+                      <m:r>
+                        <m:t xml:space="preserve">s</m:t>
+                      </m:r>
+                      <m:r>
+                        <m:t xml:space="preserve">−</m:t>
+                      </m:r>
+                      <m:sSup>
+                        <m:e>
+                          <m:r>
+                            <m:t xml:space="preserve">2m</m:t>
+                          </m:r>
+                        </m:e>
+                        <m:sup>
+                          <m:r>
+                            <m:t xml:space="preserve">2</m:t>
+                          </m:r>
+                        </m:sup>
+                      </m:sSup>
+                    </m:e>
+                  </m:d>
+                </m:e>
+                <m:sup>
+                  <m:r>
+                    <m:t xml:space="preserve">2</m:t>
+                  </m:r>
+                </m:sup>
+              </m:sSup>
               <m:r>
-                <m:t xml:space="preserve">s</m:t>
+                <m:t xml:space="preserve">+</m:t>
               </m:r>
+              <m:sSup>
+                <m:e>
+                  <m:d>
+                    <m:dPr/>
+                    <m:e>
+                      <m:r>
+                        <m:t xml:space="preserve">t</m:t>
+                      </m:r>
+                      <m:r>
+                        <m:t xml:space="preserve">−</m:t>
+                      </m:r>
+                      <m:sSup>
+                        <m:e>
+                          <m:r>
+                            <m:t xml:space="preserve">2m</m:t>
+                          </m:r>
+                        </m:e>
+                        <m:sup>
+                          <m:r>
+                            <m:t xml:space="preserve">2</m:t>
+                          </m:r>
+                        </m:sup>
+                      </m:sSup>
+                    </m:e>
+                  </m:d>
+                </m:e>
+                <m:sup>
+                  <m:r>
+                    <m:t xml:space="preserve">2</m:t>
+                  </m:r>
+                </m:sup>
+              </m:sSup>
               <m:r>
-                <m:t xml:space="preserve">−</m:t>
+                <m:t xml:space="preserve">+</m:t>
               </m:r>
               <m:sSup>
                 <m:e>
                   <m:r>
-                    <m:t xml:space="preserve">2m</m:t>
+                    <m:t xml:space="preserve">4um</m:t>
                   </m:r>
                 </m:e>
                 <m:sup>
@@ -3842,113 +4500,70 @@
                 </m:sup>
               </m:sSup>
             </m:e>
-            <m:sup>
-              <m:r>
-                <m:t xml:space="preserve">2</m:t>
-              </m:r>
-            </m:sup>
-          </m:sSup>
+          </m:d>
           <m:r>
             <m:t xml:space="preserve">+</m:t>
           </m:r>
-          <m:sSup>
-            <m:e>
-              <m:r>
-                <m:t xml:space="preserve">t</m:t>
-              </m:r>
-              <m:r>
-                <m:t xml:space="preserve">−</m:t>
-              </m:r>
+          <m:f>
+            <m:num>
               <m:sSup>
                 <m:e>
                   <m:r>
-                    <m:t xml:space="preserve">2m</m:t>
+                    <m:t xml:space="preserve">4e</m:t>
                   </m:r>
                 </m:e>
                 <m:sup>
                   <m:r>
-                    <m:t xml:space="preserve">2</m:t>
+                    <m:t xml:space="preserve">4</m:t>
                   </m:r>
                 </m:sup>
               </m:sSup>
-            </m:e>
-            <m:sup>
-              <m:r>
-                <m:t xml:space="preserve">2</m:t>
-              </m:r>
-            </m:sup>
-          </m:sSup>
-          <m:r>
-            <m:t xml:space="preserve">+</m:t>
-          </m:r>
-          <m:sSup>
-            <m:e>
-              <m:r>
-                <m:t xml:space="preserve">4um</m:t>
-              </m:r>
-            </m:e>
-            <m:sup>
-              <m:r>
-                <m:t xml:space="preserve">2</m:t>
-              </m:r>
-            </m:sup>
-          </m:sSup>
-          <m:r>
-            <m:t xml:space="preserve">]</m:t>
-          </m:r>
-          <m:r>
-            <m:t xml:space="preserve">+</m:t>
-          </m:r>
-          <m:sSup>
-            <m:e>
-              <m:r>
-                <m:t xml:space="preserve">4e</m:t>
-              </m:r>
-            </m:e>
-            <m:sup>
-              <m:r>
-                <m:t xml:space="preserve">4</m:t>
-              </m:r>
-            </m:sup>
-          </m:sSup>
-          <m:r>
-            <m:t xml:space="preserve">s</m:t>
-          </m:r>
-          <m:r>
-            <m:t xml:space="preserve">−</m:t>
-          </m:r>
-          <m:sSup>
-            <m:e>
-              <m:r>
-                <m:t xml:space="preserve">2m</m:t>
-              </m:r>
-            </m:e>
-            <m:sup>
-              <m:r>
-                <m:t xml:space="preserve">2</m:t>
-              </m:r>
-            </m:sup>
-          </m:sSup>
-          <m:f>
-            <m:num>
-              <m:r>
-                <m:t xml:space="preserve">s</m:t>
-              </m:r>
-              <m:r>
-                <m:t xml:space="preserve">−</m:t>
-              </m:r>
-              <m:sSup>
+              <m:d>
+                <m:dPr/>
                 <m:e>
                   <m:r>
-                    <m:t xml:space="preserve">6m</m:t>
+                    <m:t xml:space="preserve">s</m:t>
                   </m:r>
+                  <m:r>
+                    <m:t xml:space="preserve">−</m:t>
+                  </m:r>
+                  <m:sSup>
+                    <m:e>
+                      <m:r>
+                        <m:t xml:space="preserve">2m</m:t>
+                      </m:r>
+                    </m:e>
+                    <m:sup>
+                      <m:r>
+                        <m:t xml:space="preserve">2</m:t>
+                      </m:r>
+                    </m:sup>
+                  </m:sSup>
                 </m:e>
-                <m:sup>
+              </m:d>
+              <m:d>
+                <m:dPr/>
+                <m:e>
                   <m:r>
-                    <m:t xml:space="preserve">2</m:t>
+                    <m:t xml:space="preserve">s</m:t>
                   </m:r>
-                </m:sup>
-              </m:sSup>
+                  <m:r>
+                    <m:t xml:space="preserve">−</m:t>
+                  </m:r>
+                  <m:sSup>
+                    <m:e>
+                      <m:r>
+                        <m:t xml:space="preserve">6m</m:t>
+                      </m:r>
+                    </m:e>
+                    <m:sup>
+                      <m:r>
+                        <m:t xml:space="preserve">2</m:t>
+                      </m:r>
+                    </m:sup>
+                  </m:sSup>
+                </m:e>
+              </m:d>
             </m:num>
             <m:den>
               <m:r>
